--- a/Knowledge/3-Work knowledge/1-Software Engineering/2-Testing/5-My Source/1-ISTQB Foundation Level/1-Testing terms/23-Test Objectives, Test Scope, coverage, Testware and Test reporting.docx
+++ b/Knowledge/3-Work knowledge/1-Software Engineering/2-Testing/5-My Source/1-ISTQB Foundation Level/1-Testing terms/23-Test Objectives, Test Scope, coverage, Testware and Test reporting.docx
@@ -46,48 +46,39 @@
       </w:pPr>
       <w:r>
         <w:rPr>
-          <w:b/>
-          <w:shd w:val="clear" w:color="auto" w:fill="B7B7B7"/>
-        </w:rPr>
-        <w:t># Source</w:t>
-      </w:r>
-      <w:r>
-        <w:rPr>
-          <w:shd w:val="clear" w:color="auto" w:fill="B7B7B7"/>
-        </w:rPr>
-        <w:t xml:space="preserve">: </w:t>
-      </w:r>
-      <w:r>
-        <w:rPr>
-          <w:b/>
-          <w:shd w:val="clear" w:color="auto" w:fill="B7B7B7"/>
-        </w:rPr>
-        <w:t xml:space="preserve">Chatgot </w:t>
-      </w:r>
-      <w:r>
-        <w:rPr>
-          <w:b/>
-          <w:sz w:val="14"/>
+          <w:rFonts w:ascii="Arial" w:eastAsia="Arial" w:hAnsi="Arial"/>
+          <w:sz w:val="18"/>
+          <w:highlight w:val="lightGray"/>
+          <w:shd w:val="clear" w:color="auto" w:fill="B7B7B7"/>
+        </w:rPr>
+        <w:t xml:space="preserve"># Source: Chatgot </w:t>
+      </w:r>
+      <w:r>
+        <w:rPr>
+          <w:rFonts w:ascii="Arial" w:eastAsia="Arial" w:hAnsi="Arial"/>
+          <w:sz w:val="18"/>
           <w:szCs w:val="14"/>
+          <w:highlight w:val="lightGray"/>
           <w:shd w:val="clear" w:color="auto" w:fill="B7B7B7"/>
         </w:rPr>
         <w:t>(GPT</w:t>
       </w:r>
       <w:r>
         <w:rPr>
-          <w:rFonts w:ascii="Cambria Math" w:hAnsi="Cambria Math" w:cs="Cambria Math"/>
-          <w:b/>
-          <w:sz w:val="14"/>
+          <w:rFonts w:ascii="Arial" w:eastAsia="Arial" w:hAnsi="Arial" w:cs="Cambria Math"/>
+          <w:sz w:val="18"/>
           <w:szCs w:val="14"/>
+          <w:highlight w:val="lightGray"/>
           <w:shd w:val="clear" w:color="auto" w:fill="B7B7B7"/>
         </w:rPr>
         <w:t>‑</w:t>
       </w:r>
       <w:r>
         <w:rPr>
-          <w:b/>
-          <w:sz w:val="14"/>
+          <w:rFonts w:ascii="Arial" w:eastAsia="Arial" w:hAnsi="Arial"/>
+          <w:sz w:val="18"/>
           <w:szCs w:val="14"/>
+          <w:highlight w:val="lightGray"/>
           <w:shd w:val="clear" w:color="auto" w:fill="B7B7B7"/>
         </w:rPr>
         <w:t>5 Mini) at [9/4/2025]</w:t>
@@ -197,7 +188,7 @@
     </w:p>
     <w:p>
       <w:r>
-        <w:pict w14:anchorId="5A484310">
+        <w:pict w14:anchorId="6FA89B3D">
           <v:rect id="_x0000_i1025" style="width:0;height:1.5pt" o:hralign="center" o:hrstd="t" o:hr="t" fillcolor="#a0a0a0" stroked="f"/>
         </w:pict>
       </w:r>
@@ -222,48 +213,39 @@
       </w:pPr>
       <w:r>
         <w:rPr>
-          <w:b/>
-          <w:shd w:val="clear" w:color="auto" w:fill="B7B7B7"/>
-        </w:rPr>
-        <w:t># Source</w:t>
-      </w:r>
-      <w:r>
-        <w:rPr>
-          <w:shd w:val="clear" w:color="auto" w:fill="B7B7B7"/>
-        </w:rPr>
-        <w:t xml:space="preserve">: </w:t>
-      </w:r>
-      <w:r>
-        <w:rPr>
-          <w:b/>
-          <w:shd w:val="clear" w:color="auto" w:fill="B7B7B7"/>
-        </w:rPr>
-        <w:t xml:space="preserve">Chatgot </w:t>
-      </w:r>
-      <w:r>
-        <w:rPr>
-          <w:b/>
-          <w:sz w:val="14"/>
+          <w:rFonts w:ascii="Arial" w:eastAsia="Arial" w:hAnsi="Arial"/>
+          <w:sz w:val="18"/>
+          <w:highlight w:val="lightGray"/>
+          <w:shd w:val="clear" w:color="auto" w:fill="B7B7B7"/>
+        </w:rPr>
+        <w:t xml:space="preserve"># Source: Chatgot </w:t>
+      </w:r>
+      <w:r>
+        <w:rPr>
+          <w:rFonts w:ascii="Arial" w:eastAsia="Arial" w:hAnsi="Arial"/>
+          <w:sz w:val="18"/>
           <w:szCs w:val="14"/>
+          <w:highlight w:val="lightGray"/>
           <w:shd w:val="clear" w:color="auto" w:fill="B7B7B7"/>
         </w:rPr>
         <w:t>(GPT</w:t>
       </w:r>
       <w:r>
         <w:rPr>
-          <w:rFonts w:ascii="Cambria Math" w:hAnsi="Cambria Math" w:cs="Cambria Math"/>
-          <w:b/>
-          <w:sz w:val="14"/>
+          <w:rFonts w:ascii="Arial" w:eastAsia="Arial" w:hAnsi="Arial" w:cs="Cambria Math"/>
+          <w:sz w:val="18"/>
           <w:szCs w:val="14"/>
+          <w:highlight w:val="lightGray"/>
           <w:shd w:val="clear" w:color="auto" w:fill="B7B7B7"/>
         </w:rPr>
         <w:t>‑</w:t>
       </w:r>
       <w:r>
         <w:rPr>
-          <w:b/>
-          <w:sz w:val="14"/>
+          <w:rFonts w:ascii="Arial" w:eastAsia="Arial" w:hAnsi="Arial"/>
+          <w:sz w:val="18"/>
           <w:szCs w:val="14"/>
+          <w:highlight w:val="lightGray"/>
           <w:shd w:val="clear" w:color="auto" w:fill="B7B7B7"/>
         </w:rPr>
         <w:t>5 Mini) at [9/4/2025]</w:t>
@@ -406,7 +388,7 @@
     </w:p>
     <w:p>
       <w:r>
-        <w:pict w14:anchorId="214196BB">
+        <w:pict w14:anchorId="3258723D">
           <v:rect id="_x0000_i1026" style="width:0;height:1.5pt" o:hralign="center" o:hrstd="t" o:hr="t" fillcolor="#a0a0a0" stroked="f"/>
         </w:pict>
       </w:r>
@@ -431,48 +413,39 @@
       </w:pPr>
       <w:r>
         <w:rPr>
-          <w:b/>
-          <w:shd w:val="clear" w:color="auto" w:fill="B7B7B7"/>
-        </w:rPr>
-        <w:t># Source</w:t>
-      </w:r>
-      <w:r>
-        <w:rPr>
-          <w:shd w:val="clear" w:color="auto" w:fill="B7B7B7"/>
-        </w:rPr>
-        <w:t xml:space="preserve">: </w:t>
-      </w:r>
-      <w:r>
-        <w:rPr>
-          <w:b/>
-          <w:shd w:val="clear" w:color="auto" w:fill="B7B7B7"/>
-        </w:rPr>
-        <w:t xml:space="preserve">Chatgot </w:t>
-      </w:r>
-      <w:r>
-        <w:rPr>
-          <w:b/>
-          <w:sz w:val="14"/>
+          <w:rFonts w:ascii="Arial" w:eastAsia="Arial" w:hAnsi="Arial"/>
+          <w:sz w:val="18"/>
+          <w:highlight w:val="lightGray"/>
+          <w:shd w:val="clear" w:color="auto" w:fill="B7B7B7"/>
+        </w:rPr>
+        <w:t xml:space="preserve"># Source: Chatgot </w:t>
+      </w:r>
+      <w:r>
+        <w:rPr>
+          <w:rFonts w:ascii="Arial" w:eastAsia="Arial" w:hAnsi="Arial"/>
+          <w:sz w:val="18"/>
           <w:szCs w:val="14"/>
+          <w:highlight w:val="lightGray"/>
           <w:shd w:val="clear" w:color="auto" w:fill="B7B7B7"/>
         </w:rPr>
         <w:t>(GPT</w:t>
       </w:r>
       <w:r>
         <w:rPr>
-          <w:rFonts w:ascii="Cambria Math" w:hAnsi="Cambria Math" w:cs="Cambria Math"/>
-          <w:b/>
-          <w:sz w:val="14"/>
+          <w:rFonts w:ascii="Arial" w:eastAsia="Arial" w:hAnsi="Arial" w:cs="Cambria Math"/>
+          <w:sz w:val="18"/>
           <w:szCs w:val="14"/>
+          <w:highlight w:val="lightGray"/>
           <w:shd w:val="clear" w:color="auto" w:fill="B7B7B7"/>
         </w:rPr>
         <w:t>‑</w:t>
       </w:r>
       <w:r>
         <w:rPr>
-          <w:b/>
-          <w:sz w:val="14"/>
+          <w:rFonts w:ascii="Arial" w:eastAsia="Arial" w:hAnsi="Arial"/>
+          <w:sz w:val="18"/>
           <w:szCs w:val="14"/>
+          <w:highlight w:val="lightGray"/>
           <w:shd w:val="clear" w:color="auto" w:fill="B7B7B7"/>
         </w:rPr>
         <w:t>5 Mini) at [9/4/2025]</w:t>
@@ -483,9 +456,8 @@
         <w:rPr>
           <w:noProof/>
         </w:rPr>
-        <w:lastRenderedPageBreak/>
         <w:drawing>
-          <wp:inline distT="0" distB="0" distL="0" distR="0" wp14:anchorId="5DD77CB3" wp14:editId="2ED7D2F1">
+          <wp:inline distT="0" distB="0" distL="0" distR="0" wp14:anchorId="161E0AC3" wp14:editId="198F8AFC">
             <wp:extent cx="5943600" cy="3117215"/>
             <wp:effectExtent l="0" t="0" r="0" b="6985"/>
             <wp:docPr id="1110549140" name="Picture 1"/>
@@ -942,7 +914,6 @@
                 <w:b/>
                 <w:bCs/>
               </w:rPr>
-              <w:lastRenderedPageBreak/>
               <w:t>Verify compliance</w:t>
             </w:r>
           </w:p>
@@ -971,7 +942,7 @@
     </w:tbl>
     <w:p>
       <w:r>
-        <w:pict w14:anchorId="6C403635">
+        <w:pict w14:anchorId="06236A67">
           <v:rect id="_x0000_i1027" style="width:0;height:1.5pt" o:hralign="center" o:hrstd="t" o:hr="t" fillcolor="#a0a0a0" stroked="f"/>
         </w:pict>
       </w:r>
@@ -996,48 +967,39 @@
       </w:pPr>
       <w:r>
         <w:rPr>
-          <w:b/>
-          <w:shd w:val="clear" w:color="auto" w:fill="B7B7B7"/>
-        </w:rPr>
-        <w:t># Source</w:t>
-      </w:r>
-      <w:r>
-        <w:rPr>
-          <w:shd w:val="clear" w:color="auto" w:fill="B7B7B7"/>
-        </w:rPr>
-        <w:t xml:space="preserve">: </w:t>
-      </w:r>
-      <w:r>
-        <w:rPr>
-          <w:b/>
-          <w:shd w:val="clear" w:color="auto" w:fill="B7B7B7"/>
-        </w:rPr>
-        <w:t xml:space="preserve">Chatgot </w:t>
-      </w:r>
-      <w:r>
-        <w:rPr>
-          <w:b/>
-          <w:sz w:val="14"/>
+          <w:rFonts w:ascii="Arial" w:eastAsia="Arial" w:hAnsi="Arial"/>
+          <w:sz w:val="18"/>
+          <w:highlight w:val="lightGray"/>
+          <w:shd w:val="clear" w:color="auto" w:fill="B7B7B7"/>
+        </w:rPr>
+        <w:t xml:space="preserve"># Source: Chatgot </w:t>
+      </w:r>
+      <w:r>
+        <w:rPr>
+          <w:rFonts w:ascii="Arial" w:eastAsia="Arial" w:hAnsi="Arial"/>
+          <w:sz w:val="18"/>
           <w:szCs w:val="14"/>
+          <w:highlight w:val="lightGray"/>
           <w:shd w:val="clear" w:color="auto" w:fill="B7B7B7"/>
         </w:rPr>
         <w:t>(GPT</w:t>
       </w:r>
       <w:r>
         <w:rPr>
-          <w:rFonts w:ascii="Cambria Math" w:hAnsi="Cambria Math" w:cs="Cambria Math"/>
-          <w:b/>
-          <w:sz w:val="14"/>
+          <w:rFonts w:ascii="Arial" w:eastAsia="Arial" w:hAnsi="Arial" w:cs="Cambria Math"/>
+          <w:sz w:val="18"/>
           <w:szCs w:val="14"/>
+          <w:highlight w:val="lightGray"/>
           <w:shd w:val="clear" w:color="auto" w:fill="B7B7B7"/>
         </w:rPr>
         <w:t>‑</w:t>
       </w:r>
       <w:r>
         <w:rPr>
-          <w:b/>
-          <w:sz w:val="14"/>
+          <w:rFonts w:ascii="Arial" w:eastAsia="Arial" w:hAnsi="Arial"/>
+          <w:sz w:val="18"/>
           <w:szCs w:val="14"/>
+          <w:highlight w:val="lightGray"/>
           <w:shd w:val="clear" w:color="auto" w:fill="B7B7B7"/>
         </w:rPr>
         <w:t>5 Mini) at [9/4/2025]</w:t>
@@ -1165,7 +1127,7 @@
     </w:p>
     <w:p>
       <w:r>
-        <w:pict w14:anchorId="766C8AE2">
+        <w:pict w14:anchorId="17B59589">
           <v:rect id="_x0000_i1028" style="width:0;height:1.5pt" o:hralign="center" o:hrstd="t" o:hr="t" fillcolor="#a0a0a0" stroked="f"/>
         </w:pict>
       </w:r>
@@ -1190,48 +1152,39 @@
       </w:pPr>
       <w:r>
         <w:rPr>
-          <w:b/>
-          <w:shd w:val="clear" w:color="auto" w:fill="B7B7B7"/>
-        </w:rPr>
-        <w:t># Source</w:t>
-      </w:r>
-      <w:r>
-        <w:rPr>
-          <w:shd w:val="clear" w:color="auto" w:fill="B7B7B7"/>
-        </w:rPr>
-        <w:t xml:space="preserve">: </w:t>
-      </w:r>
-      <w:r>
-        <w:rPr>
-          <w:b/>
-          <w:shd w:val="clear" w:color="auto" w:fill="B7B7B7"/>
-        </w:rPr>
-        <w:t xml:space="preserve">Chatgot </w:t>
-      </w:r>
-      <w:r>
-        <w:rPr>
-          <w:b/>
-          <w:sz w:val="14"/>
+          <w:rFonts w:ascii="Arial" w:eastAsia="Arial" w:hAnsi="Arial"/>
+          <w:sz w:val="18"/>
+          <w:highlight w:val="lightGray"/>
+          <w:shd w:val="clear" w:color="auto" w:fill="B7B7B7"/>
+        </w:rPr>
+        <w:t xml:space="preserve"># Source: Chatgot </w:t>
+      </w:r>
+      <w:r>
+        <w:rPr>
+          <w:rFonts w:ascii="Arial" w:eastAsia="Arial" w:hAnsi="Arial"/>
+          <w:sz w:val="18"/>
           <w:szCs w:val="14"/>
+          <w:highlight w:val="lightGray"/>
           <w:shd w:val="clear" w:color="auto" w:fill="B7B7B7"/>
         </w:rPr>
         <w:t>(GPT</w:t>
       </w:r>
       <w:r>
         <w:rPr>
-          <w:rFonts w:ascii="Cambria Math" w:hAnsi="Cambria Math" w:cs="Cambria Math"/>
-          <w:b/>
-          <w:sz w:val="14"/>
+          <w:rFonts w:ascii="Arial" w:eastAsia="Arial" w:hAnsi="Arial" w:cs="Cambria Math"/>
+          <w:sz w:val="18"/>
           <w:szCs w:val="14"/>
+          <w:highlight w:val="lightGray"/>
           <w:shd w:val="clear" w:color="auto" w:fill="B7B7B7"/>
         </w:rPr>
         <w:t>‑</w:t>
       </w:r>
       <w:r>
         <w:rPr>
-          <w:b/>
-          <w:sz w:val="14"/>
+          <w:rFonts w:ascii="Arial" w:eastAsia="Arial" w:hAnsi="Arial"/>
+          <w:sz w:val="18"/>
           <w:szCs w:val="14"/>
+          <w:highlight w:val="lightGray"/>
           <w:shd w:val="clear" w:color="auto" w:fill="B7B7B7"/>
         </w:rPr>
         <w:t>5 Mini) at [9/4/2025]</w:t>
@@ -1301,7 +1254,7 @@
     </w:p>
     <w:p>
       <w:r>
-        <w:pict w14:anchorId="3D18F537">
+        <w:pict w14:anchorId="2C367160">
           <v:rect id="_x0000_i1029" style="width:0;height:1.5pt" o:hralign="center" o:hrstd="t" o:hr="t" fillcolor="#a0a0a0" stroked="f"/>
         </w:pict>
       </w:r>
@@ -1337,48 +1290,39 @@
       </w:pPr>
       <w:r>
         <w:rPr>
-          <w:b/>
-          <w:shd w:val="clear" w:color="auto" w:fill="B7B7B7"/>
-        </w:rPr>
-        <w:t># Source</w:t>
-      </w:r>
-      <w:r>
-        <w:rPr>
-          <w:shd w:val="clear" w:color="auto" w:fill="B7B7B7"/>
-        </w:rPr>
-        <w:t xml:space="preserve">: </w:t>
-      </w:r>
-      <w:r>
-        <w:rPr>
-          <w:b/>
-          <w:shd w:val="clear" w:color="auto" w:fill="B7B7B7"/>
-        </w:rPr>
-        <w:t xml:space="preserve">Chatgot </w:t>
-      </w:r>
-      <w:r>
-        <w:rPr>
-          <w:b/>
-          <w:sz w:val="14"/>
+          <w:rFonts w:ascii="Arial" w:eastAsia="Arial" w:hAnsi="Arial"/>
+          <w:sz w:val="18"/>
+          <w:highlight w:val="lightGray"/>
+          <w:shd w:val="clear" w:color="auto" w:fill="B7B7B7"/>
+        </w:rPr>
+        <w:t xml:space="preserve"># Source: Chatgot </w:t>
+      </w:r>
+      <w:r>
+        <w:rPr>
+          <w:rFonts w:ascii="Arial" w:eastAsia="Arial" w:hAnsi="Arial"/>
+          <w:sz w:val="18"/>
           <w:szCs w:val="14"/>
+          <w:highlight w:val="lightGray"/>
           <w:shd w:val="clear" w:color="auto" w:fill="B7B7B7"/>
         </w:rPr>
         <w:t>(GPT</w:t>
       </w:r>
       <w:r>
         <w:rPr>
-          <w:rFonts w:ascii="Cambria Math" w:hAnsi="Cambria Math" w:cs="Cambria Math"/>
-          <w:b/>
-          <w:sz w:val="14"/>
+          <w:rFonts w:ascii="Arial" w:eastAsia="Arial" w:hAnsi="Arial" w:cs="Cambria Math"/>
+          <w:sz w:val="18"/>
           <w:szCs w:val="14"/>
+          <w:highlight w:val="lightGray"/>
           <w:shd w:val="clear" w:color="auto" w:fill="B7B7B7"/>
         </w:rPr>
         <w:t>‑</w:t>
       </w:r>
       <w:r>
         <w:rPr>
-          <w:b/>
-          <w:sz w:val="14"/>
+          <w:rFonts w:ascii="Arial" w:eastAsia="Arial" w:hAnsi="Arial"/>
+          <w:sz w:val="18"/>
           <w:szCs w:val="14"/>
+          <w:highlight w:val="lightGray"/>
           <w:shd w:val="clear" w:color="auto" w:fill="B7B7B7"/>
         </w:rPr>
         <w:t>5 Mini) at [9/4/2025]</w:t>
@@ -1523,7 +1467,7 @@
     </w:p>
     <w:p>
       <w:r>
-        <w:pict w14:anchorId="0184153A">
+        <w:pict w14:anchorId="3FA84A17">
           <v:rect id="_x0000_i1030" style="width:0;height:1.5pt" o:hralign="center" o:hrstd="t" o:hr="t" fillcolor="#a0a0a0" stroked="f"/>
         </w:pict>
       </w:r>
@@ -1548,48 +1492,39 @@
       </w:pPr>
       <w:r>
         <w:rPr>
-          <w:b/>
-          <w:shd w:val="clear" w:color="auto" w:fill="B7B7B7"/>
-        </w:rPr>
-        <w:t># Source</w:t>
-      </w:r>
-      <w:r>
-        <w:rPr>
-          <w:shd w:val="clear" w:color="auto" w:fill="B7B7B7"/>
-        </w:rPr>
-        <w:t xml:space="preserve">: </w:t>
-      </w:r>
-      <w:r>
-        <w:rPr>
-          <w:b/>
-          <w:shd w:val="clear" w:color="auto" w:fill="B7B7B7"/>
-        </w:rPr>
-        <w:t xml:space="preserve">Chatgot </w:t>
-      </w:r>
-      <w:r>
-        <w:rPr>
-          <w:b/>
-          <w:sz w:val="14"/>
+          <w:rFonts w:ascii="Arial" w:eastAsia="Arial" w:hAnsi="Arial"/>
+          <w:sz w:val="18"/>
+          <w:highlight w:val="lightGray"/>
+          <w:shd w:val="clear" w:color="auto" w:fill="B7B7B7"/>
+        </w:rPr>
+        <w:t xml:space="preserve"># Source: Chatgot </w:t>
+      </w:r>
+      <w:r>
+        <w:rPr>
+          <w:rFonts w:ascii="Arial" w:eastAsia="Arial" w:hAnsi="Arial"/>
+          <w:sz w:val="18"/>
           <w:szCs w:val="14"/>
+          <w:highlight w:val="lightGray"/>
           <w:shd w:val="clear" w:color="auto" w:fill="B7B7B7"/>
         </w:rPr>
         <w:t>(GPT</w:t>
       </w:r>
       <w:r>
         <w:rPr>
-          <w:rFonts w:ascii="Cambria Math" w:hAnsi="Cambria Math" w:cs="Cambria Math"/>
-          <w:b/>
-          <w:sz w:val="14"/>
+          <w:rFonts w:ascii="Arial" w:eastAsia="Arial" w:hAnsi="Arial" w:cs="Cambria Math"/>
+          <w:sz w:val="18"/>
           <w:szCs w:val="14"/>
+          <w:highlight w:val="lightGray"/>
           <w:shd w:val="clear" w:color="auto" w:fill="B7B7B7"/>
         </w:rPr>
         <w:t>‑</w:t>
       </w:r>
       <w:r>
         <w:rPr>
-          <w:b/>
-          <w:sz w:val="14"/>
+          <w:rFonts w:ascii="Arial" w:eastAsia="Arial" w:hAnsi="Arial"/>
+          <w:sz w:val="18"/>
           <w:szCs w:val="14"/>
+          <w:highlight w:val="lightGray"/>
           <w:shd w:val="clear" w:color="auto" w:fill="B7B7B7"/>
         </w:rPr>
         <w:t>5 Mini) at [9/4/2025]</w:t>
@@ -1721,7 +1656,7 @@
     </w:p>
     <w:p>
       <w:r>
-        <w:pict w14:anchorId="432F082B">
+        <w:pict w14:anchorId="362F2282">
           <v:rect id="_x0000_i1031" style="width:0;height:1.5pt" o:hralign="center" o:hrstd="t" o:hr="t" fillcolor="#a0a0a0" stroked="f"/>
         </w:pict>
       </w:r>
@@ -1746,48 +1681,39 @@
       </w:pPr>
       <w:r>
         <w:rPr>
-          <w:b/>
-          <w:shd w:val="clear" w:color="auto" w:fill="B7B7B7"/>
-        </w:rPr>
-        <w:t># Source</w:t>
-      </w:r>
-      <w:r>
-        <w:rPr>
-          <w:shd w:val="clear" w:color="auto" w:fill="B7B7B7"/>
-        </w:rPr>
-        <w:t xml:space="preserve">: </w:t>
-      </w:r>
-      <w:r>
-        <w:rPr>
-          <w:b/>
-          <w:shd w:val="clear" w:color="auto" w:fill="B7B7B7"/>
-        </w:rPr>
-        <w:t xml:space="preserve">Chatgot </w:t>
-      </w:r>
-      <w:r>
-        <w:rPr>
-          <w:b/>
-          <w:sz w:val="14"/>
+          <w:rFonts w:ascii="Arial" w:eastAsia="Arial" w:hAnsi="Arial"/>
+          <w:sz w:val="18"/>
+          <w:highlight w:val="lightGray"/>
+          <w:shd w:val="clear" w:color="auto" w:fill="B7B7B7"/>
+        </w:rPr>
+        <w:t xml:space="preserve"># Source: Chatgot </w:t>
+      </w:r>
+      <w:r>
+        <w:rPr>
+          <w:rFonts w:ascii="Arial" w:eastAsia="Arial" w:hAnsi="Arial"/>
+          <w:sz w:val="18"/>
           <w:szCs w:val="14"/>
+          <w:highlight w:val="lightGray"/>
           <w:shd w:val="clear" w:color="auto" w:fill="B7B7B7"/>
         </w:rPr>
         <w:t>(GPT</w:t>
       </w:r>
       <w:r>
         <w:rPr>
-          <w:rFonts w:ascii="Cambria Math" w:hAnsi="Cambria Math" w:cs="Cambria Math"/>
-          <w:b/>
-          <w:sz w:val="14"/>
+          <w:rFonts w:ascii="Arial" w:eastAsia="Arial" w:hAnsi="Arial" w:cs="Cambria Math"/>
+          <w:sz w:val="18"/>
           <w:szCs w:val="14"/>
+          <w:highlight w:val="lightGray"/>
           <w:shd w:val="clear" w:color="auto" w:fill="B7B7B7"/>
         </w:rPr>
         <w:t>‑</w:t>
       </w:r>
       <w:r>
         <w:rPr>
-          <w:b/>
-          <w:sz w:val="14"/>
+          <w:rFonts w:ascii="Arial" w:eastAsia="Arial" w:hAnsi="Arial"/>
+          <w:sz w:val="18"/>
           <w:szCs w:val="14"/>
+          <w:highlight w:val="lightGray"/>
           <w:shd w:val="clear" w:color="auto" w:fill="B7B7B7"/>
         </w:rPr>
         <w:t>5 Mini) at [9/4/2025]</w:t>
@@ -1798,9 +1724,8 @@
         <w:rPr>
           <w:noProof/>
         </w:rPr>
-        <w:lastRenderedPageBreak/>
         <w:drawing>
-          <wp:inline distT="0" distB="0" distL="0" distR="0" wp14:anchorId="28C44151" wp14:editId="0C0A8B22">
+          <wp:inline distT="0" distB="0" distL="0" distR="0" wp14:anchorId="32D3A0DB" wp14:editId="7BCEAF55">
             <wp:extent cx="5943600" cy="1424940"/>
             <wp:effectExtent l="0" t="0" r="0" b="3810"/>
             <wp:docPr id="1088907347" name="Picture 1"/>
@@ -2044,7 +1969,7 @@
     </w:tbl>
     <w:p>
       <w:r>
-        <w:pict w14:anchorId="7E593901">
+        <w:pict w14:anchorId="494B9A03">
           <v:rect id="_x0000_i1032" style="width:0;height:1.5pt" o:hralign="center" o:hrstd="t" o:hr="t" fillcolor="#a0a0a0" stroked="f"/>
         </w:pict>
       </w:r>
@@ -2078,48 +2003,39 @@
       </w:pPr>
       <w:r>
         <w:rPr>
-          <w:b/>
-          <w:shd w:val="clear" w:color="auto" w:fill="B7B7B7"/>
-        </w:rPr>
-        <w:t># Source</w:t>
-      </w:r>
-      <w:r>
-        <w:rPr>
-          <w:shd w:val="clear" w:color="auto" w:fill="B7B7B7"/>
-        </w:rPr>
-        <w:t xml:space="preserve">: </w:t>
-      </w:r>
-      <w:r>
-        <w:rPr>
-          <w:b/>
-          <w:shd w:val="clear" w:color="auto" w:fill="B7B7B7"/>
-        </w:rPr>
-        <w:t xml:space="preserve">Chatgot </w:t>
-      </w:r>
-      <w:r>
-        <w:rPr>
-          <w:b/>
-          <w:sz w:val="14"/>
+          <w:rFonts w:ascii="Arial" w:eastAsia="Arial" w:hAnsi="Arial"/>
+          <w:sz w:val="18"/>
+          <w:highlight w:val="lightGray"/>
+          <w:shd w:val="clear" w:color="auto" w:fill="B7B7B7"/>
+        </w:rPr>
+        <w:t xml:space="preserve"># Source: Chatgot </w:t>
+      </w:r>
+      <w:r>
+        <w:rPr>
+          <w:rFonts w:ascii="Arial" w:eastAsia="Arial" w:hAnsi="Arial"/>
+          <w:sz w:val="18"/>
           <w:szCs w:val="14"/>
+          <w:highlight w:val="lightGray"/>
           <w:shd w:val="clear" w:color="auto" w:fill="B7B7B7"/>
         </w:rPr>
         <w:t>(GPT</w:t>
       </w:r>
       <w:r>
         <w:rPr>
-          <w:rFonts w:ascii="Cambria Math" w:hAnsi="Cambria Math" w:cs="Cambria Math"/>
-          <w:b/>
-          <w:sz w:val="14"/>
+          <w:rFonts w:ascii="Arial" w:eastAsia="Arial" w:hAnsi="Arial" w:cs="Cambria Math"/>
+          <w:sz w:val="18"/>
           <w:szCs w:val="14"/>
+          <w:highlight w:val="lightGray"/>
           <w:shd w:val="clear" w:color="auto" w:fill="B7B7B7"/>
         </w:rPr>
         <w:t>‑</w:t>
       </w:r>
       <w:r>
         <w:rPr>
-          <w:b/>
-          <w:sz w:val="14"/>
+          <w:rFonts w:ascii="Arial" w:eastAsia="Arial" w:hAnsi="Arial"/>
+          <w:sz w:val="18"/>
           <w:szCs w:val="14"/>
+          <w:highlight w:val="lightGray"/>
           <w:shd w:val="clear" w:color="auto" w:fill="B7B7B7"/>
         </w:rPr>
         <w:t>5 Mini) at [9/4/2025]</w:t>
@@ -2137,7 +2053,7 @@
           <w:noProof/>
         </w:rPr>
         <w:drawing>
-          <wp:inline distT="0" distB="0" distL="0" distR="0" wp14:anchorId="0B884E81" wp14:editId="0738525B">
+          <wp:inline distT="0" distB="0" distL="0" distR="0" wp14:anchorId="43295A29" wp14:editId="2474A5F2">
             <wp:extent cx="5943600" cy="2111375"/>
             <wp:effectExtent l="0" t="0" r="0" b="3175"/>
             <wp:docPr id="906813119" name="Picture 1"/>
@@ -2215,7 +2131,6 @@
                 <w:b/>
                 <w:bCs/>
               </w:rPr>
-              <w:lastRenderedPageBreak/>
               <w:t>Area</w:t>
             </w:r>
           </w:p>
@@ -2607,7 +2522,7 @@
     </w:tbl>
     <w:p>
       <w:r>
-        <w:pict w14:anchorId="3FECC96F">
+        <w:pict w14:anchorId="7460352F">
           <v:rect id="_x0000_i1033" style="width:0;height:1.5pt" o:hralign="center" o:hrstd="t" o:hr="t" fillcolor="#a0a0a0" stroked="f"/>
         </w:pict>
       </w:r>
@@ -2632,48 +2547,39 @@
       </w:pPr>
       <w:r>
         <w:rPr>
-          <w:b/>
-          <w:shd w:val="clear" w:color="auto" w:fill="B7B7B7"/>
-        </w:rPr>
-        <w:t># Source</w:t>
-      </w:r>
-      <w:r>
-        <w:rPr>
-          <w:shd w:val="clear" w:color="auto" w:fill="B7B7B7"/>
-        </w:rPr>
-        <w:t xml:space="preserve">: </w:t>
-      </w:r>
-      <w:r>
-        <w:rPr>
-          <w:b/>
-          <w:shd w:val="clear" w:color="auto" w:fill="B7B7B7"/>
-        </w:rPr>
-        <w:t xml:space="preserve">Chatgot </w:t>
-      </w:r>
-      <w:r>
-        <w:rPr>
-          <w:b/>
-          <w:sz w:val="14"/>
+          <w:rFonts w:ascii="Arial" w:eastAsia="Arial" w:hAnsi="Arial"/>
+          <w:sz w:val="18"/>
+          <w:highlight w:val="lightGray"/>
+          <w:shd w:val="clear" w:color="auto" w:fill="B7B7B7"/>
+        </w:rPr>
+        <w:t xml:space="preserve"># Source: Chatgot </w:t>
+      </w:r>
+      <w:r>
+        <w:rPr>
+          <w:rFonts w:ascii="Arial" w:eastAsia="Arial" w:hAnsi="Arial"/>
+          <w:sz w:val="18"/>
           <w:szCs w:val="14"/>
+          <w:highlight w:val="lightGray"/>
           <w:shd w:val="clear" w:color="auto" w:fill="B7B7B7"/>
         </w:rPr>
         <w:t>(GPT</w:t>
       </w:r>
       <w:r>
         <w:rPr>
-          <w:rFonts w:ascii="Cambria Math" w:hAnsi="Cambria Math" w:cs="Cambria Math"/>
-          <w:b/>
-          <w:sz w:val="14"/>
+          <w:rFonts w:ascii="Arial" w:eastAsia="Arial" w:hAnsi="Arial" w:cs="Cambria Math"/>
+          <w:sz w:val="18"/>
           <w:szCs w:val="14"/>
+          <w:highlight w:val="lightGray"/>
           <w:shd w:val="clear" w:color="auto" w:fill="B7B7B7"/>
         </w:rPr>
         <w:t>‑</w:t>
       </w:r>
       <w:r>
         <w:rPr>
-          <w:b/>
-          <w:sz w:val="14"/>
+          <w:rFonts w:ascii="Arial" w:eastAsia="Arial" w:hAnsi="Arial"/>
+          <w:sz w:val="18"/>
           <w:szCs w:val="14"/>
+          <w:highlight w:val="lightGray"/>
           <w:shd w:val="clear" w:color="auto" w:fill="B7B7B7"/>
         </w:rPr>
         <w:t>5 Mini) at [9/4/2025]</w:t>
@@ -2783,7 +2689,7 @@
     </w:p>
     <w:p>
       <w:r>
-        <w:pict w14:anchorId="79F87AB7">
+        <w:pict w14:anchorId="29E552F2">
           <v:rect id="_x0000_i1034" style="width:0;height:1.5pt" o:hralign="center" o:hrstd="t" o:hr="t" fillcolor="#a0a0a0" stroked="f"/>
         </w:pict>
       </w:r>
@@ -2830,48 +2736,39 @@
       </w:pPr>
       <w:r>
         <w:rPr>
-          <w:b/>
-          <w:shd w:val="clear" w:color="auto" w:fill="B7B7B7"/>
-        </w:rPr>
-        <w:t># Source</w:t>
-      </w:r>
-      <w:r>
-        <w:rPr>
-          <w:shd w:val="clear" w:color="auto" w:fill="B7B7B7"/>
-        </w:rPr>
-        <w:t xml:space="preserve">: </w:t>
-      </w:r>
-      <w:r>
-        <w:rPr>
-          <w:b/>
-          <w:shd w:val="clear" w:color="auto" w:fill="B7B7B7"/>
-        </w:rPr>
-        <w:t xml:space="preserve">Chatgot </w:t>
-      </w:r>
-      <w:r>
-        <w:rPr>
-          <w:b/>
-          <w:sz w:val="14"/>
+          <w:rFonts w:ascii="Arial" w:eastAsia="Arial" w:hAnsi="Arial"/>
+          <w:sz w:val="18"/>
+          <w:highlight w:val="lightGray"/>
+          <w:shd w:val="clear" w:color="auto" w:fill="B7B7B7"/>
+        </w:rPr>
+        <w:t xml:space="preserve"># Source: Chatgot </w:t>
+      </w:r>
+      <w:r>
+        <w:rPr>
+          <w:rFonts w:ascii="Arial" w:eastAsia="Arial" w:hAnsi="Arial"/>
+          <w:sz w:val="18"/>
           <w:szCs w:val="14"/>
+          <w:highlight w:val="lightGray"/>
           <w:shd w:val="clear" w:color="auto" w:fill="B7B7B7"/>
         </w:rPr>
         <w:t>(GPT</w:t>
       </w:r>
       <w:r>
         <w:rPr>
-          <w:rFonts w:ascii="Cambria Math" w:hAnsi="Cambria Math" w:cs="Cambria Math"/>
-          <w:b/>
-          <w:sz w:val="14"/>
+          <w:rFonts w:ascii="Arial" w:eastAsia="Arial" w:hAnsi="Arial" w:cs="Cambria Math"/>
+          <w:sz w:val="18"/>
           <w:szCs w:val="14"/>
+          <w:highlight w:val="lightGray"/>
           <w:shd w:val="clear" w:color="auto" w:fill="B7B7B7"/>
         </w:rPr>
         <w:t>‑</w:t>
       </w:r>
       <w:r>
         <w:rPr>
-          <w:b/>
-          <w:sz w:val="14"/>
+          <w:rFonts w:ascii="Arial" w:eastAsia="Arial" w:hAnsi="Arial"/>
+          <w:sz w:val="18"/>
           <w:szCs w:val="14"/>
+          <w:highlight w:val="lightGray"/>
           <w:shd w:val="clear" w:color="auto" w:fill="B7B7B7"/>
         </w:rPr>
         <w:t>5 Mini) at [9/4/2025]</w:t>
@@ -2929,7 +2826,6 @@
           <w:rFonts w:ascii="Roboto Mono" w:hAnsi="Roboto Mono"/>
           <w:lang w:bidi="ar-EG"/>
         </w:rPr>
-        <w:lastRenderedPageBreak/>
         <w:t xml:space="preserve">It tells you </w:t>
       </w:r>
       <w:r>
@@ -2989,7 +2885,7 @@
         <w:rPr>
           <w:lang w:bidi="ar-EG"/>
         </w:rPr>
-        <w:pict w14:anchorId="4C88C50D">
+        <w:pict w14:anchorId="5DABE5F4">
           <v:rect id="_x0000_i1035" style="width:0;height:1.5pt" o:hralign="center" o:hrstd="t" o:hr="t" fillcolor="#a0a0a0" stroked="f"/>
         </w:pict>
       </w:r>
@@ -3021,48 +2917,39 @@
       </w:pPr>
       <w:r>
         <w:rPr>
-          <w:b/>
-          <w:shd w:val="clear" w:color="auto" w:fill="B7B7B7"/>
-        </w:rPr>
-        <w:t># Source</w:t>
-      </w:r>
-      <w:r>
-        <w:rPr>
-          <w:shd w:val="clear" w:color="auto" w:fill="B7B7B7"/>
-        </w:rPr>
-        <w:t xml:space="preserve">: </w:t>
-      </w:r>
-      <w:r>
-        <w:rPr>
-          <w:b/>
-          <w:shd w:val="clear" w:color="auto" w:fill="B7B7B7"/>
-        </w:rPr>
-        <w:t xml:space="preserve">Chatgot </w:t>
-      </w:r>
-      <w:r>
-        <w:rPr>
-          <w:b/>
-          <w:sz w:val="14"/>
+          <w:rFonts w:ascii="Arial" w:eastAsia="Arial" w:hAnsi="Arial"/>
+          <w:sz w:val="18"/>
+          <w:highlight w:val="lightGray"/>
+          <w:shd w:val="clear" w:color="auto" w:fill="B7B7B7"/>
+        </w:rPr>
+        <w:t xml:space="preserve"># Source: Chatgot </w:t>
+      </w:r>
+      <w:r>
+        <w:rPr>
+          <w:rFonts w:ascii="Arial" w:eastAsia="Arial" w:hAnsi="Arial"/>
+          <w:sz w:val="18"/>
           <w:szCs w:val="14"/>
+          <w:highlight w:val="lightGray"/>
           <w:shd w:val="clear" w:color="auto" w:fill="B7B7B7"/>
         </w:rPr>
         <w:t>(GPT</w:t>
       </w:r>
       <w:r>
         <w:rPr>
-          <w:rFonts w:ascii="Cambria Math" w:hAnsi="Cambria Math" w:cs="Cambria Math"/>
-          <w:b/>
-          <w:sz w:val="14"/>
+          <w:rFonts w:ascii="Arial" w:eastAsia="Arial" w:hAnsi="Arial" w:cs="Cambria Math"/>
+          <w:sz w:val="18"/>
           <w:szCs w:val="14"/>
+          <w:highlight w:val="lightGray"/>
           <w:shd w:val="clear" w:color="auto" w:fill="B7B7B7"/>
         </w:rPr>
         <w:t>‑</w:t>
       </w:r>
       <w:r>
         <w:rPr>
-          <w:b/>
-          <w:sz w:val="14"/>
+          <w:rFonts w:ascii="Arial" w:eastAsia="Arial" w:hAnsi="Arial"/>
+          <w:sz w:val="18"/>
           <w:szCs w:val="14"/>
+          <w:highlight w:val="lightGray"/>
           <w:shd w:val="clear" w:color="auto" w:fill="B7B7B7"/>
         </w:rPr>
         <w:t>5 Mini) at [9/4/2025]</w:t>
@@ -3079,7 +2966,7 @@
           <w:noProof/>
         </w:rPr>
         <w:drawing>
-          <wp:inline distT="0" distB="0" distL="0" distR="0" wp14:anchorId="16BC15F9" wp14:editId="48A3ABAD">
+          <wp:inline distT="0" distB="0" distL="0" distR="0" wp14:anchorId="2A0F0098" wp14:editId="1C968C3B">
             <wp:extent cx="5943600" cy="3361690"/>
             <wp:effectExtent l="0" t="0" r="0" b="0"/>
             <wp:docPr id="1795694019" name="Picture 1"/>
@@ -3386,7 +3273,6 @@
                 <w:bCs/>
                 <w:lang w:bidi="ar-EG"/>
               </w:rPr>
-              <w:lastRenderedPageBreak/>
               <w:t>Functional Coverage</w:t>
             </w:r>
           </w:p>
@@ -3666,7 +3552,7 @@
         <w:rPr>
           <w:lang w:bidi="ar-EG"/>
         </w:rPr>
-        <w:pict w14:anchorId="35FC6641">
+        <w:pict w14:anchorId="26A1ABE4">
           <v:rect id="_x0000_i1036" style="width:0;height:1.5pt" o:hralign="center" o:hrstd="t" o:hr="t" fillcolor="#a0a0a0" stroked="f"/>
         </w:pict>
       </w:r>
@@ -3698,48 +3584,39 @@
       </w:pPr>
       <w:r>
         <w:rPr>
-          <w:b/>
-          <w:shd w:val="clear" w:color="auto" w:fill="B7B7B7"/>
-        </w:rPr>
-        <w:t># Source</w:t>
-      </w:r>
-      <w:r>
-        <w:rPr>
-          <w:shd w:val="clear" w:color="auto" w:fill="B7B7B7"/>
-        </w:rPr>
-        <w:t xml:space="preserve">: </w:t>
-      </w:r>
-      <w:r>
-        <w:rPr>
-          <w:b/>
-          <w:shd w:val="clear" w:color="auto" w:fill="B7B7B7"/>
-        </w:rPr>
-        <w:t xml:space="preserve">Chatgot </w:t>
-      </w:r>
-      <w:r>
-        <w:rPr>
-          <w:b/>
-          <w:sz w:val="14"/>
+          <w:rFonts w:ascii="Arial" w:eastAsia="Arial" w:hAnsi="Arial"/>
+          <w:sz w:val="18"/>
+          <w:highlight w:val="lightGray"/>
+          <w:shd w:val="clear" w:color="auto" w:fill="B7B7B7"/>
+        </w:rPr>
+        <w:t xml:space="preserve"># Source: Chatgot </w:t>
+      </w:r>
+      <w:r>
+        <w:rPr>
+          <w:rFonts w:ascii="Arial" w:eastAsia="Arial" w:hAnsi="Arial"/>
+          <w:sz w:val="18"/>
           <w:szCs w:val="14"/>
+          <w:highlight w:val="lightGray"/>
           <w:shd w:val="clear" w:color="auto" w:fill="B7B7B7"/>
         </w:rPr>
         <w:t>(GPT</w:t>
       </w:r>
       <w:r>
         <w:rPr>
-          <w:rFonts w:ascii="Cambria Math" w:hAnsi="Cambria Math" w:cs="Cambria Math"/>
-          <w:b/>
-          <w:sz w:val="14"/>
+          <w:rFonts w:ascii="Arial" w:eastAsia="Arial" w:hAnsi="Arial" w:cs="Cambria Math"/>
+          <w:sz w:val="18"/>
           <w:szCs w:val="14"/>
+          <w:highlight w:val="lightGray"/>
           <w:shd w:val="clear" w:color="auto" w:fill="B7B7B7"/>
         </w:rPr>
         <w:t>‑</w:t>
       </w:r>
       <w:r>
         <w:rPr>
-          <w:b/>
-          <w:sz w:val="14"/>
+          <w:rFonts w:ascii="Arial" w:eastAsia="Arial" w:hAnsi="Arial"/>
+          <w:sz w:val="18"/>
           <w:szCs w:val="14"/>
+          <w:highlight w:val="lightGray"/>
           <w:shd w:val="clear" w:color="auto" w:fill="B7B7B7"/>
         </w:rPr>
         <w:t>5 Mini) at [9/4/2025]</w:t>
@@ -3895,7 +3772,7 @@
         <w:rPr>
           <w:lang w:bidi="ar-EG"/>
         </w:rPr>
-        <w:pict w14:anchorId="2EEB9FFC">
+        <w:pict w14:anchorId="234C1309">
           <v:rect id="_x0000_i1037" style="width:0;height:1.5pt" o:hralign="center" o:hrstd="t" o:hr="t" fillcolor="#a0a0a0" stroked="f"/>
         </w:pict>
       </w:r>
@@ -3927,48 +3804,39 @@
       </w:pPr>
       <w:r>
         <w:rPr>
-          <w:b/>
-          <w:shd w:val="clear" w:color="auto" w:fill="B7B7B7"/>
-        </w:rPr>
-        <w:t># Source</w:t>
-      </w:r>
-      <w:r>
-        <w:rPr>
-          <w:shd w:val="clear" w:color="auto" w:fill="B7B7B7"/>
-        </w:rPr>
-        <w:t xml:space="preserve">: </w:t>
-      </w:r>
-      <w:r>
-        <w:rPr>
-          <w:b/>
-          <w:shd w:val="clear" w:color="auto" w:fill="B7B7B7"/>
-        </w:rPr>
-        <w:t xml:space="preserve">Chatgot </w:t>
-      </w:r>
-      <w:r>
-        <w:rPr>
-          <w:b/>
-          <w:sz w:val="14"/>
+          <w:rFonts w:ascii="Arial" w:eastAsia="Arial" w:hAnsi="Arial"/>
+          <w:sz w:val="18"/>
+          <w:highlight w:val="lightGray"/>
+          <w:shd w:val="clear" w:color="auto" w:fill="B7B7B7"/>
+        </w:rPr>
+        <w:t xml:space="preserve"># Source: Chatgot </w:t>
+      </w:r>
+      <w:r>
+        <w:rPr>
+          <w:rFonts w:ascii="Arial" w:eastAsia="Arial" w:hAnsi="Arial"/>
+          <w:sz w:val="18"/>
           <w:szCs w:val="14"/>
+          <w:highlight w:val="lightGray"/>
           <w:shd w:val="clear" w:color="auto" w:fill="B7B7B7"/>
         </w:rPr>
         <w:t>(GPT</w:t>
       </w:r>
       <w:r>
         <w:rPr>
-          <w:rFonts w:ascii="Cambria Math" w:hAnsi="Cambria Math" w:cs="Cambria Math"/>
-          <w:b/>
-          <w:sz w:val="14"/>
+          <w:rFonts w:ascii="Arial" w:eastAsia="Arial" w:hAnsi="Arial" w:cs="Cambria Math"/>
+          <w:sz w:val="18"/>
           <w:szCs w:val="14"/>
+          <w:highlight w:val="lightGray"/>
           <w:shd w:val="clear" w:color="auto" w:fill="B7B7B7"/>
         </w:rPr>
         <w:t>‑</w:t>
       </w:r>
       <w:r>
         <w:rPr>
-          <w:b/>
-          <w:sz w:val="14"/>
+          <w:rFonts w:ascii="Arial" w:eastAsia="Arial" w:hAnsi="Arial"/>
+          <w:sz w:val="18"/>
           <w:szCs w:val="14"/>
+          <w:highlight w:val="lightGray"/>
           <w:shd w:val="clear" w:color="auto" w:fill="B7B7B7"/>
         </w:rPr>
         <w:t>5 Mini) at [9/4/2025]</w:t>
@@ -4000,9 +3868,8 @@
         <w:rPr>
           <w:noProof/>
         </w:rPr>
-        <w:lastRenderedPageBreak/>
         <w:drawing>
-          <wp:inline distT="0" distB="0" distL="0" distR="0" wp14:anchorId="49FDEADB" wp14:editId="2D27B9B0">
+          <wp:inline distT="0" distB="0" distL="0" distR="0" wp14:anchorId="568E7213" wp14:editId="31BB170C">
             <wp:extent cx="5943600" cy="3651250"/>
             <wp:effectExtent l="0" t="0" r="0" b="6350"/>
             <wp:docPr id="2006603400" name="Picture 1"/>
@@ -4726,7 +4593,6 @@
           <w:rFonts w:ascii="Roboto Mono" w:hAnsi="Roboto Mono"/>
           <w:lang w:bidi="ar-EG"/>
         </w:rPr>
-        <w:lastRenderedPageBreak/>
         <w:t>If code coverage shows only 75% of lines in checkout module are executed, it indicates some paths were not tested.</w:t>
       </w:r>
     </w:p>
@@ -4740,7 +4606,7 @@
         <w:rPr>
           <w:lang w:bidi="ar-EG"/>
         </w:rPr>
-        <w:pict w14:anchorId="20654E41">
+        <w:pict w14:anchorId="38830581">
           <v:rect id="_x0000_i1038" style="width:0;height:1.5pt" o:hralign="center" o:hrstd="t" o:hr="t" fillcolor="#a0a0a0" stroked="f"/>
         </w:pict>
       </w:r>
@@ -4767,197 +4633,242 @@
       </w:pPr>
       <w:r>
         <w:rPr>
-          <w:b/>
-          <w:shd w:val="clear" w:color="auto" w:fill="B7B7B7"/>
-        </w:rPr>
-        <w:t># Source</w:t>
-      </w:r>
-      <w:r>
-        <w:rPr>
-          <w:shd w:val="clear" w:color="auto" w:fill="B7B7B7"/>
-        </w:rPr>
-        <w:t xml:space="preserve">: </w:t>
-      </w:r>
-      <w:r>
-        <w:rPr>
-          <w:b/>
-          <w:shd w:val="clear" w:color="auto" w:fill="B7B7B7"/>
-        </w:rPr>
-        <w:t xml:space="preserve">Chatgot </w:t>
-      </w:r>
-      <w:r>
-        <w:rPr>
-          <w:b/>
-          <w:sz w:val="14"/>
+          <w:rFonts w:ascii="Arial" w:eastAsia="Arial" w:hAnsi="Arial"/>
+          <w:sz w:val="18"/>
+          <w:highlight w:val="lightGray"/>
+          <w:shd w:val="clear" w:color="auto" w:fill="B7B7B7"/>
+        </w:rPr>
+        <w:t xml:space="preserve"># Source: Chatgot </w:t>
+      </w:r>
+      <w:r>
+        <w:rPr>
+          <w:rFonts w:ascii="Arial" w:eastAsia="Arial" w:hAnsi="Arial"/>
+          <w:sz w:val="18"/>
           <w:szCs w:val="14"/>
+          <w:highlight w:val="lightGray"/>
           <w:shd w:val="clear" w:color="auto" w:fill="B7B7B7"/>
         </w:rPr>
         <w:t>(GPT</w:t>
       </w:r>
       <w:r>
         <w:rPr>
-          <w:rFonts w:ascii="Cambria Math" w:hAnsi="Cambria Math" w:cs="Cambria Math"/>
-          <w:b/>
-          <w:sz w:val="14"/>
+          <w:rFonts w:ascii="Arial" w:eastAsia="Arial" w:hAnsi="Arial" w:cs="Cambria Math"/>
+          <w:sz w:val="18"/>
           <w:szCs w:val="14"/>
+          <w:highlight w:val="lightGray"/>
           <w:shd w:val="clear" w:color="auto" w:fill="B7B7B7"/>
         </w:rPr>
         <w:t>‑</w:t>
       </w:r>
       <w:r>
         <w:rPr>
-          <w:b/>
-          <w:sz w:val="14"/>
+          <w:rFonts w:ascii="Arial" w:eastAsia="Arial" w:hAnsi="Arial"/>
+          <w:sz w:val="18"/>
           <w:szCs w:val="14"/>
+          <w:highlight w:val="lightGray"/>
           <w:shd w:val="clear" w:color="auto" w:fill="B7B7B7"/>
         </w:rPr>
         <w:t>5 Mini) at [9/4/2025]</w:t>
       </w:r>
       <w:r>
         <w:rPr>
+          <w:rFonts w:ascii="Arial" w:eastAsia="Arial" w:hAnsi="Arial"/>
+          <w:sz w:val="18"/>
+          <w:highlight w:val="lightGray"/>
           <w:lang w:bidi="ar-EG"/>
         </w:rPr>
         <w:br/>
       </w:r>
       <w:r>
         <w:rPr>
+          <w:rFonts w:ascii="Arial" w:eastAsia="Arial" w:hAnsi="Arial"/>
+          <w:sz w:val="18"/>
+          <w:highlight w:val="lightGray"/>
           <w:lang w:bidi="ar-EG"/>
         </w:rPr>
         <w:t xml:space="preserve">Great question — the </w:t>
       </w:r>
       <w:r>
         <w:rPr>
+          <w:rFonts w:ascii="Arial" w:eastAsia="Arial" w:hAnsi="Arial"/>
+          <w:bCs/>
+          <w:sz w:val="18"/>
+          <w:highlight w:val="lightGray"/>
+          <w:lang w:bidi="ar-EG"/>
+        </w:rPr>
+        <w:t>“required level of coverage”</w:t>
+      </w:r>
+      <w:r>
+        <w:rPr>
+          <w:rFonts w:ascii="Arial" w:eastAsia="Arial" w:hAnsi="Arial"/>
+          <w:sz w:val="18"/>
+          <w:highlight w:val="lightGray"/>
+          <w:lang w:bidi="ar-EG"/>
+        </w:rPr>
+        <w:t xml:space="preserve"> is about setting </w:t>
+      </w:r>
+      <w:r>
+        <w:rPr>
+          <w:rFonts w:ascii="Arial" w:eastAsia="Arial" w:hAnsi="Arial"/>
+          <w:bCs/>
+          <w:sz w:val="18"/>
+          <w:highlight w:val="lightGray"/>
+          <w:lang w:bidi="ar-EG"/>
+        </w:rPr>
+        <w:t>how much testing is enough</w:t>
+      </w:r>
+      <w:r>
+        <w:rPr>
+          <w:rFonts w:ascii="Arial" w:eastAsia="Arial" w:hAnsi="Arial"/>
+          <w:sz w:val="18"/>
+          <w:highlight w:val="lightGray"/>
+          <w:lang w:bidi="ar-EG"/>
+        </w:rPr>
+        <w:t>.</w:t>
+      </w:r>
+    </w:p>
+    <w:p>
+      <w:pPr>
+        <w:rPr>
+          <w:lang w:bidi="ar-EG"/>
+        </w:rPr>
+      </w:pPr>
+      <w:r>
+        <w:rPr>
+          <w:lang w:bidi="ar-EG"/>
+        </w:rPr>
+        <w:pict w14:anchorId="1576F969">
+          <v:rect id="_x0000_i1039" style="width:0;height:1.5pt" o:hralign="center" o:hrstd="t" o:hr="t" fillcolor="#a0a0a0" stroked="f"/>
+        </w:pict>
+      </w:r>
+    </w:p>
+    <w:p>
+      <w:pPr>
+        <w:pStyle w:val="Heading4"/>
+        <w:rPr>
+          <w:lang w:bidi="ar-EG"/>
+        </w:rPr>
+      </w:pPr>
+      <w:r>
+        <w:rPr>
+          <w:rFonts w:ascii="Segoe UI Emoji" w:hAnsi="Segoe UI Emoji" w:cs="Segoe UI Emoji"/>
+          <w:lang w:bidi="ar-EG"/>
+        </w:rPr>
+        <w:t>🎯</w:t>
+      </w:r>
+      <w:r>
+        <w:rPr>
+          <w:lang w:bidi="ar-EG"/>
+        </w:rPr>
+        <w:t xml:space="preserve"> Definition</w:t>
+      </w:r>
+    </w:p>
+    <w:p>
+      <w:pPr>
+        <w:rPr>
+          <w:lang w:bidi="ar-EG"/>
+        </w:rPr>
+      </w:pPr>
+      <w:r>
+        <w:rPr>
+          <w:rFonts w:ascii="Arial" w:eastAsia="Arial" w:hAnsi="Arial"/>
+          <w:sz w:val="18"/>
+          <w:highlight w:val="lightGray"/>
+          <w:shd w:val="clear" w:color="auto" w:fill="B7B7B7"/>
+        </w:rPr>
+        <w:t xml:space="preserve"># Source: Chatgot </w:t>
+      </w:r>
+      <w:r>
+        <w:rPr>
+          <w:rFonts w:ascii="Arial" w:eastAsia="Arial" w:hAnsi="Arial"/>
+          <w:sz w:val="18"/>
+          <w:szCs w:val="14"/>
+          <w:highlight w:val="lightGray"/>
+          <w:shd w:val="clear" w:color="auto" w:fill="B7B7B7"/>
+        </w:rPr>
+        <w:t>(GPT</w:t>
+      </w:r>
+      <w:r>
+        <w:rPr>
+          <w:rFonts w:ascii="Arial" w:eastAsia="Arial" w:hAnsi="Arial" w:cs="Cambria Math"/>
+          <w:sz w:val="18"/>
+          <w:szCs w:val="14"/>
+          <w:highlight w:val="lightGray"/>
+          <w:shd w:val="clear" w:color="auto" w:fill="B7B7B7"/>
+        </w:rPr>
+        <w:t>‑</w:t>
+      </w:r>
+      <w:r>
+        <w:rPr>
+          <w:rFonts w:ascii="Arial" w:eastAsia="Arial" w:hAnsi="Arial"/>
+          <w:sz w:val="18"/>
+          <w:szCs w:val="14"/>
+          <w:highlight w:val="lightGray"/>
+          <w:shd w:val="clear" w:color="auto" w:fill="B7B7B7"/>
+        </w:rPr>
+        <w:t>5 Mini) at [9/4/2025]</w:t>
+      </w:r>
+    </w:p>
+    <w:p>
+      <w:pPr>
+        <w:rPr>
+          <w:rFonts w:ascii="Roboto Mono" w:hAnsi="Roboto Mono"/>
+          <w:lang w:bidi="ar-EG"/>
+        </w:rPr>
+      </w:pPr>
+      <w:r>
+        <w:rPr>
+          <w:rFonts w:ascii="Roboto Mono" w:hAnsi="Roboto Mono"/>
+          <w:lang w:bidi="ar-EG"/>
+        </w:rPr>
+        <w:t xml:space="preserve">The </w:t>
+      </w:r>
+      <w:r>
+        <w:rPr>
+          <w:rFonts w:ascii="Roboto Mono" w:hAnsi="Roboto Mono"/>
           <w:b/>
           <w:bCs/>
           <w:lang w:bidi="ar-EG"/>
         </w:rPr>
-        <w:t>“required level of coverage”</w:t>
-      </w:r>
-      <w:r>
-        <w:rPr>
-          <w:lang w:bidi="ar-EG"/>
-        </w:rPr>
-        <w:t xml:space="preserve"> is about setting </w:t>
-      </w:r>
-      <w:r>
-        <w:rPr>
+        <w:t>required level of coverage</w:t>
+      </w:r>
+      <w:r>
+        <w:rPr>
+          <w:rFonts w:ascii="Roboto Mono" w:hAnsi="Roboto Mono"/>
+          <w:lang w:bidi="ar-EG"/>
+        </w:rPr>
+        <w:t xml:space="preserve"> is the </w:t>
+      </w:r>
+      <w:r>
+        <w:rPr>
+          <w:rFonts w:ascii="Roboto Mono" w:hAnsi="Roboto Mono"/>
           <w:b/>
           <w:bCs/>
           <w:lang w:bidi="ar-EG"/>
         </w:rPr>
-        <w:t>how much testing is enough</w:t>
-      </w:r>
-      <w:r>
-        <w:rPr>
-          <w:lang w:bidi="ar-EG"/>
-        </w:rPr>
-        <w:t>.</w:t>
-      </w:r>
-    </w:p>
-    <w:p>
-      <w:pPr>
-        <w:rPr>
-          <w:lang w:bidi="ar-EG"/>
-        </w:rPr>
-      </w:pPr>
-      <w:r>
-        <w:rPr>
-          <w:lang w:bidi="ar-EG"/>
-        </w:rPr>
-        <w:pict w14:anchorId="6977E6EE">
-          <v:rect id="_x0000_i1039" style="width:0;height:1.5pt" o:hralign="center" o:hrstd="t" o:hr="t" fillcolor="#a0a0a0" stroked="f"/>
-        </w:pict>
-      </w:r>
-    </w:p>
-    <w:p>
-      <w:pPr>
-        <w:pStyle w:val="Heading4"/>
-        <w:rPr>
-          <w:lang w:bidi="ar-EG"/>
-        </w:rPr>
-      </w:pPr>
-      <w:r>
-        <w:rPr>
-          <w:rFonts w:ascii="Segoe UI Emoji" w:hAnsi="Segoe UI Emoji" w:cs="Segoe UI Emoji"/>
-          <w:lang w:bidi="ar-EG"/>
-        </w:rPr>
-        <w:t>🎯</w:t>
-      </w:r>
-      <w:r>
-        <w:rPr>
-          <w:lang w:bidi="ar-EG"/>
-        </w:rPr>
-        <w:t xml:space="preserve"> Definition</w:t>
-      </w:r>
-    </w:p>
-    <w:p>
-      <w:pPr>
-        <w:rPr>
-          <w:lang w:bidi="ar-EG"/>
-        </w:rPr>
-      </w:pPr>
-      <w:r>
-        <w:rPr>
-          <w:b/>
-          <w:shd w:val="clear" w:color="auto" w:fill="B7B7B7"/>
-        </w:rPr>
-        <w:t># Source</w:t>
-      </w:r>
-      <w:r>
-        <w:rPr>
-          <w:shd w:val="clear" w:color="auto" w:fill="B7B7B7"/>
-        </w:rPr>
-        <w:t xml:space="preserve">: </w:t>
-      </w:r>
-      <w:r>
-        <w:rPr>
-          <w:b/>
-          <w:shd w:val="clear" w:color="auto" w:fill="B7B7B7"/>
-        </w:rPr>
-        <w:t xml:space="preserve">Chatgot </w:t>
-      </w:r>
-      <w:r>
-        <w:rPr>
-          <w:b/>
-          <w:sz w:val="14"/>
-          <w:szCs w:val="14"/>
-          <w:shd w:val="clear" w:color="auto" w:fill="B7B7B7"/>
-        </w:rPr>
-        <w:t>(GPT</w:t>
-      </w:r>
-      <w:r>
-        <w:rPr>
-          <w:rFonts w:ascii="Cambria Math" w:hAnsi="Cambria Math" w:cs="Cambria Math"/>
-          <w:b/>
-          <w:sz w:val="14"/>
-          <w:szCs w:val="14"/>
-          <w:shd w:val="clear" w:color="auto" w:fill="B7B7B7"/>
-        </w:rPr>
-        <w:t>‑</w:t>
-      </w:r>
-      <w:r>
-        <w:rPr>
-          <w:b/>
-          <w:sz w:val="14"/>
-          <w:szCs w:val="14"/>
-          <w:shd w:val="clear" w:color="auto" w:fill="B7B7B7"/>
-        </w:rPr>
-        <w:t>5 Mini) at [9/4/2025]</w:t>
-      </w:r>
-    </w:p>
-    <w:p>
-      <w:pPr>
-        <w:rPr>
-          <w:rFonts w:ascii="Roboto Mono" w:hAnsi="Roboto Mono"/>
-          <w:lang w:bidi="ar-EG"/>
-        </w:rPr>
-      </w:pPr>
-      <w:r>
-        <w:rPr>
-          <w:rFonts w:ascii="Roboto Mono" w:hAnsi="Roboto Mono"/>
-          <w:lang w:bidi="ar-EG"/>
-        </w:rPr>
-        <w:t xml:space="preserve">The </w:t>
+        <w:t>minimum percentage or extent of testing</w:t>
+      </w:r>
+      <w:r>
+        <w:rPr>
+          <w:rFonts w:ascii="Roboto Mono" w:hAnsi="Roboto Mono"/>
+          <w:lang w:bidi="ar-EG"/>
+        </w:rPr>
+        <w:t xml:space="preserve"> that must be completed before testing can be considered sufficient to meet quality objectives.</w:t>
+      </w:r>
+    </w:p>
+    <w:p>
+      <w:pPr>
+        <w:rPr>
+          <w:rFonts w:ascii="Roboto Mono" w:hAnsi="Roboto Mono"/>
+          <w:lang w:bidi="ar-EG"/>
+        </w:rPr>
+      </w:pPr>
+      <w:r>
+        <w:rPr>
+          <w:rFonts w:ascii="Roboto Mono" w:hAnsi="Roboto Mono"/>
+          <w:lang w:bidi="ar-EG"/>
+        </w:rPr>
+        <w:t xml:space="preserve">It defines the </w:t>
       </w:r>
       <w:r>
         <w:rPr>
@@ -4966,53 +4877,6 @@
           <w:bCs/>
           <w:lang w:bidi="ar-EG"/>
         </w:rPr>
-        <w:t>required level of coverage</w:t>
-      </w:r>
-      <w:r>
-        <w:rPr>
-          <w:rFonts w:ascii="Roboto Mono" w:hAnsi="Roboto Mono"/>
-          <w:lang w:bidi="ar-EG"/>
-        </w:rPr>
-        <w:t xml:space="preserve"> is the </w:t>
-      </w:r>
-      <w:r>
-        <w:rPr>
-          <w:rFonts w:ascii="Roboto Mono" w:hAnsi="Roboto Mono"/>
-          <w:b/>
-          <w:bCs/>
-          <w:lang w:bidi="ar-EG"/>
-        </w:rPr>
-        <w:t>minimum percentage or extent of testing</w:t>
-      </w:r>
-      <w:r>
-        <w:rPr>
-          <w:rFonts w:ascii="Roboto Mono" w:hAnsi="Roboto Mono"/>
-          <w:lang w:bidi="ar-EG"/>
-        </w:rPr>
-        <w:t xml:space="preserve"> that must be completed before testing can be considered sufficient to meet quality objectives.</w:t>
-      </w:r>
-    </w:p>
-    <w:p>
-      <w:pPr>
-        <w:rPr>
-          <w:rFonts w:ascii="Roboto Mono" w:hAnsi="Roboto Mono"/>
-          <w:lang w:bidi="ar-EG"/>
-        </w:rPr>
-      </w:pPr>
-      <w:r>
-        <w:rPr>
-          <w:rFonts w:ascii="Roboto Mono" w:hAnsi="Roboto Mono"/>
-          <w:lang w:bidi="ar-EG"/>
-        </w:rPr>
-        <w:t xml:space="preserve">It defines the </w:t>
-      </w:r>
-      <w:r>
-        <w:rPr>
-          <w:rFonts w:ascii="Roboto Mono" w:hAnsi="Roboto Mono"/>
-          <w:b/>
-          <w:bCs/>
-          <w:lang w:bidi="ar-EG"/>
-        </w:rPr>
         <w:t>target coverage</w:t>
       </w:r>
       <w:r>
@@ -5056,7 +4920,7 @@
         <w:rPr>
           <w:lang w:bidi="ar-EG"/>
         </w:rPr>
-        <w:pict w14:anchorId="37E33811">
+        <w:pict w14:anchorId="104AF8EE">
           <v:rect id="_x0000_i1040" style="width:0;height:1.5pt" o:hralign="center" o:hrstd="t" o:hr="t" fillcolor="#a0a0a0" stroked="f"/>
         </w:pict>
       </w:r>
@@ -5090,48 +4954,39 @@
       </w:pPr>
       <w:r>
         <w:rPr>
-          <w:b/>
-          <w:shd w:val="clear" w:color="auto" w:fill="B7B7B7"/>
-        </w:rPr>
-        <w:t># Source</w:t>
-      </w:r>
-      <w:r>
-        <w:rPr>
-          <w:shd w:val="clear" w:color="auto" w:fill="B7B7B7"/>
-        </w:rPr>
-        <w:t xml:space="preserve">: </w:t>
-      </w:r>
-      <w:r>
-        <w:rPr>
-          <w:b/>
-          <w:shd w:val="clear" w:color="auto" w:fill="B7B7B7"/>
-        </w:rPr>
-        <w:t xml:space="preserve">Chatgot </w:t>
-      </w:r>
-      <w:r>
-        <w:rPr>
-          <w:b/>
-          <w:sz w:val="14"/>
+          <w:rFonts w:ascii="Arial" w:eastAsia="Arial" w:hAnsi="Arial"/>
+          <w:sz w:val="18"/>
+          <w:highlight w:val="lightGray"/>
+          <w:shd w:val="clear" w:color="auto" w:fill="B7B7B7"/>
+        </w:rPr>
+        <w:t xml:space="preserve"># Source: Chatgot </w:t>
+      </w:r>
+      <w:r>
+        <w:rPr>
+          <w:rFonts w:ascii="Arial" w:eastAsia="Arial" w:hAnsi="Arial"/>
+          <w:sz w:val="18"/>
           <w:szCs w:val="14"/>
+          <w:highlight w:val="lightGray"/>
           <w:shd w:val="clear" w:color="auto" w:fill="B7B7B7"/>
         </w:rPr>
         <w:t>(GPT</w:t>
       </w:r>
       <w:r>
         <w:rPr>
-          <w:rFonts w:ascii="Cambria Math" w:hAnsi="Cambria Math" w:cs="Cambria Math"/>
-          <w:b/>
-          <w:sz w:val="14"/>
+          <w:rFonts w:ascii="Arial" w:eastAsia="Arial" w:hAnsi="Arial" w:cs="Cambria Math"/>
+          <w:sz w:val="18"/>
           <w:szCs w:val="14"/>
+          <w:highlight w:val="lightGray"/>
           <w:shd w:val="clear" w:color="auto" w:fill="B7B7B7"/>
         </w:rPr>
         <w:t>‑</w:t>
       </w:r>
       <w:r>
         <w:rPr>
-          <w:b/>
-          <w:sz w:val="14"/>
+          <w:rFonts w:ascii="Arial" w:eastAsia="Arial" w:hAnsi="Arial"/>
+          <w:sz w:val="18"/>
           <w:szCs w:val="14"/>
+          <w:highlight w:val="lightGray"/>
           <w:shd w:val="clear" w:color="auto" w:fill="B7B7B7"/>
         </w:rPr>
         <w:t>5 Mini) at [9/4/2025]</w:t>
@@ -5287,7 +5142,6 @@
           <w:bCs/>
           <w:lang w:bidi="ar-EG"/>
         </w:rPr>
-        <w:lastRenderedPageBreak/>
         <w:t>Project Constraints</w:t>
       </w:r>
     </w:p>
@@ -5417,7 +5271,7 @@
         <w:rPr>
           <w:lang w:bidi="ar-EG"/>
         </w:rPr>
-        <w:pict w14:anchorId="22EAA477">
+        <w:pict w14:anchorId="273C7663">
           <v:rect id="_x0000_i1041" style="width:0;height:1.5pt" o:hralign="center" o:hrstd="t" o:hr="t" fillcolor="#a0a0a0" stroked="f"/>
         </w:pict>
       </w:r>
@@ -5451,64 +5305,61 @@
       </w:pPr>
       <w:r>
         <w:rPr>
-          <w:b/>
-          <w:shd w:val="clear" w:color="auto" w:fill="B7B7B7"/>
-        </w:rPr>
-        <w:t># Source</w:t>
-      </w:r>
-      <w:r>
-        <w:rPr>
-          <w:shd w:val="clear" w:color="auto" w:fill="B7B7B7"/>
-        </w:rPr>
-        <w:t xml:space="preserve">: </w:t>
-      </w:r>
-      <w:r>
-        <w:rPr>
-          <w:b/>
-          <w:shd w:val="clear" w:color="auto" w:fill="B7B7B7"/>
-        </w:rPr>
-        <w:t xml:space="preserve">Chatgot </w:t>
-      </w:r>
-      <w:r>
-        <w:rPr>
-          <w:b/>
-          <w:sz w:val="14"/>
+          <w:rFonts w:ascii="Arial" w:eastAsia="Arial" w:hAnsi="Arial"/>
+          <w:sz w:val="18"/>
+          <w:highlight w:val="lightGray"/>
+          <w:shd w:val="clear" w:color="auto" w:fill="B7B7B7"/>
+        </w:rPr>
+        <w:t xml:space="preserve"># Source: Chatgot </w:t>
+      </w:r>
+      <w:r>
+        <w:rPr>
+          <w:rFonts w:ascii="Arial" w:eastAsia="Arial" w:hAnsi="Arial"/>
+          <w:sz w:val="18"/>
           <w:szCs w:val="14"/>
+          <w:highlight w:val="lightGray"/>
           <w:shd w:val="clear" w:color="auto" w:fill="B7B7B7"/>
         </w:rPr>
         <w:t>(GPT</w:t>
       </w:r>
       <w:r>
         <w:rPr>
-          <w:rFonts w:ascii="Cambria Math" w:hAnsi="Cambria Math" w:cs="Cambria Math"/>
-          <w:b/>
-          <w:sz w:val="14"/>
+          <w:rFonts w:ascii="Arial" w:eastAsia="Arial" w:hAnsi="Arial" w:cs="Cambria Math"/>
+          <w:sz w:val="18"/>
           <w:szCs w:val="14"/>
+          <w:highlight w:val="lightGray"/>
           <w:shd w:val="clear" w:color="auto" w:fill="B7B7B7"/>
         </w:rPr>
         <w:t>‑</w:t>
       </w:r>
       <w:r>
         <w:rPr>
-          <w:b/>
-          <w:sz w:val="14"/>
+          <w:rFonts w:ascii="Arial" w:eastAsia="Arial" w:hAnsi="Arial"/>
+          <w:sz w:val="18"/>
           <w:szCs w:val="14"/>
+          <w:highlight w:val="lightGray"/>
           <w:shd w:val="clear" w:color="auto" w:fill="B7B7B7"/>
         </w:rPr>
         <w:t>5 Mini) at [9/4/2025]</w:t>
       </w:r>
       <w:r>
         <w:rPr>
+          <w:rFonts w:ascii="Arial" w:eastAsia="Arial" w:hAnsi="Arial"/>
+          <w:sz w:val="18"/>
+          <w:highlight w:val="lightGray"/>
           <w:lang w:bidi="ar-EG"/>
         </w:rPr>
         <w:br/>
       </w:r>
       <w:r>
         <w:rPr>
+          <w:rFonts w:ascii="Arial" w:eastAsia="Arial" w:hAnsi="Arial"/>
           <w:noProof/>
+          <w:sz w:val="18"/>
+          <w:highlight w:val="lightGray"/>
         </w:rPr>
         <w:drawing>
-          <wp:inline distT="0" distB="0" distL="0" distR="0" wp14:anchorId="680B5E84" wp14:editId="1735D608">
+          <wp:inline distT="0" distB="0" distL="0" distR="0" wp14:anchorId="71700085" wp14:editId="70D0F45C">
             <wp:extent cx="5943600" cy="1941830"/>
             <wp:effectExtent l="0" t="0" r="0" b="1270"/>
             <wp:docPr id="831982286" name="Picture 1"/>
@@ -5874,7 +5725,7 @@
         <w:rPr>
           <w:lang w:bidi="ar-EG"/>
         </w:rPr>
-        <w:pict w14:anchorId="1EB43D3A">
+        <w:pict w14:anchorId="55968915">
           <v:rect id="_x0000_i1042" style="width:0;height:1.5pt" o:hralign="center" o:hrstd="t" o:hr="t" fillcolor="#a0a0a0" stroked="f"/>
         </w:pict>
       </w:r>
@@ -5891,7 +5742,6 @@
           <w:rFonts w:ascii="Segoe UI Emoji" w:hAnsi="Segoe UI Emoji" w:cs="Segoe UI Emoji"/>
           <w:lang w:bidi="ar-EG"/>
         </w:rPr>
-        <w:lastRenderedPageBreak/>
         <w:t>🔹</w:t>
       </w:r>
       <w:r>
@@ -5909,48 +5759,39 @@
       </w:pPr>
       <w:r>
         <w:rPr>
-          <w:b/>
-          <w:shd w:val="clear" w:color="auto" w:fill="B7B7B7"/>
-        </w:rPr>
-        <w:t># Source</w:t>
-      </w:r>
-      <w:r>
-        <w:rPr>
-          <w:shd w:val="clear" w:color="auto" w:fill="B7B7B7"/>
-        </w:rPr>
-        <w:t xml:space="preserve">: </w:t>
-      </w:r>
-      <w:r>
-        <w:rPr>
-          <w:b/>
-          <w:shd w:val="clear" w:color="auto" w:fill="B7B7B7"/>
-        </w:rPr>
-        <w:t xml:space="preserve">Chatgot </w:t>
-      </w:r>
-      <w:r>
-        <w:rPr>
-          <w:b/>
-          <w:sz w:val="14"/>
+          <w:rFonts w:ascii="Arial" w:eastAsia="Arial" w:hAnsi="Arial"/>
+          <w:sz w:val="18"/>
+          <w:highlight w:val="lightGray"/>
+          <w:shd w:val="clear" w:color="auto" w:fill="B7B7B7"/>
+        </w:rPr>
+        <w:t xml:space="preserve"># Source: Chatgot </w:t>
+      </w:r>
+      <w:r>
+        <w:rPr>
+          <w:rFonts w:ascii="Arial" w:eastAsia="Arial" w:hAnsi="Arial"/>
+          <w:sz w:val="18"/>
           <w:szCs w:val="14"/>
+          <w:highlight w:val="lightGray"/>
           <w:shd w:val="clear" w:color="auto" w:fill="B7B7B7"/>
         </w:rPr>
         <w:t>(GPT</w:t>
       </w:r>
       <w:r>
         <w:rPr>
-          <w:rFonts w:ascii="Cambria Math" w:hAnsi="Cambria Math" w:cs="Cambria Math"/>
-          <w:b/>
-          <w:sz w:val="14"/>
+          <w:rFonts w:ascii="Arial" w:eastAsia="Arial" w:hAnsi="Arial" w:cs="Cambria Math"/>
+          <w:sz w:val="18"/>
           <w:szCs w:val="14"/>
+          <w:highlight w:val="lightGray"/>
           <w:shd w:val="clear" w:color="auto" w:fill="B7B7B7"/>
         </w:rPr>
         <w:t>‑</w:t>
       </w:r>
       <w:r>
         <w:rPr>
-          <w:b/>
-          <w:sz w:val="14"/>
+          <w:rFonts w:ascii="Arial" w:eastAsia="Arial" w:hAnsi="Arial"/>
+          <w:sz w:val="18"/>
           <w:szCs w:val="14"/>
+          <w:highlight w:val="lightGray"/>
           <w:shd w:val="clear" w:color="auto" w:fill="B7B7B7"/>
         </w:rPr>
         <w:t>5 Mini) at [9/4/2025]</w:t>
@@ -6211,7 +6052,7 @@
         <w:rPr>
           <w:lang w:bidi="ar-EG"/>
         </w:rPr>
-        <w:pict w14:anchorId="039DA54D">
+        <w:pict w14:anchorId="0B15D1A9">
           <v:rect id="_x0000_i1043" style="width:0;height:1.5pt" o:hralign="center" o:hrstd="t" o:hr="t" fillcolor="#a0a0a0" stroked="f"/>
         </w:pict>
       </w:r>
@@ -6246,65 +6087,343 @@
       </w:pPr>
       <w:r>
         <w:rPr>
-          <w:b/>
-          <w:shd w:val="clear" w:color="auto" w:fill="B7B7B7"/>
-        </w:rPr>
-        <w:t># Source</w:t>
-      </w:r>
-      <w:r>
-        <w:rPr>
-          <w:shd w:val="clear" w:color="auto" w:fill="B7B7B7"/>
-        </w:rPr>
-        <w:t xml:space="preserve">: </w:t>
-      </w:r>
-      <w:r>
-        <w:rPr>
-          <w:b/>
-          <w:shd w:val="clear" w:color="auto" w:fill="B7B7B7"/>
-        </w:rPr>
-        <w:t xml:space="preserve">Chatgot </w:t>
-      </w:r>
-      <w:r>
-        <w:rPr>
-          <w:b/>
-          <w:sz w:val="14"/>
+          <w:rFonts w:ascii="Arial" w:eastAsia="Arial" w:hAnsi="Arial"/>
+          <w:sz w:val="18"/>
+          <w:highlight w:val="lightGray"/>
+          <w:shd w:val="clear" w:color="auto" w:fill="B7B7B7"/>
+        </w:rPr>
+        <w:t xml:space="preserve"># Source: Chatgot </w:t>
+      </w:r>
+      <w:r>
+        <w:rPr>
+          <w:rFonts w:ascii="Arial" w:eastAsia="Arial" w:hAnsi="Arial"/>
+          <w:sz w:val="18"/>
           <w:szCs w:val="14"/>
+          <w:highlight w:val="lightGray"/>
           <w:shd w:val="clear" w:color="auto" w:fill="B7B7B7"/>
         </w:rPr>
         <w:t>(GPT</w:t>
       </w:r>
       <w:r>
         <w:rPr>
-          <w:rFonts w:ascii="Cambria Math" w:hAnsi="Cambria Math" w:cs="Cambria Math"/>
-          <w:b/>
-          <w:sz w:val="14"/>
+          <w:rFonts w:ascii="Arial" w:eastAsia="Arial" w:hAnsi="Arial" w:cs="Cambria Math"/>
+          <w:sz w:val="18"/>
           <w:szCs w:val="14"/>
+          <w:highlight w:val="lightGray"/>
           <w:shd w:val="clear" w:color="auto" w:fill="B7B7B7"/>
         </w:rPr>
         <w:t>‑</w:t>
       </w:r>
       <w:r>
         <w:rPr>
-          <w:b/>
-          <w:sz w:val="14"/>
+          <w:rFonts w:ascii="Arial" w:eastAsia="Arial" w:hAnsi="Arial"/>
+          <w:sz w:val="18"/>
           <w:szCs w:val="14"/>
+          <w:highlight w:val="lightGray"/>
           <w:shd w:val="clear" w:color="auto" w:fill="B7B7B7"/>
         </w:rPr>
         <w:t>5 Mini) at [9/4/2025]</w:t>
       </w:r>
       <w:r>
         <w:rPr>
+          <w:rFonts w:ascii="Arial" w:eastAsia="Arial" w:hAnsi="Arial"/>
+          <w:sz w:val="18"/>
+          <w:highlight w:val="lightGray"/>
           <w:lang w:bidi="ar-EG"/>
         </w:rPr>
         <w:br/>
-      </w:r>
-      <w:r>
-        <w:rPr>
-          <w:rFonts w:ascii="Roboto Mono" w:hAnsi="Roboto Mono"/>
-          <w:lang w:bidi="ar-EG"/>
-        </w:rPr>
         <w:t xml:space="preserve">The required level of coverage is </w:t>
       </w:r>
+      <w:r>
+        <w:rPr>
+          <w:rFonts w:ascii="Arial" w:eastAsia="Arial" w:hAnsi="Arial"/>
+          <w:bCs/>
+          <w:sz w:val="18"/>
+          <w:highlight w:val="lightGray"/>
+          <w:lang w:bidi="ar-EG"/>
+        </w:rPr>
+        <w:t>not universal</w:t>
+      </w:r>
+      <w:r>
+        <w:rPr>
+          <w:rFonts w:ascii="Arial" w:eastAsia="Arial" w:hAnsi="Arial"/>
+          <w:sz w:val="18"/>
+          <w:highlight w:val="lightGray"/>
+          <w:lang w:bidi="ar-EG"/>
+        </w:rPr>
+        <w:t xml:space="preserve">. It is </w:t>
+      </w:r>
+      <w:r>
+        <w:rPr>
+          <w:rFonts w:ascii="Arial" w:eastAsia="Arial" w:hAnsi="Arial"/>
+          <w:bCs/>
+          <w:sz w:val="18"/>
+          <w:highlight w:val="lightGray"/>
+          <w:lang w:bidi="ar-EG"/>
+        </w:rPr>
+        <w:t>defined for each project</w:t>
+      </w:r>
+      <w:r>
+        <w:rPr>
+          <w:rFonts w:ascii="Arial" w:eastAsia="Arial" w:hAnsi="Arial"/>
+          <w:sz w:val="18"/>
+          <w:highlight w:val="lightGray"/>
+          <w:lang w:bidi="ar-EG"/>
+        </w:rPr>
+        <w:t xml:space="preserve"> based on </w:t>
+      </w:r>
+      <w:r>
+        <w:rPr>
+          <w:rFonts w:ascii="Arial" w:eastAsia="Arial" w:hAnsi="Arial"/>
+          <w:bCs/>
+          <w:sz w:val="18"/>
+          <w:highlight w:val="lightGray"/>
+          <w:lang w:bidi="ar-EG"/>
+        </w:rPr>
+        <w:t>risk, regulations, and business priorities</w:t>
+      </w:r>
+      <w:r>
+        <w:rPr>
+          <w:rFonts w:ascii="Arial" w:eastAsia="Arial" w:hAnsi="Arial"/>
+          <w:sz w:val="18"/>
+          <w:highlight w:val="lightGray"/>
+          <w:lang w:bidi="ar-EG"/>
+        </w:rPr>
+        <w:t>.</w:t>
+      </w:r>
+    </w:p>
+    <w:p>
+      <w:pPr>
+        <w:rPr>
+          <w:lang w:bidi="ar-EG"/>
+        </w:rPr>
+      </w:pPr>
+      <w:r>
+        <w:rPr>
+          <w:lang w:bidi="ar-EG"/>
+        </w:rPr>
+        <w:pict w14:anchorId="5F18EA81">
+          <v:rect id="_x0000_i1044" style="width:0;height:1.5pt" o:hralign="center" o:hrstd="t" o:hr="t" fillcolor="#a0a0a0" stroked="f"/>
+        </w:pict>
+      </w:r>
+    </w:p>
+    <w:p>
+      <w:pPr>
+        <w:pStyle w:val="Heading3"/>
+        <w:rPr>
+          <w:lang w:bidi="ar-EG"/>
+        </w:rPr>
+      </w:pPr>
+      <w:r>
+        <w:rPr>
+          <w:rFonts w:ascii="Segoe UI Emoji" w:hAnsi="Segoe UI Emoji" w:cs="Segoe UI Emoji"/>
+          <w:lang w:bidi="ar-EG"/>
+        </w:rPr>
+        <w:t>💡</w:t>
+      </w:r>
+      <w:r>
+        <w:rPr>
+          <w:lang w:bidi="ar-EG"/>
+        </w:rPr>
+        <w:t xml:space="preserve"> In short:</w:t>
+      </w:r>
+    </w:p>
+    <w:p>
+      <w:pPr>
+        <w:spacing w:before="240" w:after="240"/>
+        <w:rPr>
+          <w:rFonts w:ascii="Roboto Mono" w:hAnsi="Roboto Mono"/>
+        </w:rPr>
+      </w:pPr>
+      <w:r>
+        <w:rPr>
+          <w:rFonts w:ascii="Arial" w:eastAsia="Arial" w:hAnsi="Arial"/>
+          <w:sz w:val="18"/>
+          <w:highlight w:val="lightGray"/>
+          <w:shd w:val="clear" w:color="auto" w:fill="B7B7B7"/>
+        </w:rPr>
+        <w:t xml:space="preserve"># Source: Chatgot </w:t>
+      </w:r>
+      <w:r>
+        <w:rPr>
+          <w:rFonts w:ascii="Arial" w:eastAsia="Arial" w:hAnsi="Arial"/>
+          <w:sz w:val="18"/>
+          <w:szCs w:val="14"/>
+          <w:highlight w:val="lightGray"/>
+          <w:shd w:val="clear" w:color="auto" w:fill="B7B7B7"/>
+        </w:rPr>
+        <w:t>(GPT</w:t>
+      </w:r>
+      <w:r>
+        <w:rPr>
+          <w:rFonts w:ascii="Arial" w:eastAsia="Arial" w:hAnsi="Arial" w:cs="Cambria Math"/>
+          <w:sz w:val="18"/>
+          <w:szCs w:val="14"/>
+          <w:highlight w:val="lightGray"/>
+          <w:shd w:val="clear" w:color="auto" w:fill="B7B7B7"/>
+        </w:rPr>
+        <w:t>‑</w:t>
+      </w:r>
+      <w:r>
+        <w:rPr>
+          <w:rFonts w:ascii="Arial" w:eastAsia="Arial" w:hAnsi="Arial"/>
+          <w:sz w:val="18"/>
+          <w:szCs w:val="14"/>
+          <w:highlight w:val="lightGray"/>
+          <w:shd w:val="clear" w:color="auto" w:fill="B7B7B7"/>
+        </w:rPr>
+        <w:t>5 Mini) at [9/4/2025]</w:t>
+      </w:r>
+      <w:r>
+        <w:rPr>
+          <w:rFonts w:ascii="Arial" w:eastAsia="Arial" w:hAnsi="Arial"/>
+          <w:sz w:val="18"/>
+          <w:highlight w:val="lightGray"/>
+          <w:lang w:bidi="ar-EG"/>
+        </w:rPr>
+        <w:br/>
+        <w:t xml:space="preserve">Coverage is </w:t>
+      </w:r>
+      <w:r>
+        <w:rPr>
+          <w:rFonts w:ascii="Arial" w:eastAsia="Arial" w:hAnsi="Arial"/>
+          <w:bCs/>
+          <w:sz w:val="18"/>
+          <w:highlight w:val="lightGray"/>
+          <w:lang w:bidi="ar-EG"/>
+        </w:rPr>
+        <w:t>a metric or measure</w:t>
+      </w:r>
+      <w:r>
+        <w:rPr>
+          <w:rFonts w:ascii="Arial" w:eastAsia="Arial" w:hAnsi="Arial"/>
+          <w:sz w:val="18"/>
+          <w:highlight w:val="lightGray"/>
+          <w:lang w:bidi="ar-EG"/>
+        </w:rPr>
+        <w:t xml:space="preserve"> — it does not guarantee there are no defects, but it shows </w:t>
+      </w:r>
+      <w:r>
+        <w:rPr>
+          <w:rFonts w:ascii="Arial" w:eastAsia="Arial" w:hAnsi="Arial"/>
+          <w:bCs/>
+          <w:sz w:val="18"/>
+          <w:highlight w:val="lightGray"/>
+          <w:lang w:bidi="ar-EG"/>
+        </w:rPr>
+        <w:t>how thoroughly the system has been tested</w:t>
+      </w:r>
+      <w:r>
+        <w:rPr>
+          <w:rFonts w:ascii="Arial" w:eastAsia="Arial" w:hAnsi="Arial"/>
+          <w:sz w:val="18"/>
+          <w:highlight w:val="lightGray"/>
+          <w:lang w:bidi="ar-EG"/>
+        </w:rPr>
+        <w:t>.</w:t>
+      </w:r>
+    </w:p>
+    <w:p>
+      <w:pPr>
+        <w:rPr>
+          <w:lang w:bidi="ar-EG"/>
+        </w:rPr>
+      </w:pPr>
+      <w:r>
+        <w:rPr>
+          <w:lang w:bidi="ar-EG"/>
+        </w:rPr>
+        <w:pict w14:anchorId="59E933D9">
+          <v:rect id="_x0000_i1045" style="width:0;height:1.5pt" o:hralign="center" o:hrstd="t" o:hr="t" fillcolor="#a0a0a0" stroked="f"/>
+        </w:pict>
+      </w:r>
+    </w:p>
+    <w:p>
+      <w:pPr>
+        <w:pStyle w:val="Heading2"/>
+        <w:rPr>
+          <w:lang w:bidi="ar-EG"/>
+        </w:rPr>
+      </w:pPr>
+      <w:r>
+        <w:rPr>
+          <w:lang w:bidi="ar-EG"/>
+        </w:rPr>
+        <w:t>Testware</w:t>
+      </w:r>
+    </w:p>
+    <w:p>
+      <w:pPr>
+        <w:pStyle w:val="Heading3"/>
+        <w:rPr>
+          <w:lang w:bidi="ar-EG"/>
+        </w:rPr>
+      </w:pPr>
+      <w:r>
+        <w:rPr>
+          <w:rFonts w:ascii="Segoe UI Emoji" w:hAnsi="Segoe UI Emoji" w:cs="Segoe UI Emoji"/>
+          <w:lang w:bidi="ar-EG"/>
+        </w:rPr>
+        <w:t>🧰</w:t>
+      </w:r>
+      <w:r>
+        <w:rPr>
+          <w:lang w:bidi="ar-EG"/>
+        </w:rPr>
+        <w:t xml:space="preserve"> Definition</w:t>
+      </w:r>
+    </w:p>
+    <w:p>
+      <w:pPr>
+        <w:spacing w:before="240" w:after="240"/>
+      </w:pPr>
+      <w:r>
+        <w:rPr>
+          <w:rFonts w:ascii="Arial" w:eastAsia="Arial" w:hAnsi="Arial"/>
+          <w:sz w:val="18"/>
+          <w:highlight w:val="lightGray"/>
+          <w:shd w:val="clear" w:color="auto" w:fill="B7B7B7"/>
+        </w:rPr>
+        <w:t xml:space="preserve"># Source: Chatgot </w:t>
+      </w:r>
+      <w:r>
+        <w:rPr>
+          <w:rFonts w:ascii="Arial" w:eastAsia="Arial" w:hAnsi="Arial"/>
+          <w:sz w:val="18"/>
+          <w:szCs w:val="14"/>
+          <w:highlight w:val="lightGray"/>
+          <w:shd w:val="clear" w:color="auto" w:fill="B7B7B7"/>
+        </w:rPr>
+        <w:t>(GPT</w:t>
+      </w:r>
+      <w:r>
+        <w:rPr>
+          <w:rFonts w:ascii="Arial" w:eastAsia="Arial" w:hAnsi="Arial" w:cs="Cambria Math"/>
+          <w:sz w:val="18"/>
+          <w:szCs w:val="14"/>
+          <w:highlight w:val="lightGray"/>
+          <w:shd w:val="clear" w:color="auto" w:fill="B7B7B7"/>
+        </w:rPr>
+        <w:t>‑</w:t>
+      </w:r>
+      <w:r>
+        <w:rPr>
+          <w:rFonts w:ascii="Arial" w:eastAsia="Arial" w:hAnsi="Arial"/>
+          <w:sz w:val="18"/>
+          <w:szCs w:val="14"/>
+          <w:highlight w:val="lightGray"/>
+          <w:shd w:val="clear" w:color="auto" w:fill="B7B7B7"/>
+        </w:rPr>
+        <w:t>5 Mini) at [9/4/2025]</w:t>
+      </w:r>
+    </w:p>
+    <w:p>
+      <w:pPr>
+        <w:rPr>
+          <w:rFonts w:ascii="Roboto Mono" w:hAnsi="Roboto Mono"/>
+          <w:lang w:bidi="ar-EG"/>
+        </w:rPr>
+      </w:pPr>
       <w:r>
         <w:rPr>
           <w:rFonts w:ascii="Roboto Mono" w:hAnsi="Roboto Mono"/>
@@ -6312,14 +6431,14 @@
           <w:bCs/>
           <w:lang w:bidi="ar-EG"/>
         </w:rPr>
-        <w:t>not universal</w:t>
-      </w:r>
-      <w:r>
-        <w:rPr>
-          <w:rFonts w:ascii="Roboto Mono" w:hAnsi="Roboto Mono"/>
-          <w:lang w:bidi="ar-EG"/>
-        </w:rPr>
-        <w:t xml:space="preserve">. It is </w:t>
+        <w:t>Testware</w:t>
+      </w:r>
+      <w:r>
+        <w:rPr>
+          <w:rFonts w:ascii="Roboto Mono" w:hAnsi="Roboto Mono"/>
+          <w:lang w:bidi="ar-EG"/>
+        </w:rPr>
+        <w:t xml:space="preserve"> is the </w:t>
       </w:r>
       <w:r>
         <w:rPr>
@@ -6328,14 +6447,29 @@
           <w:bCs/>
           <w:lang w:bidi="ar-EG"/>
         </w:rPr>
-        <w:t>defined for each project</w:t>
-      </w:r>
-      <w:r>
-        <w:rPr>
-          <w:rFonts w:ascii="Roboto Mono" w:hAnsi="Roboto Mono"/>
-          <w:lang w:bidi="ar-EG"/>
-        </w:rPr>
-        <w:t xml:space="preserve"> based on </w:t>
+        <w:t>collection of all artifacts created and used during testing</w:t>
+      </w:r>
+      <w:r>
+        <w:rPr>
+          <w:rFonts w:ascii="Roboto Mono" w:hAnsi="Roboto Mono"/>
+          <w:lang w:bidi="ar-EG"/>
+        </w:rPr>
+        <w:t xml:space="preserve"> to plan, design, execute, and report tests.</w:t>
+      </w:r>
+    </w:p>
+    <w:p>
+      <w:pPr>
+        <w:rPr>
+          <w:rFonts w:ascii="Roboto Mono" w:hAnsi="Roboto Mono"/>
+          <w:lang w:bidi="ar-EG"/>
+        </w:rPr>
+      </w:pPr>
+      <w:r>
+        <w:rPr>
+          <w:rFonts w:ascii="Roboto Mono" w:hAnsi="Roboto Mono"/>
+          <w:lang w:bidi="ar-EG"/>
+        </w:rPr>
+        <w:t xml:space="preserve">In simple terms: </w:t>
       </w:r>
       <w:r>
         <w:rPr>
@@ -6344,119 +6478,22 @@
           <w:bCs/>
           <w:lang w:bidi="ar-EG"/>
         </w:rPr>
-        <w:t>risk, regulations, and business priorities</w:t>
-      </w:r>
-      <w:r>
-        <w:rPr>
-          <w:rFonts w:ascii="Roboto Mono" w:hAnsi="Roboto Mono"/>
-          <w:lang w:bidi="ar-EG"/>
-        </w:rPr>
-        <w:t>.</w:t>
-      </w:r>
-    </w:p>
-    <w:p>
-      <w:pPr>
-        <w:rPr>
-          <w:lang w:bidi="ar-EG"/>
-        </w:rPr>
-      </w:pPr>
-      <w:r>
-        <w:rPr>
-          <w:lang w:bidi="ar-EG"/>
-        </w:rPr>
-        <w:pict w14:anchorId="51DB3C89">
-          <v:rect id="_x0000_i1044" style="width:0;height:1.5pt" o:hralign="center" o:hrstd="t" o:hr="t" fillcolor="#a0a0a0" stroked="f"/>
-        </w:pict>
-      </w:r>
-    </w:p>
-    <w:p>
-      <w:pPr>
-        <w:pStyle w:val="Heading3"/>
-        <w:rPr>
-          <w:lang w:bidi="ar-EG"/>
-        </w:rPr>
-      </w:pPr>
-      <w:r>
-        <w:rPr>
-          <w:rFonts w:ascii="Segoe UI Emoji" w:hAnsi="Segoe UI Emoji" w:cs="Segoe UI Emoji"/>
-          <w:lang w:bidi="ar-EG"/>
-        </w:rPr>
-        <w:t>💡</w:t>
-      </w:r>
-      <w:r>
-        <w:rPr>
-          <w:lang w:bidi="ar-EG"/>
-        </w:rPr>
-        <w:t xml:space="preserve"> In short:</w:t>
-      </w:r>
-    </w:p>
-    <w:p>
-      <w:pPr>
-        <w:spacing w:before="240" w:after="240"/>
-        <w:rPr>
-          <w:rFonts w:ascii="Roboto Mono" w:hAnsi="Roboto Mono"/>
-        </w:rPr>
-      </w:pPr>
-      <w:r>
-        <w:rPr>
-          <w:b/>
-          <w:shd w:val="clear" w:color="auto" w:fill="B7B7B7"/>
-        </w:rPr>
-        <w:t># Source</w:t>
-      </w:r>
-      <w:r>
-        <w:rPr>
-          <w:shd w:val="clear" w:color="auto" w:fill="B7B7B7"/>
-        </w:rPr>
-        <w:t xml:space="preserve">: </w:t>
-      </w:r>
-      <w:r>
-        <w:rPr>
-          <w:b/>
-          <w:shd w:val="clear" w:color="auto" w:fill="B7B7B7"/>
-        </w:rPr>
-        <w:t xml:space="preserve">Chatgot </w:t>
-      </w:r>
-      <w:r>
-        <w:rPr>
-          <w:b/>
-          <w:sz w:val="14"/>
-          <w:szCs w:val="14"/>
-          <w:shd w:val="clear" w:color="auto" w:fill="B7B7B7"/>
-        </w:rPr>
-        <w:t>(GPT</w:t>
-      </w:r>
-      <w:r>
-        <w:rPr>
-          <w:rFonts w:ascii="Cambria Math" w:hAnsi="Cambria Math" w:cs="Cambria Math"/>
-          <w:b/>
-          <w:sz w:val="14"/>
-          <w:szCs w:val="14"/>
-          <w:shd w:val="clear" w:color="auto" w:fill="B7B7B7"/>
-        </w:rPr>
-        <w:t>‑</w:t>
-      </w:r>
-      <w:r>
-        <w:rPr>
-          <w:b/>
-          <w:sz w:val="14"/>
-          <w:szCs w:val="14"/>
-          <w:shd w:val="clear" w:color="auto" w:fill="B7B7B7"/>
-        </w:rPr>
-        <w:t>5 Mini) at [9/4/2025]</w:t>
-      </w:r>
-      <w:r>
-        <w:rPr>
-          <w:lang w:bidi="ar-EG"/>
-        </w:rPr>
-        <w:br/>
-      </w:r>
-      <w:r>
-        <w:rPr>
-          <w:rFonts w:ascii="Roboto Mono" w:hAnsi="Roboto Mono"/>
-          <w:lang w:bidi="ar-EG"/>
-        </w:rPr>
-        <w:t xml:space="preserve">Coverage is </w:t>
+        <w:t>everything a tester uses or produces to test software is “testware.”</w:t>
+      </w:r>
+    </w:p>
+    <w:p>
+      <w:pPr>
+        <w:rPr>
+          <w:rFonts w:ascii="Roboto Mono" w:hAnsi="Roboto Mono"/>
+          <w:lang w:bidi="ar-EG"/>
+        </w:rPr>
+      </w:pPr>
+      <w:r>
+        <w:rPr>
+          <w:rFonts w:ascii="Roboto Mono" w:hAnsi="Roboto Mono"/>
+          <w:lang w:bidi="ar-EG"/>
+        </w:rPr>
+        <w:t xml:space="preserve">It’s like the </w:t>
       </w:r>
       <w:r>
         <w:rPr>
@@ -6465,221 +6502,6 @@
           <w:bCs/>
           <w:lang w:bidi="ar-EG"/>
         </w:rPr>
-        <w:t>a metric or measure</w:t>
-      </w:r>
-      <w:r>
-        <w:rPr>
-          <w:rFonts w:ascii="Roboto Mono" w:hAnsi="Roboto Mono"/>
-          <w:lang w:bidi="ar-EG"/>
-        </w:rPr>
-        <w:t xml:space="preserve"> — it does not guarantee there are no defects, but it shows </w:t>
-      </w:r>
-      <w:r>
-        <w:rPr>
-          <w:rFonts w:ascii="Roboto Mono" w:hAnsi="Roboto Mono"/>
-          <w:b/>
-          <w:bCs/>
-          <w:lang w:bidi="ar-EG"/>
-        </w:rPr>
-        <w:t>how thoroughly the system has been tested</w:t>
-      </w:r>
-      <w:r>
-        <w:rPr>
-          <w:rFonts w:ascii="Roboto Mono" w:hAnsi="Roboto Mono"/>
-          <w:lang w:bidi="ar-EG"/>
-        </w:rPr>
-        <w:t>.</w:t>
-      </w:r>
-    </w:p>
-    <w:p>
-      <w:pPr>
-        <w:rPr>
-          <w:lang w:bidi="ar-EG"/>
-        </w:rPr>
-      </w:pPr>
-      <w:r>
-        <w:rPr>
-          <w:lang w:bidi="ar-EG"/>
-        </w:rPr>
-        <w:pict w14:anchorId="62AE2B22">
-          <v:rect id="_x0000_i1045" style="width:0;height:1.5pt" o:hralign="center" o:hrstd="t" o:hr="t" fillcolor="#a0a0a0" stroked="f"/>
-        </w:pict>
-      </w:r>
-    </w:p>
-    <w:p>
-      <w:pPr>
-        <w:pStyle w:val="Heading2"/>
-        <w:rPr>
-          <w:lang w:bidi="ar-EG"/>
-        </w:rPr>
-      </w:pPr>
-      <w:r>
-        <w:rPr>
-          <w:lang w:bidi="ar-EG"/>
-        </w:rPr>
-        <w:t>Testware</w:t>
-      </w:r>
-    </w:p>
-    <w:p>
-      <w:pPr>
-        <w:pStyle w:val="Heading3"/>
-        <w:rPr>
-          <w:lang w:bidi="ar-EG"/>
-        </w:rPr>
-      </w:pPr>
-      <w:r>
-        <w:rPr>
-          <w:rFonts w:ascii="Segoe UI Emoji" w:hAnsi="Segoe UI Emoji" w:cs="Segoe UI Emoji"/>
-          <w:lang w:bidi="ar-EG"/>
-        </w:rPr>
-        <w:t>🧰</w:t>
-      </w:r>
-      <w:r>
-        <w:rPr>
-          <w:lang w:bidi="ar-EG"/>
-        </w:rPr>
-        <w:t xml:space="preserve"> Definition</w:t>
-      </w:r>
-    </w:p>
-    <w:p>
-      <w:pPr>
-        <w:spacing w:before="240" w:after="240"/>
-      </w:pPr>
-      <w:r>
-        <w:rPr>
-          <w:b/>
-          <w:shd w:val="clear" w:color="auto" w:fill="B7B7B7"/>
-        </w:rPr>
-        <w:t># Source</w:t>
-      </w:r>
-      <w:r>
-        <w:rPr>
-          <w:shd w:val="clear" w:color="auto" w:fill="B7B7B7"/>
-        </w:rPr>
-        <w:t xml:space="preserve">: </w:t>
-      </w:r>
-      <w:r>
-        <w:rPr>
-          <w:b/>
-          <w:shd w:val="clear" w:color="auto" w:fill="B7B7B7"/>
-        </w:rPr>
-        <w:t xml:space="preserve">Chatgot </w:t>
-      </w:r>
-      <w:r>
-        <w:rPr>
-          <w:b/>
-          <w:sz w:val="14"/>
-          <w:szCs w:val="14"/>
-          <w:shd w:val="clear" w:color="auto" w:fill="B7B7B7"/>
-        </w:rPr>
-        <w:t>(GPT</w:t>
-      </w:r>
-      <w:r>
-        <w:rPr>
-          <w:rFonts w:ascii="Cambria Math" w:hAnsi="Cambria Math" w:cs="Cambria Math"/>
-          <w:b/>
-          <w:sz w:val="14"/>
-          <w:szCs w:val="14"/>
-          <w:shd w:val="clear" w:color="auto" w:fill="B7B7B7"/>
-        </w:rPr>
-        <w:t>‑</w:t>
-      </w:r>
-      <w:r>
-        <w:rPr>
-          <w:b/>
-          <w:sz w:val="14"/>
-          <w:szCs w:val="14"/>
-          <w:shd w:val="clear" w:color="auto" w:fill="B7B7B7"/>
-        </w:rPr>
-        <w:t>5 Mini) at [9/4/2025]</w:t>
-      </w:r>
-    </w:p>
-    <w:p>
-      <w:pPr>
-        <w:rPr>
-          <w:rFonts w:ascii="Roboto Mono" w:hAnsi="Roboto Mono"/>
-          <w:lang w:bidi="ar-EG"/>
-        </w:rPr>
-      </w:pPr>
-      <w:r>
-        <w:rPr>
-          <w:rFonts w:ascii="Roboto Mono" w:hAnsi="Roboto Mono"/>
-          <w:b/>
-          <w:bCs/>
-          <w:lang w:bidi="ar-EG"/>
-        </w:rPr>
-        <w:lastRenderedPageBreak/>
-        <w:t>Testware</w:t>
-      </w:r>
-      <w:r>
-        <w:rPr>
-          <w:rFonts w:ascii="Roboto Mono" w:hAnsi="Roboto Mono"/>
-          <w:lang w:bidi="ar-EG"/>
-        </w:rPr>
-        <w:t xml:space="preserve"> is the </w:t>
-      </w:r>
-      <w:r>
-        <w:rPr>
-          <w:rFonts w:ascii="Roboto Mono" w:hAnsi="Roboto Mono"/>
-          <w:b/>
-          <w:bCs/>
-          <w:lang w:bidi="ar-EG"/>
-        </w:rPr>
-        <w:t>collection of all artifacts created and used during testing</w:t>
-      </w:r>
-      <w:r>
-        <w:rPr>
-          <w:rFonts w:ascii="Roboto Mono" w:hAnsi="Roboto Mono"/>
-          <w:lang w:bidi="ar-EG"/>
-        </w:rPr>
-        <w:t xml:space="preserve"> to plan, design, execute, and report tests.</w:t>
-      </w:r>
-    </w:p>
-    <w:p>
-      <w:pPr>
-        <w:rPr>
-          <w:rFonts w:ascii="Roboto Mono" w:hAnsi="Roboto Mono"/>
-          <w:lang w:bidi="ar-EG"/>
-        </w:rPr>
-      </w:pPr>
-      <w:r>
-        <w:rPr>
-          <w:rFonts w:ascii="Roboto Mono" w:hAnsi="Roboto Mono"/>
-          <w:lang w:bidi="ar-EG"/>
-        </w:rPr>
-        <w:t xml:space="preserve">In simple terms: </w:t>
-      </w:r>
-      <w:r>
-        <w:rPr>
-          <w:rFonts w:ascii="Roboto Mono" w:hAnsi="Roboto Mono"/>
-          <w:b/>
-          <w:bCs/>
-          <w:lang w:bidi="ar-EG"/>
-        </w:rPr>
-        <w:t>everything a tester uses or produces to test software is “testware.”</w:t>
-      </w:r>
-    </w:p>
-    <w:p>
-      <w:pPr>
-        <w:rPr>
-          <w:rFonts w:ascii="Roboto Mono" w:hAnsi="Roboto Mono"/>
-          <w:lang w:bidi="ar-EG"/>
-        </w:rPr>
-      </w:pPr>
-      <w:r>
-        <w:rPr>
-          <w:rFonts w:ascii="Roboto Mono" w:hAnsi="Roboto Mono"/>
-          <w:lang w:bidi="ar-EG"/>
-        </w:rPr>
-        <w:t xml:space="preserve">It’s like the </w:t>
-      </w:r>
-      <w:r>
-        <w:rPr>
-          <w:rFonts w:ascii="Roboto Mono" w:hAnsi="Roboto Mono"/>
-          <w:b/>
-          <w:bCs/>
-          <w:lang w:bidi="ar-EG"/>
-        </w:rPr>
         <w:t>toolbox and instructions</w:t>
       </w:r>
       <w:r>
@@ -6700,7 +6522,7 @@
         <w:rPr>
           <w:lang w:bidi="ar-EG"/>
         </w:rPr>
-        <w:pict w14:anchorId="4EB9AF9C">
+        <w:pict w14:anchorId="6276F5A1">
           <v:rect id="_x0000_i1046" style="width:0;height:1.5pt" o:hralign="center" o:hrstd="t" o:hr="t" fillcolor="#a0a0a0" stroked="f"/>
         </w:pict>
       </w:r>
@@ -6732,48 +6554,39 @@
       </w:pPr>
       <w:r>
         <w:rPr>
-          <w:b/>
-          <w:shd w:val="clear" w:color="auto" w:fill="B7B7B7"/>
-        </w:rPr>
-        <w:t># Source</w:t>
-      </w:r>
-      <w:r>
-        <w:rPr>
-          <w:shd w:val="clear" w:color="auto" w:fill="B7B7B7"/>
-        </w:rPr>
-        <w:t xml:space="preserve">: </w:t>
-      </w:r>
-      <w:r>
-        <w:rPr>
-          <w:b/>
-          <w:shd w:val="clear" w:color="auto" w:fill="B7B7B7"/>
-        </w:rPr>
-        <w:t xml:space="preserve">Chatgot </w:t>
-      </w:r>
-      <w:r>
-        <w:rPr>
-          <w:b/>
-          <w:sz w:val="14"/>
+          <w:rFonts w:ascii="Arial" w:eastAsia="Arial" w:hAnsi="Arial"/>
+          <w:sz w:val="18"/>
+          <w:highlight w:val="lightGray"/>
+          <w:shd w:val="clear" w:color="auto" w:fill="B7B7B7"/>
+        </w:rPr>
+        <w:t xml:space="preserve"># Source: Chatgot </w:t>
+      </w:r>
+      <w:r>
+        <w:rPr>
+          <w:rFonts w:ascii="Arial" w:eastAsia="Arial" w:hAnsi="Arial"/>
+          <w:sz w:val="18"/>
           <w:szCs w:val="14"/>
+          <w:highlight w:val="lightGray"/>
           <w:shd w:val="clear" w:color="auto" w:fill="B7B7B7"/>
         </w:rPr>
         <w:t>(GPT</w:t>
       </w:r>
       <w:r>
         <w:rPr>
-          <w:rFonts w:ascii="Cambria Math" w:hAnsi="Cambria Math" w:cs="Cambria Math"/>
-          <w:b/>
-          <w:sz w:val="14"/>
+          <w:rFonts w:ascii="Arial" w:eastAsia="Arial" w:hAnsi="Arial" w:cs="Cambria Math"/>
+          <w:sz w:val="18"/>
           <w:szCs w:val="14"/>
+          <w:highlight w:val="lightGray"/>
           <w:shd w:val="clear" w:color="auto" w:fill="B7B7B7"/>
         </w:rPr>
         <w:t>‑</w:t>
       </w:r>
       <w:r>
         <w:rPr>
-          <w:b/>
-          <w:sz w:val="14"/>
+          <w:rFonts w:ascii="Arial" w:eastAsia="Arial" w:hAnsi="Arial"/>
+          <w:sz w:val="18"/>
           <w:szCs w:val="14"/>
+          <w:highlight w:val="lightGray"/>
           <w:shd w:val="clear" w:color="auto" w:fill="B7B7B7"/>
         </w:rPr>
         <w:t>5 Mini) at [9/4/2025]</w:t>
@@ -7048,8 +6861,7 @@
         <w:rPr>
           <w:lang w:bidi="ar-EG"/>
         </w:rPr>
-        <w:lastRenderedPageBreak/>
-        <w:pict w14:anchorId="4492E1F7">
+        <w:pict w14:anchorId="08BA0D9D">
           <v:rect id="_x0000_i1047" style="width:0;height:1.5pt" o:hralign="center" o:hrstd="t" o:hr="t" fillcolor="#a0a0a0" stroked="f"/>
         </w:pict>
       </w:r>
@@ -7081,48 +6893,39 @@
       </w:pPr>
       <w:r>
         <w:rPr>
-          <w:b/>
-          <w:shd w:val="clear" w:color="auto" w:fill="B7B7B7"/>
-        </w:rPr>
-        <w:t># Source</w:t>
-      </w:r>
-      <w:r>
-        <w:rPr>
-          <w:shd w:val="clear" w:color="auto" w:fill="B7B7B7"/>
-        </w:rPr>
-        <w:t xml:space="preserve">: </w:t>
-      </w:r>
-      <w:r>
-        <w:rPr>
-          <w:b/>
-          <w:shd w:val="clear" w:color="auto" w:fill="B7B7B7"/>
-        </w:rPr>
-        <w:t xml:space="preserve">Chatgot </w:t>
-      </w:r>
-      <w:r>
-        <w:rPr>
-          <w:b/>
-          <w:sz w:val="14"/>
+          <w:rFonts w:ascii="Arial" w:eastAsia="Arial" w:hAnsi="Arial"/>
+          <w:sz w:val="18"/>
+          <w:highlight w:val="lightGray"/>
+          <w:shd w:val="clear" w:color="auto" w:fill="B7B7B7"/>
+        </w:rPr>
+        <w:t xml:space="preserve"># Source: Chatgot </w:t>
+      </w:r>
+      <w:r>
+        <w:rPr>
+          <w:rFonts w:ascii="Arial" w:eastAsia="Arial" w:hAnsi="Arial"/>
+          <w:sz w:val="18"/>
           <w:szCs w:val="14"/>
+          <w:highlight w:val="lightGray"/>
           <w:shd w:val="clear" w:color="auto" w:fill="B7B7B7"/>
         </w:rPr>
         <w:t>(GPT</w:t>
       </w:r>
       <w:r>
         <w:rPr>
-          <w:rFonts w:ascii="Cambria Math" w:hAnsi="Cambria Math" w:cs="Cambria Math"/>
-          <w:b/>
-          <w:sz w:val="14"/>
+          <w:rFonts w:ascii="Arial" w:eastAsia="Arial" w:hAnsi="Arial" w:cs="Cambria Math"/>
+          <w:sz w:val="18"/>
           <w:szCs w:val="14"/>
+          <w:highlight w:val="lightGray"/>
           <w:shd w:val="clear" w:color="auto" w:fill="B7B7B7"/>
         </w:rPr>
         <w:t>‑</w:t>
       </w:r>
       <w:r>
         <w:rPr>
-          <w:b/>
-          <w:sz w:val="14"/>
+          <w:rFonts w:ascii="Arial" w:eastAsia="Arial" w:hAnsi="Arial"/>
+          <w:sz w:val="18"/>
           <w:szCs w:val="14"/>
+          <w:highlight w:val="lightGray"/>
           <w:shd w:val="clear" w:color="auto" w:fill="B7B7B7"/>
         </w:rPr>
         <w:t>5 Mini) at [9/4/2025]</w:t>
@@ -7264,7 +7067,7 @@
         <w:rPr>
           <w:lang w:bidi="ar-EG"/>
         </w:rPr>
-        <w:pict w14:anchorId="51F3A8F4">
+        <w:pict w14:anchorId="64A8F7A1">
           <v:rect id="_x0000_i1048" style="width:0;height:1.5pt" o:hralign="center" o:hrstd="t" o:hr="t" fillcolor="#a0a0a0" stroked="f"/>
         </w:pict>
       </w:r>
@@ -7296,48 +7099,39 @@
       </w:pPr>
       <w:r>
         <w:rPr>
-          <w:b/>
-          <w:shd w:val="clear" w:color="auto" w:fill="B7B7B7"/>
-        </w:rPr>
-        <w:t># Source</w:t>
-      </w:r>
-      <w:r>
-        <w:rPr>
-          <w:shd w:val="clear" w:color="auto" w:fill="B7B7B7"/>
-        </w:rPr>
-        <w:t xml:space="preserve">: </w:t>
-      </w:r>
-      <w:r>
-        <w:rPr>
-          <w:b/>
-          <w:shd w:val="clear" w:color="auto" w:fill="B7B7B7"/>
-        </w:rPr>
-        <w:t xml:space="preserve">Chatgot </w:t>
-      </w:r>
-      <w:r>
-        <w:rPr>
-          <w:b/>
-          <w:sz w:val="14"/>
+          <w:rFonts w:ascii="Arial" w:eastAsia="Arial" w:hAnsi="Arial"/>
+          <w:sz w:val="18"/>
+          <w:highlight w:val="lightGray"/>
+          <w:shd w:val="clear" w:color="auto" w:fill="B7B7B7"/>
+        </w:rPr>
+        <w:t xml:space="preserve"># Source: Chatgot </w:t>
+      </w:r>
+      <w:r>
+        <w:rPr>
+          <w:rFonts w:ascii="Arial" w:eastAsia="Arial" w:hAnsi="Arial"/>
+          <w:sz w:val="18"/>
           <w:szCs w:val="14"/>
+          <w:highlight w:val="lightGray"/>
           <w:shd w:val="clear" w:color="auto" w:fill="B7B7B7"/>
         </w:rPr>
         <w:t>(GPT</w:t>
       </w:r>
       <w:r>
         <w:rPr>
-          <w:rFonts w:ascii="Cambria Math" w:hAnsi="Cambria Math" w:cs="Cambria Math"/>
-          <w:b/>
-          <w:sz w:val="14"/>
+          <w:rFonts w:ascii="Arial" w:eastAsia="Arial" w:hAnsi="Arial" w:cs="Cambria Math"/>
+          <w:sz w:val="18"/>
           <w:szCs w:val="14"/>
+          <w:highlight w:val="lightGray"/>
           <w:shd w:val="clear" w:color="auto" w:fill="B7B7B7"/>
         </w:rPr>
         <w:t>‑</w:t>
       </w:r>
       <w:r>
         <w:rPr>
-          <w:b/>
-          <w:sz w:val="14"/>
+          <w:rFonts w:ascii="Arial" w:eastAsia="Arial" w:hAnsi="Arial"/>
+          <w:sz w:val="18"/>
           <w:szCs w:val="14"/>
+          <w:highlight w:val="lightGray"/>
           <w:shd w:val="clear" w:color="auto" w:fill="B7B7B7"/>
         </w:rPr>
         <w:t>5 Mini) at [9/4/2025]</w:t>
@@ -7446,7 +7240,7 @@
         <w:rPr>
           <w:lang w:bidi="ar-EG"/>
         </w:rPr>
-        <w:pict w14:anchorId="0BA58BE2">
+        <w:pict w14:anchorId="4130D326">
           <v:rect id="_x0000_i1049" style="width:0;height:1.5pt" o:hralign="center" o:hrstd="t" o:hr="t" fillcolor="#a0a0a0" stroked="f"/>
         </w:pict>
       </w:r>
@@ -7483,48 +7277,39 @@
       </w:pPr>
       <w:r>
         <w:rPr>
-          <w:b/>
-          <w:shd w:val="clear" w:color="auto" w:fill="B7B7B7"/>
-        </w:rPr>
-        <w:t># Source</w:t>
-      </w:r>
-      <w:r>
-        <w:rPr>
-          <w:shd w:val="clear" w:color="auto" w:fill="B7B7B7"/>
-        </w:rPr>
-        <w:t xml:space="preserve">: </w:t>
-      </w:r>
-      <w:r>
-        <w:rPr>
-          <w:b/>
-          <w:shd w:val="clear" w:color="auto" w:fill="B7B7B7"/>
-        </w:rPr>
-        <w:t xml:space="preserve">Chatgot </w:t>
-      </w:r>
-      <w:r>
-        <w:rPr>
-          <w:b/>
-          <w:sz w:val="14"/>
+          <w:rFonts w:ascii="Arial" w:eastAsia="Arial" w:hAnsi="Arial"/>
+          <w:sz w:val="18"/>
+          <w:highlight w:val="lightGray"/>
+          <w:shd w:val="clear" w:color="auto" w:fill="B7B7B7"/>
+        </w:rPr>
+        <w:t xml:space="preserve"># Source: Chatgot </w:t>
+      </w:r>
+      <w:r>
+        <w:rPr>
+          <w:rFonts w:ascii="Arial" w:eastAsia="Arial" w:hAnsi="Arial"/>
+          <w:sz w:val="18"/>
           <w:szCs w:val="14"/>
+          <w:highlight w:val="lightGray"/>
           <w:shd w:val="clear" w:color="auto" w:fill="B7B7B7"/>
         </w:rPr>
         <w:t>(GPT</w:t>
       </w:r>
       <w:r>
         <w:rPr>
-          <w:rFonts w:ascii="Cambria Math" w:hAnsi="Cambria Math" w:cs="Cambria Math"/>
-          <w:b/>
-          <w:sz w:val="14"/>
+          <w:rFonts w:ascii="Arial" w:eastAsia="Arial" w:hAnsi="Arial" w:cs="Cambria Math"/>
+          <w:sz w:val="18"/>
           <w:szCs w:val="14"/>
+          <w:highlight w:val="lightGray"/>
           <w:shd w:val="clear" w:color="auto" w:fill="B7B7B7"/>
         </w:rPr>
         <w:t>‑</w:t>
       </w:r>
       <w:r>
         <w:rPr>
-          <w:b/>
-          <w:sz w:val="14"/>
+          <w:rFonts w:ascii="Arial" w:eastAsia="Arial" w:hAnsi="Arial"/>
+          <w:sz w:val="18"/>
           <w:szCs w:val="14"/>
+          <w:highlight w:val="lightGray"/>
           <w:shd w:val="clear" w:color="auto" w:fill="B7B7B7"/>
         </w:rPr>
         <w:t>5 Mini) at [9/4/2025]</w:t>
@@ -7579,7 +7364,6 @@
         <w:rPr>
           <w:lang w:bidi="ar-EG"/>
         </w:rPr>
-        <w:lastRenderedPageBreak/>
         <w:t>1. Test Planning Work Products</w:t>
       </w:r>
     </w:p>
@@ -7589,48 +7373,39 @@
       </w:pPr>
       <w:r>
         <w:rPr>
-          <w:b/>
-          <w:shd w:val="clear" w:color="auto" w:fill="B7B7B7"/>
-        </w:rPr>
-        <w:t># Source</w:t>
-      </w:r>
-      <w:r>
-        <w:rPr>
-          <w:shd w:val="clear" w:color="auto" w:fill="B7B7B7"/>
-        </w:rPr>
-        <w:t xml:space="preserve">: </w:t>
-      </w:r>
-      <w:r>
-        <w:rPr>
-          <w:b/>
-          <w:shd w:val="clear" w:color="auto" w:fill="B7B7B7"/>
-        </w:rPr>
-        <w:t xml:space="preserve">Chatgot </w:t>
-      </w:r>
-      <w:r>
-        <w:rPr>
-          <w:b/>
-          <w:sz w:val="14"/>
+          <w:rFonts w:ascii="Arial" w:eastAsia="Arial" w:hAnsi="Arial"/>
+          <w:sz w:val="18"/>
+          <w:highlight w:val="lightGray"/>
+          <w:shd w:val="clear" w:color="auto" w:fill="B7B7B7"/>
+        </w:rPr>
+        <w:t xml:space="preserve"># Source: Chatgot </w:t>
+      </w:r>
+      <w:r>
+        <w:rPr>
+          <w:rFonts w:ascii="Arial" w:eastAsia="Arial" w:hAnsi="Arial"/>
+          <w:sz w:val="18"/>
           <w:szCs w:val="14"/>
+          <w:highlight w:val="lightGray"/>
           <w:shd w:val="clear" w:color="auto" w:fill="B7B7B7"/>
         </w:rPr>
         <w:t>(GPT</w:t>
       </w:r>
       <w:r>
         <w:rPr>
-          <w:rFonts w:ascii="Cambria Math" w:hAnsi="Cambria Math" w:cs="Cambria Math"/>
-          <w:b/>
-          <w:sz w:val="14"/>
+          <w:rFonts w:ascii="Arial" w:eastAsia="Arial" w:hAnsi="Arial" w:cs="Cambria Math"/>
+          <w:sz w:val="18"/>
           <w:szCs w:val="14"/>
+          <w:highlight w:val="lightGray"/>
           <w:shd w:val="clear" w:color="auto" w:fill="B7B7B7"/>
         </w:rPr>
         <w:t>‑</w:t>
       </w:r>
       <w:r>
         <w:rPr>
-          <w:b/>
-          <w:sz w:val="14"/>
+          <w:rFonts w:ascii="Arial" w:eastAsia="Arial" w:hAnsi="Arial"/>
+          <w:sz w:val="18"/>
           <w:szCs w:val="14"/>
+          <w:highlight w:val="lightGray"/>
           <w:shd w:val="clear" w:color="auto" w:fill="B7B7B7"/>
         </w:rPr>
         <w:t>5 Mini) at [9/4/2025]</w:t>
@@ -7794,7 +7569,7 @@
         <w:rPr>
           <w:lang w:bidi="ar-EG"/>
         </w:rPr>
-        <w:pict w14:anchorId="68F41E83">
+        <w:pict w14:anchorId="092135B8">
           <v:rect id="_x0000_i1050" style="width:0;height:1.5pt" o:hralign="center" o:hrstd="t" o:hr="t" fillcolor="#a0a0a0" stroked="f"/>
         </w:pict>
       </w:r>
@@ -7819,48 +7594,39 @@
       </w:pPr>
       <w:r>
         <w:rPr>
-          <w:b/>
-          <w:shd w:val="clear" w:color="auto" w:fill="B7B7B7"/>
-        </w:rPr>
-        <w:t># Source</w:t>
-      </w:r>
-      <w:r>
-        <w:rPr>
-          <w:shd w:val="clear" w:color="auto" w:fill="B7B7B7"/>
-        </w:rPr>
-        <w:t xml:space="preserve">: </w:t>
-      </w:r>
-      <w:r>
-        <w:rPr>
-          <w:b/>
-          <w:shd w:val="clear" w:color="auto" w:fill="B7B7B7"/>
-        </w:rPr>
-        <w:t xml:space="preserve">Chatgot </w:t>
-      </w:r>
-      <w:r>
-        <w:rPr>
-          <w:b/>
-          <w:sz w:val="14"/>
+          <w:rFonts w:ascii="Arial" w:eastAsia="Arial" w:hAnsi="Arial"/>
+          <w:sz w:val="18"/>
+          <w:highlight w:val="lightGray"/>
+          <w:shd w:val="clear" w:color="auto" w:fill="B7B7B7"/>
+        </w:rPr>
+        <w:t xml:space="preserve"># Source: Chatgot </w:t>
+      </w:r>
+      <w:r>
+        <w:rPr>
+          <w:rFonts w:ascii="Arial" w:eastAsia="Arial" w:hAnsi="Arial"/>
+          <w:sz w:val="18"/>
           <w:szCs w:val="14"/>
+          <w:highlight w:val="lightGray"/>
           <w:shd w:val="clear" w:color="auto" w:fill="B7B7B7"/>
         </w:rPr>
         <w:t>(GPT</w:t>
       </w:r>
       <w:r>
         <w:rPr>
-          <w:rFonts w:ascii="Cambria Math" w:hAnsi="Cambria Math" w:cs="Cambria Math"/>
-          <w:b/>
-          <w:sz w:val="14"/>
+          <w:rFonts w:ascii="Arial" w:eastAsia="Arial" w:hAnsi="Arial" w:cs="Cambria Math"/>
+          <w:sz w:val="18"/>
           <w:szCs w:val="14"/>
+          <w:highlight w:val="lightGray"/>
           <w:shd w:val="clear" w:color="auto" w:fill="B7B7B7"/>
         </w:rPr>
         <w:t>‑</w:t>
       </w:r>
       <w:r>
         <w:rPr>
-          <w:b/>
-          <w:sz w:val="14"/>
+          <w:rFonts w:ascii="Arial" w:eastAsia="Arial" w:hAnsi="Arial"/>
+          <w:sz w:val="18"/>
           <w:szCs w:val="14"/>
+          <w:highlight w:val="lightGray"/>
           <w:shd w:val="clear" w:color="auto" w:fill="B7B7B7"/>
         </w:rPr>
         <w:t>5 Mini) at [9/4/2025]</w:t>
@@ -8024,7 +7790,7 @@
         <w:rPr>
           <w:lang w:bidi="ar-EG"/>
         </w:rPr>
-        <w:pict w14:anchorId="78437761">
+        <w:pict w14:anchorId="5A16904F">
           <v:rect id="_x0000_i1051" style="width:0;height:1.5pt" o:hralign="center" o:hrstd="t" o:hr="t" fillcolor="#a0a0a0" stroked="f"/>
         </w:pict>
       </w:r>
@@ -8049,48 +7815,39 @@
       </w:pPr>
       <w:r>
         <w:rPr>
-          <w:b/>
-          <w:shd w:val="clear" w:color="auto" w:fill="B7B7B7"/>
-        </w:rPr>
-        <w:t># Source</w:t>
-      </w:r>
-      <w:r>
-        <w:rPr>
-          <w:shd w:val="clear" w:color="auto" w:fill="B7B7B7"/>
-        </w:rPr>
-        <w:t xml:space="preserve">: </w:t>
-      </w:r>
-      <w:r>
-        <w:rPr>
-          <w:b/>
-          <w:shd w:val="clear" w:color="auto" w:fill="B7B7B7"/>
-        </w:rPr>
-        <w:t xml:space="preserve">Chatgot </w:t>
-      </w:r>
-      <w:r>
-        <w:rPr>
-          <w:b/>
-          <w:sz w:val="14"/>
+          <w:rFonts w:ascii="Arial" w:eastAsia="Arial" w:hAnsi="Arial"/>
+          <w:sz w:val="18"/>
+          <w:highlight w:val="lightGray"/>
+          <w:shd w:val="clear" w:color="auto" w:fill="B7B7B7"/>
+        </w:rPr>
+        <w:t xml:space="preserve"># Source: Chatgot </w:t>
+      </w:r>
+      <w:r>
+        <w:rPr>
+          <w:rFonts w:ascii="Arial" w:eastAsia="Arial" w:hAnsi="Arial"/>
+          <w:sz w:val="18"/>
           <w:szCs w:val="14"/>
+          <w:highlight w:val="lightGray"/>
           <w:shd w:val="clear" w:color="auto" w:fill="B7B7B7"/>
         </w:rPr>
         <w:t>(GPT</w:t>
       </w:r>
       <w:r>
         <w:rPr>
-          <w:rFonts w:ascii="Cambria Math" w:hAnsi="Cambria Math" w:cs="Cambria Math"/>
-          <w:b/>
-          <w:sz w:val="14"/>
+          <w:rFonts w:ascii="Arial" w:eastAsia="Arial" w:hAnsi="Arial" w:cs="Cambria Math"/>
+          <w:sz w:val="18"/>
           <w:szCs w:val="14"/>
+          <w:highlight w:val="lightGray"/>
           <w:shd w:val="clear" w:color="auto" w:fill="B7B7B7"/>
         </w:rPr>
         <w:t>‑</w:t>
       </w:r>
       <w:r>
         <w:rPr>
-          <w:b/>
-          <w:sz w:val="14"/>
+          <w:rFonts w:ascii="Arial" w:eastAsia="Arial" w:hAnsi="Arial"/>
+          <w:sz w:val="18"/>
           <w:szCs w:val="14"/>
+          <w:highlight w:val="lightGray"/>
           <w:shd w:val="clear" w:color="auto" w:fill="B7B7B7"/>
         </w:rPr>
         <w:t>5 Mini) at [9/4/2025]</w:t>
@@ -8108,7 +7865,6 @@
           <w:rFonts w:ascii="Roboto Mono" w:hAnsi="Roboto Mono"/>
           <w:lang w:bidi="ar-EG"/>
         </w:rPr>
-        <w:lastRenderedPageBreak/>
         <w:t>Artifacts created during analysis of requirements and test basis:</w:t>
       </w:r>
     </w:p>
@@ -8236,7 +7992,7 @@
         <w:rPr>
           <w:lang w:bidi="ar-EG"/>
         </w:rPr>
-        <w:pict w14:anchorId="4F47C4BD">
+        <w:pict w14:anchorId="2EAB16F1">
           <v:rect id="_x0000_i1052" style="width:0;height:1.5pt" o:hralign="center" o:hrstd="t" o:hr="t" fillcolor="#a0a0a0" stroked="f"/>
         </w:pict>
       </w:r>
@@ -8261,48 +8017,39 @@
       </w:pPr>
       <w:r>
         <w:rPr>
-          <w:b/>
-          <w:shd w:val="clear" w:color="auto" w:fill="B7B7B7"/>
-        </w:rPr>
-        <w:t># Source</w:t>
-      </w:r>
-      <w:r>
-        <w:rPr>
-          <w:shd w:val="clear" w:color="auto" w:fill="B7B7B7"/>
-        </w:rPr>
-        <w:t xml:space="preserve">: </w:t>
-      </w:r>
-      <w:r>
-        <w:rPr>
-          <w:b/>
-          <w:shd w:val="clear" w:color="auto" w:fill="B7B7B7"/>
-        </w:rPr>
-        <w:t xml:space="preserve">Chatgot </w:t>
-      </w:r>
-      <w:r>
-        <w:rPr>
-          <w:b/>
-          <w:sz w:val="14"/>
+          <w:rFonts w:ascii="Arial" w:eastAsia="Arial" w:hAnsi="Arial"/>
+          <w:sz w:val="18"/>
+          <w:highlight w:val="lightGray"/>
+          <w:shd w:val="clear" w:color="auto" w:fill="B7B7B7"/>
+        </w:rPr>
+        <w:t xml:space="preserve"># Source: Chatgot </w:t>
+      </w:r>
+      <w:r>
+        <w:rPr>
+          <w:rFonts w:ascii="Arial" w:eastAsia="Arial" w:hAnsi="Arial"/>
+          <w:sz w:val="18"/>
           <w:szCs w:val="14"/>
+          <w:highlight w:val="lightGray"/>
           <w:shd w:val="clear" w:color="auto" w:fill="B7B7B7"/>
         </w:rPr>
         <w:t>(GPT</w:t>
       </w:r>
       <w:r>
         <w:rPr>
-          <w:rFonts w:ascii="Cambria Math" w:hAnsi="Cambria Math" w:cs="Cambria Math"/>
-          <w:b/>
-          <w:sz w:val="14"/>
+          <w:rFonts w:ascii="Arial" w:eastAsia="Arial" w:hAnsi="Arial" w:cs="Cambria Math"/>
+          <w:sz w:val="18"/>
           <w:szCs w:val="14"/>
+          <w:highlight w:val="lightGray"/>
           <w:shd w:val="clear" w:color="auto" w:fill="B7B7B7"/>
         </w:rPr>
         <w:t>‑</w:t>
       </w:r>
       <w:r>
         <w:rPr>
-          <w:b/>
-          <w:sz w:val="14"/>
+          <w:rFonts w:ascii="Arial" w:eastAsia="Arial" w:hAnsi="Arial"/>
+          <w:sz w:val="18"/>
           <w:szCs w:val="14"/>
+          <w:highlight w:val="lightGray"/>
           <w:shd w:val="clear" w:color="auto" w:fill="B7B7B7"/>
         </w:rPr>
         <w:t>5 Mini) at [9/4/2025]</w:t>
@@ -8463,7 +8210,7 @@
         <w:rPr>
           <w:lang w:bidi="ar-EG"/>
         </w:rPr>
-        <w:pict w14:anchorId="0F537449">
+        <w:pict w14:anchorId="749BF922">
           <v:rect id="_x0000_i1053" style="width:0;height:1.5pt" o:hralign="center" o:hrstd="t" o:hr="t" fillcolor="#a0a0a0" stroked="f"/>
         </w:pict>
       </w:r>
@@ -8488,48 +8235,39 @@
       </w:pPr>
       <w:r>
         <w:rPr>
-          <w:b/>
-          <w:shd w:val="clear" w:color="auto" w:fill="B7B7B7"/>
-        </w:rPr>
-        <w:t># Source</w:t>
-      </w:r>
-      <w:r>
-        <w:rPr>
-          <w:shd w:val="clear" w:color="auto" w:fill="B7B7B7"/>
-        </w:rPr>
-        <w:t xml:space="preserve">: </w:t>
-      </w:r>
-      <w:r>
-        <w:rPr>
-          <w:b/>
-          <w:shd w:val="clear" w:color="auto" w:fill="B7B7B7"/>
-        </w:rPr>
-        <w:t xml:space="preserve">Chatgot </w:t>
-      </w:r>
-      <w:r>
-        <w:rPr>
-          <w:b/>
-          <w:sz w:val="14"/>
+          <w:rFonts w:ascii="Arial" w:eastAsia="Arial" w:hAnsi="Arial"/>
+          <w:sz w:val="18"/>
+          <w:highlight w:val="lightGray"/>
+          <w:shd w:val="clear" w:color="auto" w:fill="B7B7B7"/>
+        </w:rPr>
+        <w:t xml:space="preserve"># Source: Chatgot </w:t>
+      </w:r>
+      <w:r>
+        <w:rPr>
+          <w:rFonts w:ascii="Arial" w:eastAsia="Arial" w:hAnsi="Arial"/>
+          <w:sz w:val="18"/>
           <w:szCs w:val="14"/>
+          <w:highlight w:val="lightGray"/>
           <w:shd w:val="clear" w:color="auto" w:fill="B7B7B7"/>
         </w:rPr>
         <w:t>(GPT</w:t>
       </w:r>
       <w:r>
         <w:rPr>
-          <w:rFonts w:ascii="Cambria Math" w:hAnsi="Cambria Math" w:cs="Cambria Math"/>
-          <w:b/>
-          <w:sz w:val="14"/>
+          <w:rFonts w:ascii="Arial" w:eastAsia="Arial" w:hAnsi="Arial" w:cs="Cambria Math"/>
+          <w:sz w:val="18"/>
           <w:szCs w:val="14"/>
+          <w:highlight w:val="lightGray"/>
           <w:shd w:val="clear" w:color="auto" w:fill="B7B7B7"/>
         </w:rPr>
         <w:t>‑</w:t>
       </w:r>
       <w:r>
         <w:rPr>
-          <w:b/>
-          <w:sz w:val="14"/>
+          <w:rFonts w:ascii="Arial" w:eastAsia="Arial" w:hAnsi="Arial"/>
+          <w:sz w:val="18"/>
           <w:szCs w:val="14"/>
+          <w:highlight w:val="lightGray"/>
           <w:shd w:val="clear" w:color="auto" w:fill="B7B7B7"/>
         </w:rPr>
         <w:t>5 Mini) at [9/4/2025]</w:t>
@@ -8596,7 +8334,6 @@
         <w:rPr>
           <w:lang w:bidi="ar-EG"/>
         </w:rPr>
-        <w:lastRenderedPageBreak/>
         <w:t>Automated test scripts ready to run</w:t>
       </w:r>
     </w:p>
@@ -8661,7 +8398,7 @@
         <w:rPr>
           <w:lang w:bidi="ar-EG"/>
         </w:rPr>
-        <w:pict w14:anchorId="0FA0BE08">
+        <w:pict w14:anchorId="1EB18889">
           <v:rect id="_x0000_i1054" style="width:0;height:1.5pt" o:hralign="center" o:hrstd="t" o:hr="t" fillcolor="#a0a0a0" stroked="f"/>
         </w:pict>
       </w:r>
@@ -8686,48 +8423,39 @@
       </w:pPr>
       <w:r>
         <w:rPr>
-          <w:b/>
-          <w:shd w:val="clear" w:color="auto" w:fill="B7B7B7"/>
-        </w:rPr>
-        <w:t># Source</w:t>
-      </w:r>
-      <w:r>
-        <w:rPr>
-          <w:shd w:val="clear" w:color="auto" w:fill="B7B7B7"/>
-        </w:rPr>
-        <w:t xml:space="preserve">: </w:t>
-      </w:r>
-      <w:r>
-        <w:rPr>
-          <w:b/>
-          <w:shd w:val="clear" w:color="auto" w:fill="B7B7B7"/>
-        </w:rPr>
-        <w:t xml:space="preserve">Chatgot </w:t>
-      </w:r>
-      <w:r>
-        <w:rPr>
-          <w:b/>
-          <w:sz w:val="14"/>
+          <w:rFonts w:ascii="Arial" w:eastAsia="Arial" w:hAnsi="Arial"/>
+          <w:sz w:val="18"/>
+          <w:highlight w:val="lightGray"/>
+          <w:shd w:val="clear" w:color="auto" w:fill="B7B7B7"/>
+        </w:rPr>
+        <w:t xml:space="preserve"># Source: Chatgot </w:t>
+      </w:r>
+      <w:r>
+        <w:rPr>
+          <w:rFonts w:ascii="Arial" w:eastAsia="Arial" w:hAnsi="Arial"/>
+          <w:sz w:val="18"/>
           <w:szCs w:val="14"/>
+          <w:highlight w:val="lightGray"/>
           <w:shd w:val="clear" w:color="auto" w:fill="B7B7B7"/>
         </w:rPr>
         <w:t>(GPT</w:t>
       </w:r>
       <w:r>
         <w:rPr>
-          <w:rFonts w:ascii="Cambria Math" w:hAnsi="Cambria Math" w:cs="Cambria Math"/>
-          <w:b/>
-          <w:sz w:val="14"/>
+          <w:rFonts w:ascii="Arial" w:eastAsia="Arial" w:hAnsi="Arial" w:cs="Cambria Math"/>
+          <w:sz w:val="18"/>
           <w:szCs w:val="14"/>
+          <w:highlight w:val="lightGray"/>
           <w:shd w:val="clear" w:color="auto" w:fill="B7B7B7"/>
         </w:rPr>
         <w:t>‑</w:t>
       </w:r>
       <w:r>
         <w:rPr>
-          <w:b/>
-          <w:sz w:val="14"/>
+          <w:rFonts w:ascii="Arial" w:eastAsia="Arial" w:hAnsi="Arial"/>
+          <w:sz w:val="18"/>
           <w:szCs w:val="14"/>
+          <w:highlight w:val="lightGray"/>
           <w:shd w:val="clear" w:color="auto" w:fill="B7B7B7"/>
         </w:rPr>
         <w:t>5 Mini) at [9/4/2025]</w:t>
@@ -8888,7 +8616,7 @@
         <w:rPr>
           <w:lang w:bidi="ar-EG"/>
         </w:rPr>
-        <w:pict w14:anchorId="24A70483">
+        <w:pict w14:anchorId="1BCFBAED">
           <v:rect id="_x0000_i1055" style="width:0;height:1.5pt" o:hralign="center" o:hrstd="t" o:hr="t" fillcolor="#a0a0a0" stroked="f"/>
         </w:pict>
       </w:r>
@@ -8913,48 +8641,39 @@
       </w:pPr>
       <w:r>
         <w:rPr>
-          <w:b/>
-          <w:shd w:val="clear" w:color="auto" w:fill="B7B7B7"/>
-        </w:rPr>
-        <w:t># Source</w:t>
-      </w:r>
-      <w:r>
-        <w:rPr>
-          <w:shd w:val="clear" w:color="auto" w:fill="B7B7B7"/>
-        </w:rPr>
-        <w:t xml:space="preserve">: </w:t>
-      </w:r>
-      <w:r>
-        <w:rPr>
-          <w:b/>
-          <w:shd w:val="clear" w:color="auto" w:fill="B7B7B7"/>
-        </w:rPr>
-        <w:t xml:space="preserve">Chatgot </w:t>
-      </w:r>
-      <w:r>
-        <w:rPr>
-          <w:b/>
-          <w:sz w:val="14"/>
+          <w:rFonts w:ascii="Arial" w:eastAsia="Arial" w:hAnsi="Arial"/>
+          <w:sz w:val="18"/>
+          <w:highlight w:val="lightGray"/>
+          <w:shd w:val="clear" w:color="auto" w:fill="B7B7B7"/>
+        </w:rPr>
+        <w:t xml:space="preserve"># Source: Chatgot </w:t>
+      </w:r>
+      <w:r>
+        <w:rPr>
+          <w:rFonts w:ascii="Arial" w:eastAsia="Arial" w:hAnsi="Arial"/>
+          <w:sz w:val="18"/>
           <w:szCs w:val="14"/>
+          <w:highlight w:val="lightGray"/>
           <w:shd w:val="clear" w:color="auto" w:fill="B7B7B7"/>
         </w:rPr>
         <w:t>(GPT</w:t>
       </w:r>
       <w:r>
         <w:rPr>
-          <w:rFonts w:ascii="Cambria Math" w:hAnsi="Cambria Math" w:cs="Cambria Math"/>
-          <w:b/>
-          <w:sz w:val="14"/>
+          <w:rFonts w:ascii="Arial" w:eastAsia="Arial" w:hAnsi="Arial" w:cs="Cambria Math"/>
+          <w:sz w:val="18"/>
           <w:szCs w:val="14"/>
+          <w:highlight w:val="lightGray"/>
           <w:shd w:val="clear" w:color="auto" w:fill="B7B7B7"/>
         </w:rPr>
         <w:t>‑</w:t>
       </w:r>
       <w:r>
         <w:rPr>
-          <w:b/>
-          <w:sz w:val="14"/>
+          <w:rFonts w:ascii="Arial" w:eastAsia="Arial" w:hAnsi="Arial"/>
+          <w:sz w:val="18"/>
           <w:szCs w:val="14"/>
+          <w:highlight w:val="lightGray"/>
           <w:shd w:val="clear" w:color="auto" w:fill="B7B7B7"/>
         </w:rPr>
         <w:t>5 Mini) at [9/4/2025]</w:t>
@@ -9115,8 +8834,7 @@
         <w:rPr>
           <w:lang w:bidi="ar-EG"/>
         </w:rPr>
-        <w:lastRenderedPageBreak/>
-        <w:pict w14:anchorId="3664D3A2">
+        <w:pict w14:anchorId="0B42D0B2">
           <v:rect id="_x0000_i1056" style="width:0;height:1.5pt" o:hralign="center" o:hrstd="t" o:hr="t" fillcolor="#a0a0a0" stroked="f"/>
         </w:pict>
       </w:r>
@@ -9151,365 +8869,341 @@
       </w:pPr>
       <w:r>
         <w:rPr>
-          <w:b/>
-          <w:shd w:val="clear" w:color="auto" w:fill="B7B7B7"/>
-        </w:rPr>
-        <w:t># Source</w:t>
-      </w:r>
-      <w:r>
-        <w:rPr>
-          <w:shd w:val="clear" w:color="auto" w:fill="B7B7B7"/>
-        </w:rPr>
-        <w:t xml:space="preserve">: </w:t>
-      </w:r>
-      <w:r>
-        <w:rPr>
-          <w:b/>
-          <w:shd w:val="clear" w:color="auto" w:fill="B7B7B7"/>
-        </w:rPr>
-        <w:t xml:space="preserve">Chatgot </w:t>
-      </w:r>
-      <w:r>
+          <w:rFonts w:ascii="Arial" w:eastAsia="Arial" w:hAnsi="Arial"/>
+          <w:sz w:val="18"/>
+          <w:highlight w:val="lightGray"/>
+          <w:shd w:val="clear" w:color="auto" w:fill="B7B7B7"/>
+        </w:rPr>
+        <w:t xml:space="preserve"># Source: Chatgot </w:t>
+      </w:r>
+      <w:r>
+        <w:rPr>
+          <w:rFonts w:ascii="Arial" w:eastAsia="Arial" w:hAnsi="Arial"/>
+          <w:sz w:val="18"/>
+          <w:szCs w:val="14"/>
+          <w:highlight w:val="lightGray"/>
+          <w:shd w:val="clear" w:color="auto" w:fill="B7B7B7"/>
+        </w:rPr>
+        <w:t>(GPT</w:t>
+      </w:r>
+      <w:r>
+        <w:rPr>
+          <w:rFonts w:ascii="Arial" w:eastAsia="Arial" w:hAnsi="Arial" w:cs="Cambria Math"/>
+          <w:sz w:val="18"/>
+          <w:szCs w:val="14"/>
+          <w:highlight w:val="lightGray"/>
+          <w:shd w:val="clear" w:color="auto" w:fill="B7B7B7"/>
+        </w:rPr>
+        <w:t>‑</w:t>
+      </w:r>
+      <w:r>
+        <w:rPr>
+          <w:rFonts w:ascii="Arial" w:eastAsia="Arial" w:hAnsi="Arial"/>
+          <w:sz w:val="18"/>
+          <w:szCs w:val="14"/>
+          <w:highlight w:val="lightGray"/>
+          <w:shd w:val="clear" w:color="auto" w:fill="B7B7B7"/>
+        </w:rPr>
+        <w:t>5 Mini) at [9/4/2025]</w:t>
+      </w:r>
+      <w:r>
+        <w:rPr>
+          <w:rFonts w:ascii="Arial" w:eastAsia="Arial" w:hAnsi="Arial"/>
+          <w:sz w:val="18"/>
+          <w:highlight w:val="lightGray"/>
+          <w:lang w:bidi="ar-EG"/>
+        </w:rPr>
+        <w:br/>
+        <w:t xml:space="preserve">All these artifacts together form </w:t>
+      </w:r>
+      <w:r>
+        <w:rPr>
+          <w:rFonts w:ascii="Arial" w:eastAsia="Arial" w:hAnsi="Arial"/>
+          <w:bCs/>
+          <w:sz w:val="18"/>
+          <w:highlight w:val="lightGray"/>
+          <w:lang w:bidi="ar-EG"/>
+        </w:rPr>
+        <w:t>testware</w:t>
+      </w:r>
+      <w:r>
+        <w:rPr>
+          <w:rFonts w:ascii="Arial" w:eastAsia="Arial" w:hAnsi="Arial"/>
+          <w:sz w:val="18"/>
+          <w:highlight w:val="lightGray"/>
+          <w:lang w:bidi="ar-EG"/>
+        </w:rPr>
+        <w:t xml:space="preserve">, which ensures testing is </w:t>
+      </w:r>
+      <w:r>
+        <w:rPr>
+          <w:rFonts w:ascii="Arial" w:eastAsia="Arial" w:hAnsi="Arial"/>
+          <w:bCs/>
+          <w:sz w:val="18"/>
+          <w:highlight w:val="lightGray"/>
+          <w:lang w:bidi="ar-EG"/>
+        </w:rPr>
+        <w:t>organized, repeatable, and traceable</w:t>
+      </w:r>
+      <w:r>
+        <w:rPr>
+          <w:rFonts w:ascii="Arial" w:eastAsia="Arial" w:hAnsi="Arial"/>
+          <w:sz w:val="18"/>
+          <w:highlight w:val="lightGray"/>
+          <w:lang w:bidi="ar-EG"/>
+        </w:rPr>
+        <w:t xml:space="preserve"> throughout the project.</w:t>
+      </w:r>
+    </w:p>
+    <w:p>
+      <w:pPr>
+        <w:rPr>
+          <w:lang w:bidi="ar-EG"/>
+        </w:rPr>
+      </w:pPr>
+      <w:r>
+        <w:rPr>
+          <w:lang w:bidi="ar-EG"/>
+        </w:rPr>
+        <w:pict w14:anchorId="1D4CF1CA">
+          <v:rect id="_x0000_i1057" style="width:0;height:1.5pt" o:hralign="center" o:hrstd="t" o:hr="t" fillcolor="#a0a0a0" stroked="f"/>
+        </w:pict>
+      </w:r>
+    </w:p>
+    <w:p>
+      <w:pPr>
+        <w:pStyle w:val="Heading3"/>
+        <w:rPr>
+          <w:rFonts w:ascii="Segoe UI Emoji" w:hAnsi="Segoe UI Emoji" w:cs="Segoe UI Emoji"/>
+          <w:lang w:bidi="ar-EG"/>
+        </w:rPr>
+      </w:pPr>
+      <w:r>
+        <w:rPr>
+          <w:rFonts w:ascii="Segoe UI Emoji" w:hAnsi="Segoe UI Emoji" w:cs="Segoe UI Emoji"/>
+          <w:lang w:bidi="ar-EG"/>
+        </w:rPr>
+        <w:t>Level of Detail of Testware</w:t>
+      </w:r>
+    </w:p>
+    <w:p>
+      <w:pPr>
+        <w:pStyle w:val="Heading4"/>
+        <w:rPr>
+          <w:lang w:bidi="ar-EG"/>
+        </w:rPr>
+      </w:pPr>
+      <w:r>
+        <w:rPr>
+          <w:rFonts w:ascii="Segoe UI Emoji" w:hAnsi="Segoe UI Emoji" w:cs="Segoe UI Emoji"/>
+          <w:lang w:bidi="ar-EG"/>
+        </w:rPr>
+        <w:t>📝</w:t>
+      </w:r>
+      <w:r>
+        <w:rPr>
+          <w:lang w:bidi="ar-EG"/>
+        </w:rPr>
+        <w:t xml:space="preserve"> Definition</w:t>
+      </w:r>
+    </w:p>
+    <w:p>
+      <w:pPr>
         <w:rPr>
           <w:b/>
           <w:sz w:val="14"/>
           <w:szCs w:val="14"/>
           <w:shd w:val="clear" w:color="auto" w:fill="B7B7B7"/>
         </w:rPr>
+      </w:pPr>
+      <w:r>
+        <w:rPr>
+          <w:rFonts w:ascii="Arial" w:eastAsia="Arial" w:hAnsi="Arial"/>
+          <w:sz w:val="18"/>
+          <w:highlight w:val="lightGray"/>
+          <w:shd w:val="clear" w:color="auto" w:fill="B7B7B7"/>
+        </w:rPr>
+        <w:t xml:space="preserve"># Source: Chatgot </w:t>
+      </w:r>
+      <w:r>
+        <w:rPr>
+          <w:rFonts w:ascii="Arial" w:eastAsia="Arial" w:hAnsi="Arial"/>
+          <w:sz w:val="18"/>
+          <w:szCs w:val="14"/>
+          <w:highlight w:val="lightGray"/>
+          <w:shd w:val="clear" w:color="auto" w:fill="B7B7B7"/>
+        </w:rPr>
         <w:t>(GPT</w:t>
       </w:r>
       <w:r>
         <w:rPr>
-          <w:rFonts w:ascii="Cambria Math" w:hAnsi="Cambria Math" w:cs="Cambria Math"/>
+          <w:rFonts w:ascii="Arial" w:eastAsia="Arial" w:hAnsi="Arial" w:cs="Cambria Math"/>
+          <w:sz w:val="18"/>
+          <w:szCs w:val="14"/>
+          <w:highlight w:val="lightGray"/>
+          <w:shd w:val="clear" w:color="auto" w:fill="B7B7B7"/>
+        </w:rPr>
+        <w:t>‑</w:t>
+      </w:r>
+      <w:r>
+        <w:rPr>
+          <w:rFonts w:ascii="Arial" w:eastAsia="Arial" w:hAnsi="Arial"/>
+          <w:sz w:val="18"/>
+          <w:szCs w:val="14"/>
+          <w:highlight w:val="lightGray"/>
+          <w:shd w:val="clear" w:color="auto" w:fill="B7B7B7"/>
+        </w:rPr>
+        <w:t>5 Mini) at [9/4/2025]</w:t>
+      </w:r>
+    </w:p>
+    <w:p>
+      <w:pPr>
+        <w:rPr>
+          <w:lang w:bidi="ar-EG"/>
+        </w:rPr>
+      </w:pPr>
+      <w:r>
+        <w:rPr>
+          <w:lang w:bidi="ar-EG"/>
+        </w:rPr>
+        <w:t xml:space="preserve">The </w:t>
+      </w:r>
+      <w:r>
+        <w:rPr>
+          <w:b/>
+          <w:bCs/>
+          <w:lang w:bidi="ar-EG"/>
+        </w:rPr>
+        <w:t>level of detail of testware</w:t>
+      </w:r>
+      <w:r>
+        <w:rPr>
+          <w:lang w:bidi="ar-EG"/>
+        </w:rPr>
+        <w:t xml:space="preserve"> refers to </w:t>
+      </w:r>
+      <w:r>
+        <w:rPr>
+          <w:b/>
+          <w:bCs/>
+          <w:lang w:bidi="ar-EG"/>
+        </w:rPr>
+        <w:t>how much information is included in the test artifacts to execute, understand, and maintain tests effectively</w:t>
+      </w:r>
+      <w:r>
+        <w:rPr>
+          <w:lang w:bidi="ar-EG"/>
+        </w:rPr>
+        <w:t>.</w:t>
+      </w:r>
+    </w:p>
+    <w:p>
+      <w:pPr>
+        <w:rPr>
+          <w:lang w:bidi="ar-EG"/>
+        </w:rPr>
+      </w:pPr>
+      <w:r>
+        <w:rPr>
+          <w:lang w:bidi="ar-EG"/>
+        </w:rPr>
+        <w:t xml:space="preserve">In simple terms: it is </w:t>
+      </w:r>
+      <w:r>
+        <w:rPr>
+          <w:b/>
+          <w:bCs/>
+          <w:lang w:bidi="ar-EG"/>
+        </w:rPr>
+        <w:t>how precise and complete a test case, test script, or other testware is</w:t>
+      </w:r>
+      <w:r>
+        <w:rPr>
+          <w:lang w:bidi="ar-EG"/>
+        </w:rPr>
+        <w:t xml:space="preserve"> — enough for the tester to perform the test correctly, without ambiguity, but not so detailed that it becomes cumbersome.</w:t>
+      </w:r>
+    </w:p>
+    <w:p>
+      <w:pPr>
+        <w:rPr>
+          <w:lang w:bidi="ar-EG"/>
+        </w:rPr>
+      </w:pPr>
+      <w:r>
+        <w:rPr>
+          <w:lang w:bidi="ar-EG"/>
+        </w:rPr>
+        <w:pict w14:anchorId="2BE4A3E8">
+          <v:rect id="_x0000_i1058" style="width:0;height:1.5pt" o:hralign="center" o:hrstd="t" o:hr="t" fillcolor="#a0a0a0" stroked="f"/>
+        </w:pict>
+      </w:r>
+    </w:p>
+    <w:p>
+      <w:pPr>
+        <w:pStyle w:val="Heading4"/>
+        <w:rPr>
+          <w:lang w:bidi="ar-EG"/>
+        </w:rPr>
+      </w:pPr>
+      <w:r>
+        <w:rPr>
+          <w:rFonts w:ascii="Segoe UI Emoji" w:hAnsi="Segoe UI Emoji" w:cs="Segoe UI Emoji"/>
+          <w:lang w:bidi="ar-EG"/>
+        </w:rPr>
+        <w:t>🔹</w:t>
+      </w:r>
+      <w:r>
+        <w:rPr>
+          <w:lang w:bidi="ar-EG"/>
+        </w:rPr>
+        <w:t xml:space="preserve"> Why Level of Detail Matters</w:t>
+      </w:r>
+    </w:p>
+    <w:p>
+      <w:pPr>
+        <w:rPr>
           <w:b/>
           <w:sz w:val="14"/>
           <w:szCs w:val="14"/>
           <w:shd w:val="clear" w:color="auto" w:fill="B7B7B7"/>
         </w:rPr>
+      </w:pPr>
+      <w:r>
+        <w:rPr>
+          <w:rFonts w:ascii="Arial" w:eastAsia="Arial" w:hAnsi="Arial"/>
+          <w:sz w:val="18"/>
+          <w:highlight w:val="lightGray"/>
+          <w:shd w:val="clear" w:color="auto" w:fill="B7B7B7"/>
+        </w:rPr>
+        <w:t xml:space="preserve"># Source: Chatgot </w:t>
+      </w:r>
+      <w:r>
+        <w:rPr>
+          <w:rFonts w:ascii="Arial" w:eastAsia="Arial" w:hAnsi="Arial"/>
+          <w:sz w:val="18"/>
+          <w:szCs w:val="14"/>
+          <w:highlight w:val="lightGray"/>
+          <w:shd w:val="clear" w:color="auto" w:fill="B7B7B7"/>
+        </w:rPr>
+        <w:t>(GPT</w:t>
+      </w:r>
+      <w:r>
+        <w:rPr>
+          <w:rFonts w:ascii="Arial" w:eastAsia="Arial" w:hAnsi="Arial" w:cs="Cambria Math"/>
+          <w:sz w:val="18"/>
+          <w:szCs w:val="14"/>
+          <w:highlight w:val="lightGray"/>
+          <w:shd w:val="clear" w:color="auto" w:fill="B7B7B7"/>
+        </w:rPr>
         <w:t>‑</w:t>
       </w:r>
       <w:r>
         <w:rPr>
-          <w:b/>
-          <w:sz w:val="14"/>
+          <w:rFonts w:ascii="Arial" w:eastAsia="Arial" w:hAnsi="Arial"/>
+          <w:sz w:val="18"/>
           <w:szCs w:val="14"/>
-          <w:shd w:val="clear" w:color="auto" w:fill="B7B7B7"/>
-        </w:rPr>
-        <w:t>5 Mini) at [9/4/2025]</w:t>
-      </w:r>
-      <w:r>
-        <w:rPr>
-          <w:lang w:bidi="ar-EG"/>
-        </w:rPr>
-        <w:br/>
-      </w:r>
-      <w:r>
-        <w:rPr>
-          <w:rFonts w:ascii="Roboto Mono" w:hAnsi="Roboto Mono"/>
-          <w:lang w:bidi="ar-EG"/>
-        </w:rPr>
-        <w:t xml:space="preserve">All these artifacts together form </w:t>
-      </w:r>
-      <w:r>
-        <w:rPr>
-          <w:rFonts w:ascii="Roboto Mono" w:hAnsi="Roboto Mono"/>
-          <w:b/>
-          <w:bCs/>
-          <w:lang w:bidi="ar-EG"/>
-        </w:rPr>
-        <w:t>testware</w:t>
-      </w:r>
-      <w:r>
-        <w:rPr>
-          <w:rFonts w:ascii="Roboto Mono" w:hAnsi="Roboto Mono"/>
-          <w:lang w:bidi="ar-EG"/>
-        </w:rPr>
-        <w:t xml:space="preserve">, which ensures testing is </w:t>
-      </w:r>
-      <w:r>
-        <w:rPr>
-          <w:rFonts w:ascii="Roboto Mono" w:hAnsi="Roboto Mono"/>
-          <w:b/>
-          <w:bCs/>
-          <w:lang w:bidi="ar-EG"/>
-        </w:rPr>
-        <w:t>organized, repeatable, and traceable</w:t>
-      </w:r>
-      <w:r>
-        <w:rPr>
-          <w:rFonts w:ascii="Roboto Mono" w:hAnsi="Roboto Mono"/>
-          <w:lang w:bidi="ar-EG"/>
-        </w:rPr>
-        <w:t xml:space="preserve"> throughout the project.</w:t>
-      </w:r>
-    </w:p>
-    <w:p>
-      <w:pPr>
-        <w:rPr>
-          <w:lang w:bidi="ar-EG"/>
-        </w:rPr>
-      </w:pPr>
-      <w:r>
-        <w:rPr>
-          <w:lang w:bidi="ar-EG"/>
-        </w:rPr>
-        <w:pict w14:anchorId="5517B09D">
-          <v:rect id="_x0000_i1057" style="width:0;height:1.5pt" o:hralign="center" o:hrstd="t" o:hr="t" fillcolor="#a0a0a0" stroked="f"/>
-        </w:pict>
-      </w:r>
-    </w:p>
-    <w:p>
-      <w:pPr>
-        <w:pStyle w:val="Heading3"/>
-        <w:rPr>
-          <w:rFonts w:ascii="Segoe UI Emoji" w:hAnsi="Segoe UI Emoji" w:cs="Segoe UI Emoji"/>
-          <w:lang w:bidi="ar-EG"/>
-        </w:rPr>
-      </w:pPr>
-      <w:r>
-        <w:rPr>
-          <w:rFonts w:ascii="Segoe UI Emoji" w:hAnsi="Segoe UI Emoji" w:cs="Segoe UI Emoji"/>
-          <w:lang w:bidi="ar-EG"/>
-        </w:rPr>
-        <w:t>Level of Detail of Testware</w:t>
-      </w:r>
-    </w:p>
-    <w:p>
-      <w:pPr>
-        <w:pStyle w:val="Heading4"/>
-        <w:rPr>
-          <w:lang w:bidi="ar-EG"/>
-        </w:rPr>
-      </w:pPr>
-      <w:r>
-        <w:rPr>
-          <w:rFonts w:ascii="Segoe UI Emoji" w:hAnsi="Segoe UI Emoji" w:cs="Segoe UI Emoji"/>
-          <w:lang w:bidi="ar-EG"/>
-        </w:rPr>
-        <w:t>📝</w:t>
-      </w:r>
-      <w:r>
-        <w:rPr>
-          <w:lang w:bidi="ar-EG"/>
-        </w:rPr>
-        <w:t xml:space="preserve"> Definition</w:t>
-      </w:r>
-    </w:p>
-    <w:p>
-      <w:pPr>
-        <w:rPr>
-          <w:b/>
-          <w:sz w:val="14"/>
-          <w:szCs w:val="14"/>
-          <w:shd w:val="clear" w:color="auto" w:fill="B7B7B7"/>
-        </w:rPr>
-      </w:pPr>
-      <w:r>
-        <w:rPr>
-          <w:b/>
-          <w:shd w:val="clear" w:color="auto" w:fill="B7B7B7"/>
-        </w:rPr>
-        <w:t># Source</w:t>
-      </w:r>
-      <w:r>
-        <w:rPr>
-          <w:shd w:val="clear" w:color="auto" w:fill="B7B7B7"/>
-        </w:rPr>
-        <w:t xml:space="preserve">: </w:t>
-      </w:r>
-      <w:r>
-        <w:rPr>
-          <w:b/>
-          <w:shd w:val="clear" w:color="auto" w:fill="B7B7B7"/>
-        </w:rPr>
-        <w:t xml:space="preserve">Chatgot </w:t>
-      </w:r>
-      <w:r>
-        <w:rPr>
-          <w:b/>
-          <w:sz w:val="14"/>
-          <w:szCs w:val="14"/>
-          <w:shd w:val="clear" w:color="auto" w:fill="B7B7B7"/>
-        </w:rPr>
-        <w:t>(GPT</w:t>
-      </w:r>
-      <w:r>
-        <w:rPr>
-          <w:rFonts w:ascii="Cambria Math" w:hAnsi="Cambria Math" w:cs="Cambria Math"/>
-          <w:b/>
-          <w:sz w:val="14"/>
-          <w:szCs w:val="14"/>
-          <w:shd w:val="clear" w:color="auto" w:fill="B7B7B7"/>
-        </w:rPr>
-        <w:t>‑</w:t>
-      </w:r>
-      <w:r>
-        <w:rPr>
-          <w:b/>
-          <w:sz w:val="14"/>
-          <w:szCs w:val="14"/>
-          <w:shd w:val="clear" w:color="auto" w:fill="B7B7B7"/>
-        </w:rPr>
-        <w:t>5 Mini) at [9/4/2025]</w:t>
-      </w:r>
-    </w:p>
-    <w:p>
-      <w:pPr>
-        <w:rPr>
-          <w:lang w:bidi="ar-EG"/>
-        </w:rPr>
-      </w:pPr>
-      <w:r>
-        <w:rPr>
-          <w:lang w:bidi="ar-EG"/>
-        </w:rPr>
-        <w:t xml:space="preserve">The </w:t>
-      </w:r>
-      <w:r>
-        <w:rPr>
-          <w:b/>
-          <w:bCs/>
-          <w:lang w:bidi="ar-EG"/>
-        </w:rPr>
-        <w:t>level of detail of testware</w:t>
-      </w:r>
-      <w:r>
-        <w:rPr>
-          <w:lang w:bidi="ar-EG"/>
-        </w:rPr>
-        <w:t xml:space="preserve"> refers to </w:t>
-      </w:r>
-      <w:r>
-        <w:rPr>
-          <w:b/>
-          <w:bCs/>
-          <w:lang w:bidi="ar-EG"/>
-        </w:rPr>
-        <w:t>how much information is included in the test artifacts to execute, understand, and maintain tests effectively</w:t>
-      </w:r>
-      <w:r>
-        <w:rPr>
-          <w:lang w:bidi="ar-EG"/>
-        </w:rPr>
-        <w:t>.</w:t>
-      </w:r>
-    </w:p>
-    <w:p>
-      <w:pPr>
-        <w:rPr>
-          <w:lang w:bidi="ar-EG"/>
-        </w:rPr>
-      </w:pPr>
-      <w:r>
-        <w:rPr>
-          <w:lang w:bidi="ar-EG"/>
-        </w:rPr>
-        <w:t xml:space="preserve">In simple terms: it is </w:t>
-      </w:r>
-      <w:r>
-        <w:rPr>
-          <w:b/>
-          <w:bCs/>
-          <w:lang w:bidi="ar-EG"/>
-        </w:rPr>
-        <w:t>how precise and complete a test case, test script, or other testware is</w:t>
-      </w:r>
-      <w:r>
-        <w:rPr>
-          <w:lang w:bidi="ar-EG"/>
-        </w:rPr>
-        <w:t xml:space="preserve"> — enough for the tester to perform the test correctly, without ambiguity, but not so detailed that it becomes cumbersome.</w:t>
-      </w:r>
-    </w:p>
-    <w:p>
-      <w:pPr>
-        <w:rPr>
-          <w:lang w:bidi="ar-EG"/>
-        </w:rPr>
-      </w:pPr>
-      <w:r>
-        <w:rPr>
-          <w:lang w:bidi="ar-EG"/>
-        </w:rPr>
-        <w:pict w14:anchorId="08DF4ACF">
-          <v:rect id="_x0000_i1058" style="width:0;height:1.5pt" o:hralign="center" o:hrstd="t" o:hr="t" fillcolor="#a0a0a0" stroked="f"/>
-        </w:pict>
-      </w:r>
-    </w:p>
-    <w:p>
-      <w:pPr>
-        <w:pStyle w:val="Heading4"/>
-        <w:rPr>
-          <w:lang w:bidi="ar-EG"/>
-        </w:rPr>
-      </w:pPr>
-      <w:r>
-        <w:rPr>
-          <w:rFonts w:ascii="Segoe UI Emoji" w:hAnsi="Segoe UI Emoji" w:cs="Segoe UI Emoji"/>
-          <w:lang w:bidi="ar-EG"/>
-        </w:rPr>
-        <w:t>🔹</w:t>
-      </w:r>
-      <w:r>
-        <w:rPr>
-          <w:lang w:bidi="ar-EG"/>
-        </w:rPr>
-        <w:t xml:space="preserve"> Why Level of Detail Matters</w:t>
-      </w:r>
-    </w:p>
-    <w:p>
-      <w:pPr>
-        <w:rPr>
-          <w:b/>
-          <w:sz w:val="14"/>
-          <w:szCs w:val="14"/>
-          <w:shd w:val="clear" w:color="auto" w:fill="B7B7B7"/>
-        </w:rPr>
-      </w:pPr>
-      <w:r>
-        <w:rPr>
-          <w:b/>
-          <w:shd w:val="clear" w:color="auto" w:fill="B7B7B7"/>
-        </w:rPr>
-        <w:t># Source</w:t>
-      </w:r>
-      <w:r>
-        <w:rPr>
-          <w:shd w:val="clear" w:color="auto" w:fill="B7B7B7"/>
-        </w:rPr>
-        <w:t xml:space="preserve">: </w:t>
-      </w:r>
-      <w:r>
-        <w:rPr>
-          <w:b/>
-          <w:shd w:val="clear" w:color="auto" w:fill="B7B7B7"/>
-        </w:rPr>
-        <w:t xml:space="preserve">Chatgot </w:t>
-      </w:r>
-      <w:r>
-        <w:rPr>
-          <w:b/>
-          <w:sz w:val="14"/>
-          <w:szCs w:val="14"/>
-          <w:shd w:val="clear" w:color="auto" w:fill="B7B7B7"/>
-        </w:rPr>
-        <w:t>(GPT</w:t>
-      </w:r>
-      <w:r>
-        <w:rPr>
-          <w:rFonts w:ascii="Cambria Math" w:hAnsi="Cambria Math" w:cs="Cambria Math"/>
-          <w:b/>
-          <w:sz w:val="14"/>
-          <w:szCs w:val="14"/>
-          <w:shd w:val="clear" w:color="auto" w:fill="B7B7B7"/>
-        </w:rPr>
-        <w:t>‑</w:t>
-      </w:r>
-      <w:r>
-        <w:rPr>
-          <w:b/>
-          <w:sz w:val="14"/>
-          <w:szCs w:val="14"/>
+          <w:highlight w:val="lightGray"/>
           <w:shd w:val="clear" w:color="auto" w:fill="B7B7B7"/>
         </w:rPr>
         <w:t>5 Mini) at [9/4/2025]</w:t>
@@ -9658,7 +9352,7 @@
         <w:rPr>
           <w:lang w:bidi="ar-EG"/>
         </w:rPr>
-        <w:pict w14:anchorId="79459D85">
+        <w:pict w14:anchorId="7D70C6BB">
           <v:rect id="_x0000_i1059" style="width:0;height:1.5pt" o:hralign="center" o:hrstd="t" o:hr="t" fillcolor="#a0a0a0" stroked="f"/>
         </w:pict>
       </w:r>
@@ -9695,48 +9389,39 @@
       </w:pPr>
       <w:r>
         <w:rPr>
-          <w:b/>
-          <w:shd w:val="clear" w:color="auto" w:fill="B7B7B7"/>
-        </w:rPr>
-        <w:t># Source</w:t>
-      </w:r>
-      <w:r>
-        <w:rPr>
-          <w:shd w:val="clear" w:color="auto" w:fill="B7B7B7"/>
-        </w:rPr>
-        <w:t xml:space="preserve">: </w:t>
-      </w:r>
-      <w:r>
-        <w:rPr>
-          <w:b/>
-          <w:shd w:val="clear" w:color="auto" w:fill="B7B7B7"/>
-        </w:rPr>
-        <w:t xml:space="preserve">Chatgot </w:t>
-      </w:r>
-      <w:r>
-        <w:rPr>
-          <w:b/>
-          <w:sz w:val="14"/>
+          <w:rFonts w:ascii="Arial" w:eastAsia="Arial" w:hAnsi="Arial"/>
+          <w:sz w:val="18"/>
+          <w:highlight w:val="lightGray"/>
+          <w:shd w:val="clear" w:color="auto" w:fill="B7B7B7"/>
+        </w:rPr>
+        <w:t xml:space="preserve"># Source: Chatgot </w:t>
+      </w:r>
+      <w:r>
+        <w:rPr>
+          <w:rFonts w:ascii="Arial" w:eastAsia="Arial" w:hAnsi="Arial"/>
+          <w:sz w:val="18"/>
           <w:szCs w:val="14"/>
+          <w:highlight w:val="lightGray"/>
           <w:shd w:val="clear" w:color="auto" w:fill="B7B7B7"/>
         </w:rPr>
         <w:t>(GPT</w:t>
       </w:r>
       <w:r>
         <w:rPr>
-          <w:rFonts w:ascii="Cambria Math" w:hAnsi="Cambria Math" w:cs="Cambria Math"/>
-          <w:b/>
-          <w:sz w:val="14"/>
+          <w:rFonts w:ascii="Arial" w:eastAsia="Arial" w:hAnsi="Arial" w:cs="Cambria Math"/>
+          <w:sz w:val="18"/>
           <w:szCs w:val="14"/>
+          <w:highlight w:val="lightGray"/>
           <w:shd w:val="clear" w:color="auto" w:fill="B7B7B7"/>
         </w:rPr>
         <w:t>‑</w:t>
       </w:r>
       <w:r>
         <w:rPr>
-          <w:b/>
-          <w:sz w:val="14"/>
+          <w:rFonts w:ascii="Arial" w:eastAsia="Arial" w:hAnsi="Arial"/>
+          <w:sz w:val="18"/>
           <w:szCs w:val="14"/>
+          <w:highlight w:val="lightGray"/>
           <w:shd w:val="clear" w:color="auto" w:fill="B7B7B7"/>
         </w:rPr>
         <w:t>5 Mini) at [9/4/2025]</w:t>
@@ -9779,7 +9464,6 @@
           <w:rFonts w:ascii="Roboto Mono" w:hAnsi="Roboto Mono"/>
           <w:lang w:bidi="ar-EG"/>
         </w:rPr>
-        <w:lastRenderedPageBreak/>
         <w:t>Manual testing often requires clear step-by-step instructions.</w:t>
       </w:r>
     </w:p>
@@ -10010,7 +9694,7 @@
         <w:rPr>
           <w:lang w:bidi="ar-EG"/>
         </w:rPr>
-        <w:pict w14:anchorId="7EB8EB9A">
+        <w:pict w14:anchorId="6A84F0C3">
           <v:rect id="_x0000_i1060" style="width:0;height:1.5pt" o:hralign="center" o:hrstd="t" o:hr="t" fillcolor="#a0a0a0" stroked="f"/>
         </w:pict>
       </w:r>
@@ -10047,48 +9731,39 @@
       </w:pPr>
       <w:r>
         <w:rPr>
-          <w:b/>
-          <w:shd w:val="clear" w:color="auto" w:fill="B7B7B7"/>
-        </w:rPr>
-        <w:t># Source</w:t>
-      </w:r>
-      <w:r>
-        <w:rPr>
-          <w:shd w:val="clear" w:color="auto" w:fill="B7B7B7"/>
-        </w:rPr>
-        <w:t xml:space="preserve">: </w:t>
-      </w:r>
-      <w:r>
-        <w:rPr>
-          <w:b/>
-          <w:shd w:val="clear" w:color="auto" w:fill="B7B7B7"/>
-        </w:rPr>
-        <w:t xml:space="preserve">Chatgot </w:t>
-      </w:r>
-      <w:r>
-        <w:rPr>
-          <w:b/>
-          <w:sz w:val="14"/>
+          <w:rFonts w:ascii="Arial" w:eastAsia="Arial" w:hAnsi="Arial"/>
+          <w:sz w:val="18"/>
+          <w:highlight w:val="lightGray"/>
+          <w:shd w:val="clear" w:color="auto" w:fill="B7B7B7"/>
+        </w:rPr>
+        <w:t xml:space="preserve"># Source: Chatgot </w:t>
+      </w:r>
+      <w:r>
+        <w:rPr>
+          <w:rFonts w:ascii="Arial" w:eastAsia="Arial" w:hAnsi="Arial"/>
+          <w:sz w:val="18"/>
           <w:szCs w:val="14"/>
+          <w:highlight w:val="lightGray"/>
           <w:shd w:val="clear" w:color="auto" w:fill="B7B7B7"/>
         </w:rPr>
         <w:t>(GPT</w:t>
       </w:r>
       <w:r>
         <w:rPr>
-          <w:rFonts w:ascii="Cambria Math" w:hAnsi="Cambria Math" w:cs="Cambria Math"/>
-          <w:b/>
-          <w:sz w:val="14"/>
+          <w:rFonts w:ascii="Arial" w:eastAsia="Arial" w:hAnsi="Arial" w:cs="Cambria Math"/>
+          <w:sz w:val="18"/>
           <w:szCs w:val="14"/>
+          <w:highlight w:val="lightGray"/>
           <w:shd w:val="clear" w:color="auto" w:fill="B7B7B7"/>
         </w:rPr>
         <w:t>‑</w:t>
       </w:r>
       <w:r>
         <w:rPr>
-          <w:b/>
-          <w:sz w:val="14"/>
+          <w:rFonts w:ascii="Arial" w:eastAsia="Arial" w:hAnsi="Arial"/>
+          <w:sz w:val="18"/>
           <w:szCs w:val="14"/>
+          <w:highlight w:val="lightGray"/>
           <w:shd w:val="clear" w:color="auto" w:fill="B7B7B7"/>
         </w:rPr>
         <w:t>5 Mini) at [9/4/2025]</w:t>
@@ -10182,7 +9857,6 @@
           <w:bCs/>
           <w:lang w:bidi="ar-EG"/>
         </w:rPr>
-        <w:lastRenderedPageBreak/>
         <w:t>Medium-level detail:</w:t>
       </w:r>
     </w:p>
@@ -10365,7 +10039,7 @@
         <w:rPr>
           <w:lang w:bidi="ar-EG"/>
         </w:rPr>
-        <w:pict w14:anchorId="17336F8E">
+        <w:pict w14:anchorId="09155A5C">
           <v:rect id="_x0000_i1061" style="width:0;height:1.5pt" o:hralign="center" o:hrstd="t" o:hr="t" fillcolor="#a0a0a0" stroked="f"/>
         </w:pict>
       </w:r>
@@ -10403,347 +10077,327 @@
       </w:pPr>
       <w:r>
         <w:rPr>
-          <w:b/>
-          <w:shd w:val="clear" w:color="auto" w:fill="B7B7B7"/>
-        </w:rPr>
-        <w:t># Source</w:t>
-      </w:r>
-      <w:r>
-        <w:rPr>
-          <w:shd w:val="clear" w:color="auto" w:fill="B7B7B7"/>
-        </w:rPr>
-        <w:t xml:space="preserve">: </w:t>
-      </w:r>
-      <w:r>
-        <w:rPr>
-          <w:b/>
-          <w:shd w:val="clear" w:color="auto" w:fill="B7B7B7"/>
-        </w:rPr>
-        <w:t xml:space="preserve">Chatgot </w:t>
-      </w:r>
-      <w:r>
-        <w:rPr>
-          <w:b/>
-          <w:sz w:val="14"/>
+          <w:rFonts w:ascii="Arial" w:eastAsia="Arial" w:hAnsi="Arial"/>
+          <w:sz w:val="18"/>
+          <w:highlight w:val="lightGray"/>
+          <w:shd w:val="clear" w:color="auto" w:fill="B7B7B7"/>
+        </w:rPr>
+        <w:t xml:space="preserve"># Source: Chatgot </w:t>
+      </w:r>
+      <w:r>
+        <w:rPr>
+          <w:rFonts w:ascii="Arial" w:eastAsia="Arial" w:hAnsi="Arial"/>
+          <w:sz w:val="18"/>
           <w:szCs w:val="14"/>
+          <w:highlight w:val="lightGray"/>
           <w:shd w:val="clear" w:color="auto" w:fill="B7B7B7"/>
         </w:rPr>
         <w:t>(GPT</w:t>
       </w:r>
       <w:r>
         <w:rPr>
-          <w:rFonts w:ascii="Cambria Math" w:hAnsi="Cambria Math" w:cs="Cambria Math"/>
-          <w:b/>
-          <w:sz w:val="14"/>
+          <w:rFonts w:ascii="Arial" w:eastAsia="Arial" w:hAnsi="Arial" w:cs="Cambria Math"/>
+          <w:sz w:val="18"/>
           <w:szCs w:val="14"/>
+          <w:highlight w:val="lightGray"/>
           <w:shd w:val="clear" w:color="auto" w:fill="B7B7B7"/>
         </w:rPr>
         <w:t>‑</w:t>
       </w:r>
       <w:r>
         <w:rPr>
-          <w:b/>
-          <w:sz w:val="14"/>
+          <w:rFonts w:ascii="Arial" w:eastAsia="Arial" w:hAnsi="Arial"/>
+          <w:sz w:val="18"/>
           <w:szCs w:val="14"/>
+          <w:highlight w:val="lightGray"/>
           <w:shd w:val="clear" w:color="auto" w:fill="B7B7B7"/>
         </w:rPr>
         <w:t>5 Mini) at [9/4/2025]</w:t>
       </w:r>
       <w:r>
         <w:rPr>
+          <w:rFonts w:ascii="Arial" w:eastAsia="Arial" w:hAnsi="Arial"/>
+          <w:sz w:val="18"/>
+          <w:highlight w:val="lightGray"/>
           <w:lang w:bidi="ar-EG"/>
         </w:rPr>
         <w:br/>
-      </w:r>
-      <w:r>
-        <w:rPr>
-          <w:rFonts w:ascii="Roboto Mono" w:hAnsi="Roboto Mono"/>
-          <w:lang w:bidi="ar-EG"/>
-        </w:rPr>
         <w:t xml:space="preserve">The </w:t>
       </w:r>
+      <w:r>
+        <w:rPr>
+          <w:rFonts w:ascii="Arial" w:eastAsia="Arial" w:hAnsi="Arial"/>
+          <w:bCs/>
+          <w:sz w:val="18"/>
+          <w:highlight w:val="lightGray"/>
+          <w:lang w:bidi="ar-EG"/>
+        </w:rPr>
+        <w:t>level of detail of testware</w:t>
+      </w:r>
+      <w:r>
+        <w:rPr>
+          <w:rFonts w:ascii="Arial" w:eastAsia="Arial" w:hAnsi="Arial"/>
+          <w:sz w:val="18"/>
+          <w:highlight w:val="lightGray"/>
+          <w:lang w:bidi="ar-EG"/>
+        </w:rPr>
+        <w:t xml:space="preserve"> should be </w:t>
+      </w:r>
+      <w:r>
+        <w:rPr>
+          <w:rFonts w:ascii="Arial" w:eastAsia="Arial" w:hAnsi="Arial"/>
+          <w:bCs/>
+          <w:sz w:val="18"/>
+          <w:highlight w:val="lightGray"/>
+          <w:lang w:bidi="ar-EG"/>
+        </w:rPr>
+        <w:t>fit for purpose</w:t>
+      </w:r>
+      <w:r>
+        <w:rPr>
+          <w:rFonts w:ascii="Arial" w:eastAsia="Arial" w:hAnsi="Arial"/>
+          <w:sz w:val="18"/>
+          <w:highlight w:val="lightGray"/>
+          <w:lang w:bidi="ar-EG"/>
+        </w:rPr>
+        <w:t>: enough to ensure tests are executed correctly, reproducibly, and efficiently, but not so much that they become unmanageable.</w:t>
+      </w:r>
+    </w:p>
+    <w:p>
+      <w:pPr>
+        <w:rPr>
+          <w:lang w:bidi="ar-EG"/>
+        </w:rPr>
+      </w:pPr>
+      <w:r>
+        <w:rPr>
+          <w:lang w:bidi="ar-EG"/>
+        </w:rPr>
+        <w:pict w14:anchorId="13383605">
+          <v:rect id="_x0000_i1062" style="width:0;height:1.5pt" o:hralign="center" o:hrstd="t" o:hr="t" fillcolor="#a0a0a0" stroked="f"/>
+        </w:pict>
+      </w:r>
+    </w:p>
+    <w:p>
+      <w:pPr>
+        <w:pStyle w:val="Heading3"/>
+        <w:rPr>
+          <w:lang w:bidi="ar-EG"/>
+        </w:rPr>
+      </w:pPr>
+      <w:r>
+        <w:rPr>
+          <w:rFonts w:ascii="Segoe UI Emoji" w:hAnsi="Segoe UI Emoji" w:cs="Segoe UI Emoji"/>
+          <w:lang w:bidi="ar-EG"/>
+        </w:rPr>
+        <w:t>💡</w:t>
+      </w:r>
+      <w:r>
+        <w:rPr>
+          <w:lang w:bidi="ar-EG"/>
+        </w:rPr>
+        <w:t xml:space="preserve"> In short:</w:t>
+      </w:r>
+    </w:p>
+    <w:p>
+      <w:pPr>
+        <w:spacing w:before="240" w:after="240"/>
+        <w:rPr>
+          <w:lang w:bidi="ar-EG"/>
+        </w:rPr>
+      </w:pPr>
+      <w:r>
+        <w:rPr>
+          <w:rFonts w:ascii="Arial" w:eastAsia="Arial" w:hAnsi="Arial"/>
+          <w:sz w:val="18"/>
+          <w:highlight w:val="lightGray"/>
+          <w:shd w:val="clear" w:color="auto" w:fill="B7B7B7"/>
+        </w:rPr>
+        <w:t xml:space="preserve"># Source: Chatgot </w:t>
+      </w:r>
+      <w:r>
+        <w:rPr>
+          <w:rFonts w:ascii="Arial" w:eastAsia="Arial" w:hAnsi="Arial"/>
+          <w:sz w:val="18"/>
+          <w:szCs w:val="14"/>
+          <w:highlight w:val="lightGray"/>
+          <w:shd w:val="clear" w:color="auto" w:fill="B7B7B7"/>
+        </w:rPr>
+        <w:t>(GPT</w:t>
+      </w:r>
+      <w:r>
+        <w:rPr>
+          <w:rFonts w:ascii="Arial" w:eastAsia="Arial" w:hAnsi="Arial" w:cs="Cambria Math"/>
+          <w:sz w:val="18"/>
+          <w:szCs w:val="14"/>
+          <w:highlight w:val="lightGray"/>
+          <w:shd w:val="clear" w:color="auto" w:fill="B7B7B7"/>
+        </w:rPr>
+        <w:t>‑</w:t>
+      </w:r>
+      <w:r>
+        <w:rPr>
+          <w:rFonts w:ascii="Arial" w:eastAsia="Arial" w:hAnsi="Arial"/>
+          <w:sz w:val="18"/>
+          <w:szCs w:val="14"/>
+          <w:highlight w:val="lightGray"/>
+          <w:shd w:val="clear" w:color="auto" w:fill="B7B7B7"/>
+        </w:rPr>
+        <w:t>5 Mini) at [9/4/2025]</w:t>
+      </w:r>
+      <w:r>
+        <w:rPr>
+          <w:rFonts w:ascii="Arial" w:eastAsia="Arial" w:hAnsi="Arial"/>
+          <w:sz w:val="18"/>
+          <w:highlight w:val="lightGray"/>
+          <w:lang w:bidi="ar-EG"/>
+        </w:rPr>
+        <w:br/>
+      </w:r>
+      <w:r>
+        <w:rPr>
+          <w:rFonts w:ascii="Arial" w:eastAsia="Arial" w:hAnsi="Arial"/>
+          <w:bCs/>
+          <w:sz w:val="18"/>
+          <w:highlight w:val="lightGray"/>
+          <w:lang w:bidi="ar-EG"/>
+        </w:rPr>
+        <w:t>Testware = All the tools, data, scripts, and documentation needed to test a system effectively.</w:t>
+      </w:r>
+    </w:p>
+    <w:p>
+      <w:pPr>
+        <w:rPr>
+          <w:lang w:bidi="ar-EG"/>
+        </w:rPr>
+      </w:pPr>
+      <w:r>
+        <w:rPr>
+          <w:lang w:bidi="ar-EG"/>
+        </w:rPr>
+        <w:pict w14:anchorId="6E7D12F0">
+          <v:rect id="_x0000_i1063" style="width:0;height:1.5pt" o:hralign="center" o:hrstd="t" o:hr="t" fillcolor="#a0a0a0" stroked="f"/>
+        </w:pict>
+      </w:r>
+    </w:p>
+    <w:p>
+      <w:pPr>
+        <w:pStyle w:val="Heading2"/>
+      </w:pPr>
+      <w:r>
+        <w:t>Test reporting</w:t>
+      </w:r>
+    </w:p>
+    <w:p>
+      <w:pPr>
+        <w:pStyle w:val="Heading3"/>
+      </w:pPr>
+      <w:r>
+        <w:rPr>
+          <w:rFonts w:ascii="Segoe UI Emoji" w:hAnsi="Segoe UI Emoji" w:cs="Segoe UI Emoji"/>
+        </w:rPr>
+        <w:t>📝</w:t>
+      </w:r>
+      <w:r>
+        <w:t xml:space="preserve"> Definition</w:t>
+      </w:r>
+    </w:p>
+    <w:p>
+      <w:pPr>
+        <w:spacing w:before="240" w:after="240"/>
+      </w:pPr>
+      <w:r>
+        <w:rPr>
+          <w:rFonts w:ascii="Arial" w:eastAsia="Arial" w:hAnsi="Arial"/>
+          <w:sz w:val="18"/>
+          <w:highlight w:val="lightGray"/>
+          <w:shd w:val="clear" w:color="auto" w:fill="B7B7B7"/>
+        </w:rPr>
+        <w:t xml:space="preserve"># Source: Chatgot </w:t>
+      </w:r>
+      <w:r>
+        <w:rPr>
+          <w:rFonts w:ascii="Arial" w:eastAsia="Arial" w:hAnsi="Arial"/>
+          <w:sz w:val="18"/>
+          <w:szCs w:val="14"/>
+          <w:highlight w:val="lightGray"/>
+          <w:shd w:val="clear" w:color="auto" w:fill="B7B7B7"/>
+        </w:rPr>
+        <w:t>(GPT</w:t>
+      </w:r>
+      <w:r>
+        <w:rPr>
+          <w:rFonts w:ascii="Arial" w:eastAsia="Arial" w:hAnsi="Arial" w:cs="Cambria Math"/>
+          <w:sz w:val="18"/>
+          <w:szCs w:val="14"/>
+          <w:highlight w:val="lightGray"/>
+          <w:shd w:val="clear" w:color="auto" w:fill="B7B7B7"/>
+        </w:rPr>
+        <w:t>‑</w:t>
+      </w:r>
+      <w:r>
+        <w:rPr>
+          <w:rFonts w:ascii="Arial" w:eastAsia="Arial" w:hAnsi="Arial"/>
+          <w:sz w:val="18"/>
+          <w:szCs w:val="14"/>
+          <w:highlight w:val="lightGray"/>
+          <w:shd w:val="clear" w:color="auto" w:fill="B7B7B7"/>
+        </w:rPr>
+        <w:t>5 Mini) at [9/4/2025]</w:t>
+      </w:r>
+    </w:p>
+    <w:p>
+      <w:pPr>
+        <w:rPr>
+          <w:rFonts w:ascii="Roboto Mono" w:hAnsi="Roboto Mono"/>
+        </w:rPr>
+      </w:pPr>
       <w:r>
         <w:rPr>
           <w:rFonts w:ascii="Roboto Mono" w:hAnsi="Roboto Mono"/>
           <w:b/>
           <w:bCs/>
-          <w:lang w:bidi="ar-EG"/>
-        </w:rPr>
-        <w:t>level of detail of testware</w:t>
-      </w:r>
-      <w:r>
-        <w:rPr>
-          <w:rFonts w:ascii="Roboto Mono" w:hAnsi="Roboto Mono"/>
-          <w:lang w:bidi="ar-EG"/>
-        </w:rPr>
-        <w:t xml:space="preserve"> should be </w:t>
+        </w:rPr>
+        <w:t>Test Reporting</w:t>
+      </w:r>
+      <w:r>
+        <w:rPr>
+          <w:rFonts w:ascii="Roboto Mono" w:hAnsi="Roboto Mono"/>
+        </w:rPr>
+        <w:t xml:space="preserve"> is the </w:t>
       </w:r>
       <w:r>
         <w:rPr>
           <w:rFonts w:ascii="Roboto Mono" w:hAnsi="Roboto Mono"/>
           <w:b/>
           <w:bCs/>
-          <w:lang w:bidi="ar-EG"/>
-        </w:rPr>
-        <w:t>fit for purpose</w:t>
-      </w:r>
-      <w:r>
-        <w:rPr>
-          <w:rFonts w:ascii="Roboto Mono" w:hAnsi="Roboto Mono"/>
-          <w:lang w:bidi="ar-EG"/>
-        </w:rPr>
-        <w:t>: enough to ensure tests are executed correctly, reproducibly, and efficiently, but not so much that they become unmanageable.</w:t>
-      </w:r>
-    </w:p>
-    <w:p>
-      <w:pPr>
-        <w:rPr>
-          <w:lang w:bidi="ar-EG"/>
-        </w:rPr>
-      </w:pPr>
-      <w:r>
-        <w:rPr>
-          <w:lang w:bidi="ar-EG"/>
-        </w:rPr>
-        <w:pict w14:anchorId="2B4B50C3">
-          <v:rect id="_x0000_i1062" style="width:0;height:1.5pt" o:hralign="center" o:hrstd="t" o:hr="t" fillcolor="#a0a0a0" stroked="f"/>
-        </w:pict>
-      </w:r>
-    </w:p>
-    <w:p>
-      <w:pPr>
-        <w:pStyle w:val="Heading3"/>
-        <w:rPr>
-          <w:lang w:bidi="ar-EG"/>
-        </w:rPr>
-      </w:pPr>
-      <w:r>
-        <w:rPr>
-          <w:rFonts w:ascii="Segoe UI Emoji" w:hAnsi="Segoe UI Emoji" w:cs="Segoe UI Emoji"/>
-          <w:lang w:bidi="ar-EG"/>
-        </w:rPr>
-        <w:t>💡</w:t>
-      </w:r>
-      <w:r>
-        <w:rPr>
-          <w:lang w:bidi="ar-EG"/>
-        </w:rPr>
-        <w:t xml:space="preserve"> In short:</w:t>
-      </w:r>
-    </w:p>
-    <w:p>
-      <w:pPr>
-        <w:spacing w:before="240" w:after="240"/>
-        <w:rPr>
-          <w:lang w:bidi="ar-EG"/>
-        </w:rPr>
-      </w:pPr>
-      <w:r>
-        <w:rPr>
-          <w:b/>
-          <w:shd w:val="clear" w:color="auto" w:fill="B7B7B7"/>
-        </w:rPr>
-        <w:t># Source</w:t>
-      </w:r>
-      <w:r>
-        <w:rPr>
-          <w:shd w:val="clear" w:color="auto" w:fill="B7B7B7"/>
-        </w:rPr>
-        <w:t xml:space="preserve">: </w:t>
-      </w:r>
-      <w:r>
-        <w:rPr>
-          <w:b/>
-          <w:shd w:val="clear" w:color="auto" w:fill="B7B7B7"/>
-        </w:rPr>
-        <w:t xml:space="preserve">Chatgot </w:t>
-      </w:r>
-      <w:r>
-        <w:rPr>
-          <w:b/>
-          <w:sz w:val="14"/>
-          <w:szCs w:val="14"/>
-          <w:shd w:val="clear" w:color="auto" w:fill="B7B7B7"/>
-        </w:rPr>
-        <w:t>(GPT</w:t>
-      </w:r>
-      <w:r>
-        <w:rPr>
-          <w:rFonts w:ascii="Cambria Math" w:hAnsi="Cambria Math" w:cs="Cambria Math"/>
-          <w:b/>
-          <w:sz w:val="14"/>
-          <w:szCs w:val="14"/>
-          <w:shd w:val="clear" w:color="auto" w:fill="B7B7B7"/>
-        </w:rPr>
-        <w:t>‑</w:t>
-      </w:r>
-      <w:r>
-        <w:rPr>
-          <w:b/>
-          <w:sz w:val="14"/>
-          <w:szCs w:val="14"/>
-          <w:shd w:val="clear" w:color="auto" w:fill="B7B7B7"/>
-        </w:rPr>
-        <w:t>5 Mini) at [9/4/2025]</w:t>
-      </w:r>
-      <w:r>
-        <w:rPr>
-          <w:lang w:bidi="ar-EG"/>
-        </w:rPr>
-        <w:br/>
-      </w:r>
-      <w:r>
-        <w:rPr>
+        </w:rPr>
+        <w:t>process of documenting and communicating the results of testing</w:t>
+      </w:r>
+      <w:r>
+        <w:rPr>
+          <w:rFonts w:ascii="Roboto Mono" w:hAnsi="Roboto Mono"/>
+        </w:rPr>
+        <w:t>.</w:t>
+      </w:r>
+    </w:p>
+    <w:p>
+      <w:pPr>
+        <w:rPr>
+          <w:rFonts w:ascii="Roboto Mono" w:hAnsi="Roboto Mono"/>
+        </w:rPr>
+      </w:pPr>
+      <w:r>
+        <w:rPr>
+          <w:rFonts w:ascii="Roboto Mono" w:hAnsi="Roboto Mono"/>
+        </w:rPr>
+        <w:t xml:space="preserve">In other words, it’s </w:t>
+      </w:r>
+      <w:r>
+        <w:rPr>
+          <w:rFonts w:ascii="Roboto Mono" w:hAnsi="Roboto Mono"/>
           <w:b/>
           <w:bCs/>
-          <w:lang w:bidi="ar-EG"/>
-        </w:rPr>
-        <w:t>Testware = All the tools, data, scripts, and documentation needed to test a system effectively.</w:t>
-      </w:r>
-    </w:p>
-    <w:p>
-      <w:pPr>
-        <w:rPr>
-          <w:lang w:bidi="ar-EG"/>
-        </w:rPr>
-      </w:pPr>
-      <w:r>
-        <w:rPr>
-          <w:lang w:bidi="ar-EG"/>
-        </w:rPr>
-        <w:pict w14:anchorId="036608D5">
-          <v:rect id="_x0000_i1063" style="width:0;height:1.5pt" o:hralign="center" o:hrstd="t" o:hr="t" fillcolor="#a0a0a0" stroked="f"/>
-        </w:pict>
-      </w:r>
-    </w:p>
-    <w:p>
-      <w:pPr>
-        <w:pStyle w:val="Heading2"/>
-      </w:pPr>
-      <w:r>
-        <w:lastRenderedPageBreak/>
-        <w:t>Test reporting</w:t>
-      </w:r>
-    </w:p>
-    <w:p>
-      <w:pPr>
-        <w:pStyle w:val="Heading3"/>
-      </w:pPr>
-      <w:r>
-        <w:rPr>
-          <w:rFonts w:ascii="Segoe UI Emoji" w:hAnsi="Segoe UI Emoji" w:cs="Segoe UI Emoji"/>
-        </w:rPr>
-        <w:t>📝</w:t>
-      </w:r>
-      <w:r>
-        <w:t xml:space="preserve"> Definition</w:t>
-      </w:r>
-    </w:p>
-    <w:p>
-      <w:pPr>
-        <w:spacing w:before="240" w:after="240"/>
-      </w:pPr>
-      <w:r>
-        <w:rPr>
-          <w:b/>
-          <w:shd w:val="clear" w:color="auto" w:fill="B7B7B7"/>
-        </w:rPr>
-        <w:t># Source</w:t>
-      </w:r>
-      <w:r>
-        <w:rPr>
-          <w:shd w:val="clear" w:color="auto" w:fill="B7B7B7"/>
-        </w:rPr>
-        <w:t xml:space="preserve">: </w:t>
-      </w:r>
-      <w:r>
-        <w:rPr>
-          <w:b/>
-          <w:shd w:val="clear" w:color="auto" w:fill="B7B7B7"/>
-        </w:rPr>
-        <w:t xml:space="preserve">Chatgot </w:t>
-      </w:r>
-      <w:r>
-        <w:rPr>
-          <w:b/>
-          <w:sz w:val="14"/>
-          <w:szCs w:val="14"/>
-          <w:shd w:val="clear" w:color="auto" w:fill="B7B7B7"/>
-        </w:rPr>
-        <w:t>(GPT</w:t>
-      </w:r>
-      <w:r>
-        <w:rPr>
-          <w:rFonts w:ascii="Cambria Math" w:hAnsi="Cambria Math" w:cs="Cambria Math"/>
-          <w:b/>
-          <w:sz w:val="14"/>
-          <w:szCs w:val="14"/>
-          <w:shd w:val="clear" w:color="auto" w:fill="B7B7B7"/>
-        </w:rPr>
-        <w:t>‑</w:t>
-      </w:r>
-      <w:r>
-        <w:rPr>
-          <w:b/>
-          <w:sz w:val="14"/>
-          <w:szCs w:val="14"/>
-          <w:shd w:val="clear" w:color="auto" w:fill="B7B7B7"/>
-        </w:rPr>
-        <w:t>5 Mini) at [9/4/2025]</w:t>
-      </w:r>
-    </w:p>
-    <w:p>
-      <w:pPr>
-        <w:rPr>
-          <w:rFonts w:ascii="Roboto Mono" w:hAnsi="Roboto Mono"/>
-        </w:rPr>
-      </w:pPr>
-      <w:r>
-        <w:rPr>
-          <w:rFonts w:ascii="Roboto Mono" w:hAnsi="Roboto Mono"/>
-          <w:b/>
-          <w:bCs/>
-        </w:rPr>
-        <w:t>Test Reporting</w:t>
-      </w:r>
-      <w:r>
-        <w:rPr>
-          <w:rFonts w:ascii="Roboto Mono" w:hAnsi="Roboto Mono"/>
-        </w:rPr>
-        <w:t xml:space="preserve"> is the </w:t>
-      </w:r>
-      <w:r>
-        <w:rPr>
-          <w:rFonts w:ascii="Roboto Mono" w:hAnsi="Roboto Mono"/>
-          <w:b/>
-          <w:bCs/>
-        </w:rPr>
-        <w:t>process of documenting and communicating the results of testing</w:t>
-      </w:r>
-      <w:r>
-        <w:rPr>
-          <w:rFonts w:ascii="Roboto Mono" w:hAnsi="Roboto Mono"/>
-        </w:rPr>
-        <w:t>.</w:t>
-      </w:r>
-    </w:p>
-    <w:p>
-      <w:pPr>
-        <w:rPr>
-          <w:rFonts w:ascii="Roboto Mono" w:hAnsi="Roboto Mono"/>
-        </w:rPr>
-      </w:pPr>
-      <w:r>
-        <w:rPr>
-          <w:rFonts w:ascii="Roboto Mono" w:hAnsi="Roboto Mono"/>
-        </w:rPr>
-        <w:t xml:space="preserve">In other words, it’s </w:t>
-      </w:r>
-      <w:r>
-        <w:rPr>
-          <w:rFonts w:ascii="Roboto Mono" w:hAnsi="Roboto Mono"/>
-          <w:b/>
-          <w:bCs/>
         </w:rPr>
         <w:t>how testers share what they found</w:t>
       </w:r>
@@ -10756,7 +10410,7 @@
     </w:p>
     <w:p>
       <w:r>
-        <w:pict w14:anchorId="7C6D8B7F">
+        <w:pict w14:anchorId="4F4C7912">
           <v:rect id="_x0000_i1064" style="width:0;height:1.5pt" o:hralign="center" o:hrstd="t" o:hr="t" fillcolor="#a0a0a0" stroked="f"/>
         </w:pict>
       </w:r>
@@ -10781,48 +10435,39 @@
       </w:pPr>
       <w:r>
         <w:rPr>
-          <w:b/>
-          <w:shd w:val="clear" w:color="auto" w:fill="B7B7B7"/>
-        </w:rPr>
-        <w:t># Source</w:t>
-      </w:r>
-      <w:r>
-        <w:rPr>
-          <w:shd w:val="clear" w:color="auto" w:fill="B7B7B7"/>
-        </w:rPr>
-        <w:t xml:space="preserve">: </w:t>
-      </w:r>
-      <w:r>
-        <w:rPr>
-          <w:b/>
-          <w:shd w:val="clear" w:color="auto" w:fill="B7B7B7"/>
-        </w:rPr>
-        <w:t xml:space="preserve">Chatgot </w:t>
-      </w:r>
-      <w:r>
-        <w:rPr>
-          <w:b/>
-          <w:sz w:val="14"/>
+          <w:rFonts w:ascii="Arial" w:eastAsia="Arial" w:hAnsi="Arial"/>
+          <w:sz w:val="18"/>
+          <w:highlight w:val="lightGray"/>
+          <w:shd w:val="clear" w:color="auto" w:fill="B7B7B7"/>
+        </w:rPr>
+        <w:t xml:space="preserve"># Source: Chatgot </w:t>
+      </w:r>
+      <w:r>
+        <w:rPr>
+          <w:rFonts w:ascii="Arial" w:eastAsia="Arial" w:hAnsi="Arial"/>
+          <w:sz w:val="18"/>
           <w:szCs w:val="14"/>
+          <w:highlight w:val="lightGray"/>
           <w:shd w:val="clear" w:color="auto" w:fill="B7B7B7"/>
         </w:rPr>
         <w:t>(GPT</w:t>
       </w:r>
       <w:r>
         <w:rPr>
-          <w:rFonts w:ascii="Cambria Math" w:hAnsi="Cambria Math" w:cs="Cambria Math"/>
-          <w:b/>
-          <w:sz w:val="14"/>
+          <w:rFonts w:ascii="Arial" w:eastAsia="Arial" w:hAnsi="Arial" w:cs="Cambria Math"/>
+          <w:sz w:val="18"/>
           <w:szCs w:val="14"/>
+          <w:highlight w:val="lightGray"/>
           <w:shd w:val="clear" w:color="auto" w:fill="B7B7B7"/>
         </w:rPr>
         <w:t>‑</w:t>
       </w:r>
       <w:r>
         <w:rPr>
-          <w:b/>
-          <w:sz w:val="14"/>
+          <w:rFonts w:ascii="Arial" w:eastAsia="Arial" w:hAnsi="Arial"/>
+          <w:sz w:val="18"/>
           <w:szCs w:val="14"/>
+          <w:highlight w:val="lightGray"/>
           <w:shd w:val="clear" w:color="auto" w:fill="B7B7B7"/>
         </w:rPr>
         <w:t>5 Mini) at [9/4/2025]</w:t>
@@ -10954,7 +10599,7 @@
     </w:p>
     <w:p>
       <w:r>
-        <w:pict w14:anchorId="118D8937">
+        <w:pict w14:anchorId="43CD995B">
           <v:rect id="_x0000_i1065" style="width:0;height:1.5pt" o:hralign="center" o:hrstd="t" o:hr="t" fillcolor="#a0a0a0" stroked="f"/>
         </w:pict>
       </w:r>
@@ -10979,48 +10624,39 @@
       </w:pPr>
       <w:r>
         <w:rPr>
-          <w:b/>
-          <w:shd w:val="clear" w:color="auto" w:fill="B7B7B7"/>
-        </w:rPr>
-        <w:t># Source</w:t>
-      </w:r>
-      <w:r>
-        <w:rPr>
-          <w:shd w:val="clear" w:color="auto" w:fill="B7B7B7"/>
-        </w:rPr>
-        <w:t xml:space="preserve">: </w:t>
-      </w:r>
-      <w:r>
-        <w:rPr>
-          <w:b/>
-          <w:shd w:val="clear" w:color="auto" w:fill="B7B7B7"/>
-        </w:rPr>
-        <w:t xml:space="preserve">Chatgot </w:t>
-      </w:r>
-      <w:r>
-        <w:rPr>
-          <w:b/>
-          <w:sz w:val="14"/>
+          <w:rFonts w:ascii="Arial" w:eastAsia="Arial" w:hAnsi="Arial"/>
+          <w:sz w:val="18"/>
+          <w:highlight w:val="lightGray"/>
+          <w:shd w:val="clear" w:color="auto" w:fill="B7B7B7"/>
+        </w:rPr>
+        <w:t xml:space="preserve"># Source: Chatgot </w:t>
+      </w:r>
+      <w:r>
+        <w:rPr>
+          <w:rFonts w:ascii="Arial" w:eastAsia="Arial" w:hAnsi="Arial"/>
+          <w:sz w:val="18"/>
           <w:szCs w:val="14"/>
+          <w:highlight w:val="lightGray"/>
           <w:shd w:val="clear" w:color="auto" w:fill="B7B7B7"/>
         </w:rPr>
         <w:t>(GPT</w:t>
       </w:r>
       <w:r>
         <w:rPr>
-          <w:rFonts w:ascii="Cambria Math" w:hAnsi="Cambria Math" w:cs="Cambria Math"/>
-          <w:b/>
-          <w:sz w:val="14"/>
+          <w:rFonts w:ascii="Arial" w:eastAsia="Arial" w:hAnsi="Arial" w:cs="Cambria Math"/>
+          <w:sz w:val="18"/>
           <w:szCs w:val="14"/>
+          <w:highlight w:val="lightGray"/>
           <w:shd w:val="clear" w:color="auto" w:fill="B7B7B7"/>
         </w:rPr>
         <w:t>‑</w:t>
       </w:r>
       <w:r>
         <w:rPr>
-          <w:b/>
-          <w:sz w:val="14"/>
+          <w:rFonts w:ascii="Arial" w:eastAsia="Arial" w:hAnsi="Arial"/>
+          <w:sz w:val="18"/>
           <w:szCs w:val="14"/>
+          <w:highlight w:val="lightGray"/>
           <w:shd w:val="clear" w:color="auto" w:fill="B7B7B7"/>
         </w:rPr>
         <w:t>5 Mini) at [9/4/2025]</w:t>
@@ -11146,7 +10782,6 @@
         <w:rPr>
           <w:rFonts w:ascii="Roboto Mono" w:hAnsi="Roboto Mono"/>
         </w:rPr>
-        <w:lastRenderedPageBreak/>
         <w:t>Pass/fail percentage</w:t>
       </w:r>
     </w:p>
@@ -11381,7 +11016,7 @@
     </w:p>
     <w:p>
       <w:r>
-        <w:pict w14:anchorId="7DD5C30A">
+        <w:pict w14:anchorId="41810E87">
           <v:rect id="_x0000_i1066" style="width:0;height:1.5pt" o:hralign="center" o:hrstd="t" o:hr="t" fillcolor="#a0a0a0" stroked="f"/>
         </w:pict>
       </w:r>
@@ -11406,48 +11041,39 @@
       </w:pPr>
       <w:r>
         <w:rPr>
-          <w:b/>
-          <w:shd w:val="clear" w:color="auto" w:fill="B7B7B7"/>
-        </w:rPr>
-        <w:t># Source</w:t>
-      </w:r>
-      <w:r>
-        <w:rPr>
-          <w:shd w:val="clear" w:color="auto" w:fill="B7B7B7"/>
-        </w:rPr>
-        <w:t xml:space="preserve">: </w:t>
-      </w:r>
-      <w:r>
-        <w:rPr>
-          <w:b/>
-          <w:shd w:val="clear" w:color="auto" w:fill="B7B7B7"/>
-        </w:rPr>
-        <w:t xml:space="preserve">Chatgot </w:t>
-      </w:r>
-      <w:r>
-        <w:rPr>
-          <w:b/>
-          <w:sz w:val="14"/>
+          <w:rFonts w:ascii="Arial" w:eastAsia="Arial" w:hAnsi="Arial"/>
+          <w:sz w:val="18"/>
+          <w:highlight w:val="lightGray"/>
+          <w:shd w:val="clear" w:color="auto" w:fill="B7B7B7"/>
+        </w:rPr>
+        <w:t xml:space="preserve"># Source: Chatgot </w:t>
+      </w:r>
+      <w:r>
+        <w:rPr>
+          <w:rFonts w:ascii="Arial" w:eastAsia="Arial" w:hAnsi="Arial"/>
+          <w:sz w:val="18"/>
           <w:szCs w:val="14"/>
+          <w:highlight w:val="lightGray"/>
           <w:shd w:val="clear" w:color="auto" w:fill="B7B7B7"/>
         </w:rPr>
         <w:t>(GPT</w:t>
       </w:r>
       <w:r>
         <w:rPr>
-          <w:rFonts w:ascii="Cambria Math" w:hAnsi="Cambria Math" w:cs="Cambria Math"/>
-          <w:b/>
-          <w:sz w:val="14"/>
+          <w:rFonts w:ascii="Arial" w:eastAsia="Arial" w:hAnsi="Arial" w:cs="Cambria Math"/>
+          <w:sz w:val="18"/>
           <w:szCs w:val="14"/>
+          <w:highlight w:val="lightGray"/>
           <w:shd w:val="clear" w:color="auto" w:fill="B7B7B7"/>
         </w:rPr>
         <w:t>‑</w:t>
       </w:r>
       <w:r>
         <w:rPr>
-          <w:b/>
-          <w:sz w:val="14"/>
+          <w:rFonts w:ascii="Arial" w:eastAsia="Arial" w:hAnsi="Arial"/>
+          <w:sz w:val="18"/>
           <w:szCs w:val="14"/>
+          <w:highlight w:val="lightGray"/>
           <w:shd w:val="clear" w:color="auto" w:fill="B7B7B7"/>
         </w:rPr>
         <w:t>5 Mini) at [9/4/2025]</w:t>
@@ -11593,7 +11219,6 @@
         <w:rPr>
           <w:rFonts w:ascii="Roboto Mono" w:hAnsi="Roboto Mono"/>
         </w:rPr>
-        <w:lastRenderedPageBreak/>
         <w:t>Defects logged: 8 critical, 5 major, 2 minor</w:t>
       </w:r>
     </w:p>
@@ -11637,7 +11262,7 @@
     </w:p>
     <w:p>
       <w:r>
-        <w:pict w14:anchorId="0CA86274">
+        <w:pict w14:anchorId="0F171C0D">
           <v:rect id="_x0000_i1067" style="width:0;height:1.5pt" o:hralign="center" o:hrstd="t" o:hr="t" fillcolor="#a0a0a0" stroked="f"/>
         </w:pict>
       </w:r>
@@ -11665,83 +11290,78 @@
       </w:pPr>
       <w:r>
         <w:rPr>
-          <w:b/>
-          <w:shd w:val="clear" w:color="auto" w:fill="B7B7B7"/>
-        </w:rPr>
-        <w:t># Source</w:t>
-      </w:r>
-      <w:r>
-        <w:rPr>
-          <w:shd w:val="clear" w:color="auto" w:fill="B7B7B7"/>
-        </w:rPr>
-        <w:t xml:space="preserve">: </w:t>
-      </w:r>
-      <w:r>
-        <w:rPr>
-          <w:b/>
-          <w:shd w:val="clear" w:color="auto" w:fill="B7B7B7"/>
-        </w:rPr>
-        <w:t xml:space="preserve">Chatgot </w:t>
-      </w:r>
-      <w:r>
-        <w:rPr>
-          <w:b/>
-          <w:sz w:val="14"/>
+          <w:rFonts w:ascii="Arial" w:eastAsia="Arial" w:hAnsi="Arial"/>
+          <w:sz w:val="18"/>
+          <w:highlight w:val="lightGray"/>
+          <w:shd w:val="clear" w:color="auto" w:fill="B7B7B7"/>
+        </w:rPr>
+        <w:t xml:space="preserve"># Source: Chatgot </w:t>
+      </w:r>
+      <w:r>
+        <w:rPr>
+          <w:rFonts w:ascii="Arial" w:eastAsia="Arial" w:hAnsi="Arial"/>
+          <w:sz w:val="18"/>
           <w:szCs w:val="14"/>
+          <w:highlight w:val="lightGray"/>
           <w:shd w:val="clear" w:color="auto" w:fill="B7B7B7"/>
         </w:rPr>
         <w:t>(GPT</w:t>
       </w:r>
       <w:r>
         <w:rPr>
-          <w:rFonts w:ascii="Cambria Math" w:hAnsi="Cambria Math" w:cs="Cambria Math"/>
-          <w:b/>
-          <w:sz w:val="14"/>
+          <w:rFonts w:ascii="Arial" w:eastAsia="Arial" w:hAnsi="Arial" w:cs="Cambria Math"/>
+          <w:sz w:val="18"/>
           <w:szCs w:val="14"/>
+          <w:highlight w:val="lightGray"/>
           <w:shd w:val="clear" w:color="auto" w:fill="B7B7B7"/>
         </w:rPr>
         <w:t>‑</w:t>
       </w:r>
       <w:r>
         <w:rPr>
-          <w:b/>
-          <w:sz w:val="14"/>
+          <w:rFonts w:ascii="Arial" w:eastAsia="Arial" w:hAnsi="Arial"/>
+          <w:sz w:val="18"/>
           <w:szCs w:val="14"/>
+          <w:highlight w:val="lightGray"/>
           <w:shd w:val="clear" w:color="auto" w:fill="B7B7B7"/>
         </w:rPr>
         <w:t>5 Mini) at [9/4/2025]</w:t>
       </w:r>
       <w:r>
+        <w:rPr>
+          <w:rFonts w:ascii="Arial" w:eastAsia="Arial" w:hAnsi="Arial"/>
+          <w:sz w:val="18"/>
+          <w:highlight w:val="lightGray"/>
+        </w:rPr>
         <w:br/>
-      </w:r>
-      <w:r>
-        <w:rPr>
-          <w:rFonts w:ascii="Roboto Mono" w:hAnsi="Roboto Mono"/>
-        </w:rPr>
         <w:t xml:space="preserve">Test reporting ensures </w:t>
       </w:r>
       <w:r>
         <w:rPr>
-          <w:rFonts w:ascii="Roboto Mono" w:hAnsi="Roboto Mono"/>
-          <w:b/>
+          <w:rFonts w:ascii="Arial" w:eastAsia="Arial" w:hAnsi="Arial"/>
           <w:bCs/>
+          <w:sz w:val="18"/>
+          <w:highlight w:val="lightGray"/>
         </w:rPr>
         <w:t>transparent communication</w:t>
       </w:r>
       <w:r>
         <w:rPr>
-          <w:rFonts w:ascii="Roboto Mono" w:hAnsi="Roboto Mono"/>
+          <w:rFonts w:ascii="Arial" w:eastAsia="Arial" w:hAnsi="Arial"/>
+          <w:sz w:val="18"/>
+          <w:highlight w:val="lightGray"/>
         </w:rPr>
         <w:t xml:space="preserve"> of testing progress and quality status — it’s essential for stakeholders to make informed decisions about software release.</w:t>
       </w:r>
     </w:p>
     <w:p>
       <w:r>
-        <w:pict w14:anchorId="32D5AD85">
+        <w:pict w14:anchorId="049BCB62">
           <v:rect id="_x0000_i1068" style="width:0;height:1.5pt" o:hralign="center" o:hrstd="t" o:hr="t" fillcolor="#a0a0a0" stroked="f"/>
         </w:pict>
       </w:r>
     </w:p>
+    <w:p/>
     <w:p/>
     <w:p/>
     <w:sectPr>
@@ -16267,7 +15887,6 @@
   <w:style w:type="paragraph" w:default="1" w:styleId="Normal">
     <w:name w:val="Normal"/>
     <w:qFormat/>
-    <w:rsid w:val="00946B70"/>
   </w:style>
   <w:style w:type="paragraph" w:styleId="Heading1">
     <w:name w:val="heading 1"/>
@@ -16276,7 +15895,7 @@
     <w:link w:val="Heading1Char"/>
     <w:uiPriority w:val="9"/>
     <w:qFormat/>
-    <w:rsid w:val="00DE3F81"/>
+    <w:rsid w:val="00E061D6"/>
     <w:pPr>
       <w:keepNext/>
       <w:keepLines/>
@@ -16298,7 +15917,7 @@
     <w:uiPriority w:val="9"/>
     <w:unhideWhenUsed/>
     <w:qFormat/>
-    <w:rsid w:val="00DE3F81"/>
+    <w:rsid w:val="00E061D6"/>
     <w:pPr>
       <w:keepNext/>
       <w:keepLines/>
@@ -16320,7 +15939,7 @@
     <w:uiPriority w:val="9"/>
     <w:unhideWhenUsed/>
     <w:qFormat/>
-    <w:rsid w:val="00DE3F81"/>
+    <w:rsid w:val="00E061D6"/>
     <w:pPr>
       <w:keepNext/>
       <w:keepLines/>
@@ -16342,7 +15961,7 @@
     <w:uiPriority w:val="9"/>
     <w:unhideWhenUsed/>
     <w:qFormat/>
-    <w:rsid w:val="00DE3F81"/>
+    <w:rsid w:val="00E061D6"/>
     <w:pPr>
       <w:keepNext/>
       <w:keepLines/>
@@ -16365,7 +15984,7 @@
     <w:semiHidden/>
     <w:unhideWhenUsed/>
     <w:qFormat/>
-    <w:rsid w:val="00DE3F81"/>
+    <w:rsid w:val="00E061D6"/>
     <w:pPr>
       <w:keepNext/>
       <w:keepLines/>
@@ -16386,7 +16005,7 @@
     <w:semiHidden/>
     <w:unhideWhenUsed/>
     <w:qFormat/>
-    <w:rsid w:val="00DE3F81"/>
+    <w:rsid w:val="00E061D6"/>
     <w:pPr>
       <w:keepNext/>
       <w:keepLines/>
@@ -16409,7 +16028,7 @@
     <w:semiHidden/>
     <w:unhideWhenUsed/>
     <w:qFormat/>
-    <w:rsid w:val="00DE3F81"/>
+    <w:rsid w:val="00E061D6"/>
     <w:pPr>
       <w:keepNext/>
       <w:keepLines/>
@@ -16430,7 +16049,7 @@
     <w:semiHidden/>
     <w:unhideWhenUsed/>
     <w:qFormat/>
-    <w:rsid w:val="00DE3F81"/>
+    <w:rsid w:val="00E061D6"/>
     <w:pPr>
       <w:keepNext/>
       <w:keepLines/>
@@ -16453,7 +16072,7 @@
     <w:semiHidden/>
     <w:unhideWhenUsed/>
     <w:qFormat/>
-    <w:rsid w:val="00DE3F81"/>
+    <w:rsid w:val="00E061D6"/>
     <w:pPr>
       <w:keepNext/>
       <w:keepLines/>
@@ -16497,7 +16116,7 @@
     <w:basedOn w:val="DefaultParagraphFont"/>
     <w:link w:val="Heading1"/>
     <w:uiPriority w:val="9"/>
-    <w:rsid w:val="00DE3F81"/>
+    <w:rsid w:val="00E061D6"/>
     <w:rPr>
       <w:rFonts w:asciiTheme="majorHAnsi" w:eastAsiaTheme="majorEastAsia" w:hAnsiTheme="majorHAnsi" w:cstheme="majorBidi"/>
       <w:color w:val="2F5496" w:themeColor="accent1" w:themeShade="BF"/>
@@ -16510,7 +16129,7 @@
     <w:basedOn w:val="DefaultParagraphFont"/>
     <w:link w:val="Heading2"/>
     <w:uiPriority w:val="9"/>
-    <w:rsid w:val="00DE3F81"/>
+    <w:rsid w:val="00E061D6"/>
     <w:rPr>
       <w:rFonts w:asciiTheme="majorHAnsi" w:eastAsiaTheme="majorEastAsia" w:hAnsiTheme="majorHAnsi" w:cstheme="majorBidi"/>
       <w:color w:val="2F5496" w:themeColor="accent1" w:themeShade="BF"/>
@@ -16523,7 +16142,7 @@
     <w:basedOn w:val="DefaultParagraphFont"/>
     <w:link w:val="Heading3"/>
     <w:uiPriority w:val="9"/>
-    <w:rsid w:val="00DE3F81"/>
+    <w:rsid w:val="00E061D6"/>
     <w:rPr>
       <w:rFonts w:eastAsiaTheme="majorEastAsia" w:cstheme="majorBidi"/>
       <w:color w:val="2F5496" w:themeColor="accent1" w:themeShade="BF"/>
@@ -16536,7 +16155,7 @@
     <w:basedOn w:val="DefaultParagraphFont"/>
     <w:link w:val="Heading4"/>
     <w:uiPriority w:val="9"/>
-    <w:rsid w:val="00DE3F81"/>
+    <w:rsid w:val="00E061D6"/>
     <w:rPr>
       <w:rFonts w:eastAsiaTheme="majorEastAsia" w:cstheme="majorBidi"/>
       <w:i/>
@@ -16550,7 +16169,7 @@
     <w:link w:val="Heading5"/>
     <w:uiPriority w:val="9"/>
     <w:semiHidden/>
-    <w:rsid w:val="00DE3F81"/>
+    <w:rsid w:val="00E061D6"/>
     <w:rPr>
       <w:rFonts w:eastAsiaTheme="majorEastAsia" w:cstheme="majorBidi"/>
       <w:color w:val="2F5496" w:themeColor="accent1" w:themeShade="BF"/>
@@ -16562,7 +16181,7 @@
     <w:link w:val="Heading6"/>
     <w:uiPriority w:val="9"/>
     <w:semiHidden/>
-    <w:rsid w:val="00DE3F81"/>
+    <w:rsid w:val="00E061D6"/>
     <w:rPr>
       <w:rFonts w:eastAsiaTheme="majorEastAsia" w:cstheme="majorBidi"/>
       <w:i/>
@@ -16576,7 +16195,7 @@
     <w:link w:val="Heading7"/>
     <w:uiPriority w:val="9"/>
     <w:semiHidden/>
-    <w:rsid w:val="00DE3F81"/>
+    <w:rsid w:val="00E061D6"/>
     <w:rPr>
       <w:rFonts w:eastAsiaTheme="majorEastAsia" w:cstheme="majorBidi"/>
       <w:color w:val="595959" w:themeColor="text1" w:themeTint="A6"/>
@@ -16588,7 +16207,7 @@
     <w:link w:val="Heading8"/>
     <w:uiPriority w:val="9"/>
     <w:semiHidden/>
-    <w:rsid w:val="00DE3F81"/>
+    <w:rsid w:val="00E061D6"/>
     <w:rPr>
       <w:rFonts w:eastAsiaTheme="majorEastAsia" w:cstheme="majorBidi"/>
       <w:i/>
@@ -16602,7 +16221,7 @@
     <w:link w:val="Heading9"/>
     <w:uiPriority w:val="9"/>
     <w:semiHidden/>
-    <w:rsid w:val="00DE3F81"/>
+    <w:rsid w:val="00E061D6"/>
     <w:rPr>
       <w:rFonts w:eastAsiaTheme="majorEastAsia" w:cstheme="majorBidi"/>
       <w:color w:val="272727" w:themeColor="text1" w:themeTint="D8"/>
@@ -16615,7 +16234,7 @@
     <w:link w:val="TitleChar"/>
     <w:uiPriority w:val="10"/>
     <w:qFormat/>
-    <w:rsid w:val="00DE3F81"/>
+    <w:rsid w:val="00E061D6"/>
     <w:pPr>
       <w:spacing w:after="80" w:line="240" w:lineRule="auto"/>
       <w:contextualSpacing/>
@@ -16633,7 +16252,7 @@
     <w:basedOn w:val="DefaultParagraphFont"/>
     <w:link w:val="Title"/>
     <w:uiPriority w:val="10"/>
-    <w:rsid w:val="00DE3F81"/>
+    <w:rsid w:val="00E061D6"/>
     <w:rPr>
       <w:rFonts w:asciiTheme="majorHAnsi" w:eastAsiaTheme="majorEastAsia" w:hAnsiTheme="majorHAnsi" w:cstheme="majorBidi"/>
       <w:spacing w:val="-10"/>
@@ -16649,7 +16268,7 @@
     <w:link w:val="SubtitleChar"/>
     <w:uiPriority w:val="11"/>
     <w:qFormat/>
-    <w:rsid w:val="00DE3F81"/>
+    <w:rsid w:val="00E061D6"/>
     <w:pPr>
       <w:numPr>
         <w:ilvl w:val="1"/>
@@ -16668,7 +16287,7 @@
     <w:basedOn w:val="DefaultParagraphFont"/>
     <w:link w:val="Subtitle"/>
     <w:uiPriority w:val="11"/>
-    <w:rsid w:val="00DE3F81"/>
+    <w:rsid w:val="00E061D6"/>
     <w:rPr>
       <w:rFonts w:eastAsiaTheme="majorEastAsia" w:cstheme="majorBidi"/>
       <w:color w:val="595959" w:themeColor="text1" w:themeTint="A6"/>
@@ -16684,7 +16303,7 @@
     <w:link w:val="QuoteChar"/>
     <w:uiPriority w:val="29"/>
     <w:qFormat/>
-    <w:rsid w:val="00DE3F81"/>
+    <w:rsid w:val="00E061D6"/>
     <w:pPr>
       <w:spacing w:before="160"/>
       <w:jc w:val="center"/>
@@ -16700,7 +16319,7 @@
     <w:basedOn w:val="DefaultParagraphFont"/>
     <w:link w:val="Quote"/>
     <w:uiPriority w:val="29"/>
-    <w:rsid w:val="00DE3F81"/>
+    <w:rsid w:val="00E061D6"/>
     <w:rPr>
       <w:i/>
       <w:iCs/>
@@ -16712,7 +16331,7 @@
     <w:basedOn w:val="Normal"/>
     <w:uiPriority w:val="34"/>
     <w:qFormat/>
-    <w:rsid w:val="00DE3F81"/>
+    <w:rsid w:val="00E061D6"/>
     <w:pPr>
       <w:ind w:left="720"/>
       <w:contextualSpacing/>
@@ -16723,7 +16342,7 @@
     <w:basedOn w:val="DefaultParagraphFont"/>
     <w:uiPriority w:val="21"/>
     <w:qFormat/>
-    <w:rsid w:val="00DE3F81"/>
+    <w:rsid w:val="00E061D6"/>
     <w:rPr>
       <w:i/>
       <w:iCs/>
@@ -16737,7 +16356,7 @@
     <w:link w:val="IntenseQuoteChar"/>
     <w:uiPriority w:val="30"/>
     <w:qFormat/>
-    <w:rsid w:val="00DE3F81"/>
+    <w:rsid w:val="00E061D6"/>
     <w:pPr>
       <w:pBdr>
         <w:top w:val="single" w:sz="4" w:space="10" w:color="2F5496" w:themeColor="accent1" w:themeShade="BF"/>
@@ -16758,7 +16377,7 @@
     <w:basedOn w:val="DefaultParagraphFont"/>
     <w:link w:val="IntenseQuote"/>
     <w:uiPriority w:val="30"/>
-    <w:rsid w:val="00DE3F81"/>
+    <w:rsid w:val="00E061D6"/>
     <w:rPr>
       <w:i/>
       <w:iCs/>
@@ -16770,7 +16389,7 @@
     <w:basedOn w:val="DefaultParagraphFont"/>
     <w:uiPriority w:val="32"/>
     <w:qFormat/>
-    <w:rsid w:val="00DE3F81"/>
+    <w:rsid w:val="00E061D6"/>
     <w:rPr>
       <w:b/>
       <w:bCs/>
